--- a/05_논문작성/v4/석사학위논문_초고_요약_김승민.docx
+++ b/05_논문작성/v4/석사학위논문_초고_요약_김승민.docx
@@ -935,75 +935,25 @@
           <w:rFonts w:ascii="Times New Roman" w:cs="Times New Roman" w:eastAsia="바탕" w:hAnsi="Times New Roman"/>
           <w:lang w:val="en-US" w:eastAsia="ko-KR"/>
         </w:rPr>
-        <w:t xml:space="preserve">4. 한계와 남은 일</w:t>
-      </w:r>
-    </w:p>
-    <w:p>
-      <w:pPr>
-        <w:pStyle w:val="ListParagraph"/>
-        <w:keepNext/>
-        <w:keepLines/>
-        <w:widowControl/>
-        <w:numPr>
-          <w:ilvl w:val="0"/>
-          <w:numId w:val="2"/>
-        </w:numPr>
-        <w:spacing w:after="60" w:line="384"/>
-        <w:jc w:val="both"/>
-      </w:pPr>
-      <w:r>
-        <w:rPr>
-          <w:rFonts w:ascii="Times New Roman" w:cs="Times New Roman" w:eastAsia="바탕" w:hAnsi="Times New Roman"/>
-          <w:b/>
-          <w:bCs/>
-          <w:sz w:val="21"/>
-          <w:szCs w:val="21"/>
-          <w:lang w:val="en-US" w:eastAsia="ko-KR"/>
-        </w:rPr>
-        <w:t xml:space="preserve">한계</w:t>
-      </w:r>
-      <w:r>
-        <w:rPr>
-          <w:rFonts w:ascii="Times New Roman" w:cs="Times New Roman" w:eastAsia="바탕" w:hAnsi="Times New Roman"/>
-          <w:sz w:val="21"/>
-          <w:szCs w:val="21"/>
-          <w:lang w:val="en-US" w:eastAsia="ko-KR"/>
-        </w:rPr>
-        <w:t xml:space="preserve">: 80% 구간만 평가(일부 모델이 극단 분위수를 내지 않음), 다음 날 예측만, 대형주 10종목, Chronos-T5는 계산 시간상 base 크기.</w:t>
-      </w:r>
-    </w:p>
-    <w:p>
-      <w:pPr>
-        <w:pStyle w:val="ListParagraph"/>
+        <w:t xml:space="preserve">4. 한계</w:t>
+      </w:r>
+    </w:p>
+    <w:p>
+      <w:pPr>
         <w:keepNext w:val="false"/>
-        <w:keepLines/>
-        <w:widowControl/>
-        <w:numPr>
-          <w:ilvl w:val="0"/>
-          <w:numId w:val="2"/>
-        </w:numPr>
-        <w:spacing w:after="60" w:line="384"/>
-        <w:jc w:val="both"/>
-      </w:pPr>
-      <w:r>
-        <w:rPr>
-          <w:rFonts w:ascii="Times New Roman" w:cs="Times New Roman" w:eastAsia="바탕" w:hAnsi="Times New Roman"/>
-          <w:b/>
-          <w:bCs/>
-          <w:sz w:val="21"/>
-          <w:szCs w:val="21"/>
-          <w:lang w:val="en-US" w:eastAsia="ko-KR"/>
-        </w:rPr>
-        <w:t xml:space="preserve">남은 일</w:t>
-      </w:r>
-      <w:r>
-        <w:rPr>
-          <w:rFonts w:ascii="Times New Roman" w:cs="Times New Roman" w:eastAsia="바탕" w:hAnsi="Times New Roman"/>
-          <w:sz w:val="21"/>
-          <w:szCs w:val="21"/>
-          <w:lang w:val="en-US" w:eastAsia="ko-KR"/>
-        </w:rPr>
-        <w:t xml:space="preserve">: 학교 양식 적용(수식 번호 등), 분량 보강, 부록 보완(보정 후 세부 지표 등). 부록 A(사전등록·재현 정보)·B(특성 강도 비교)·C(종목별 커버리지)는 초고에 포함했고, 2장 인용은 원문 PDF로 대조를 마쳤습니다.</w:t>
+        <w:widowControl/>
+        <w:spacing w:after="120" w:before="0" w:line="384"/>
+        <w:ind w:firstLine="200"/>
+        <w:jc w:val="both"/>
+      </w:pPr>
+      <w:r>
+        <w:rPr>
+          <w:rFonts w:ascii="Times New Roman" w:cs="Times New Roman" w:eastAsia="바탕" w:hAnsi="Times New Roman"/>
+          <w:sz w:val="21"/>
+          <w:szCs w:val="21"/>
+          <w:lang w:val="en-US" w:eastAsia="ko-KR"/>
+        </w:rPr>
+        <w:t xml:space="preserve">80% 구간만 평가하였고(일부 모델이 극단 분위수를 출력하지 않음), 다음 날 예측과 미국·한국 대형주 10종목에 한정됩니다. Chronos-T5는 계산 시간 문제로 base 크기를 사용하였습니다.</w:t>
       </w:r>
     </w:p>
     <w:sectPr>

--- a/05_논문작성/v4/석사학위논문_초고_요약_김승민.docx
+++ b/05_논문작성/v4/석사학위논문_초고_요약_김승민.docx
@@ -130,7 +130,7 @@
           <w:szCs w:val="21"/>
           <w:lang w:val="en-US" w:eastAsia="ko-KR"/>
         </w:rPr>
-        <w:t xml:space="preserve">: 사전학습 시계열 모델의 금융 수익률 예측구간: 오차의 출처와 재학습 없는 사후보정 (부제: 실측 기반 합성 통제 실험과 미국·한국 대형주 실증)</w:t>
+        <w:t xml:space="preserve">: 사전학습 시계열 모델의 금융 수익률 예측구간: 오차의 출처와 재학습 없는 사후보정 (부제: 실측 기반 합성 데이터 통제 실험과 미국·한국 대형주 실증)</w:t>
       </w:r>
     </w:p>
     <w:p>
@@ -263,7 +263,7 @@
           <w:szCs w:val="21"/>
           <w:lang w:val="en-US" w:eastAsia="ko-KR"/>
         </w:rPr>
-        <w:t xml:space="preserve">: 모델을 재학습하지 않는 온라인 사후보정(ACI-CQR)으로 커버리지를 80%로 복원할 수 있는가? 그 대가는 무엇인가?</w:t>
+        <w:t xml:space="preserve">: 모델을 재학습하지 않는 온라인 사후보정(ACI-CQR)으로 커버리지를 80%로 복원할 수 있는가? 그에 수반되는 구간 폭의 확대는 어느 정도인가?</w:t>
       </w:r>
     </w:p>
     <w:p>
@@ -607,7 +607,7 @@
           <w:szCs w:val="21"/>
           <w:lang w:val="en-US" w:eastAsia="ko-KR"/>
         </w:rPr>
-        <w:t xml:space="preserve">가설과 다른 점: 군집만 일부 조건에서 커버리지를 낮췄고(실질 하락 2개 조건, −2.0~−2.5%p), </w:t>
+        <w:t xml:space="preserve">가설과 다른 점: 변동성 군집만 일부 조건에서 커버리지를 낮췄고(실질 하락 2개 조건, −2.0~−2.5%p), </w:t>
       </w:r>
       <w:r>
         <w:rPr>
@@ -618,7 +618,7 @@
           <w:szCs w:val="21"/>
           <w:lang w:val="en-US" w:eastAsia="ko-KR"/>
         </w:rPr>
-        <w:t xml:space="preserve">꼬리와 잦은 국면 전환은 오히려 높였습니다</w:t>
+        <w:t xml:space="preserve">두꺼운 꼬리와 잦은 국면 전환 특성은 오히려 커버리지를 높였습니다</w:t>
       </w:r>
       <w:r>
         <w:rPr>
@@ -753,7 +753,7 @@
           <w:szCs w:val="21"/>
           <w:lang w:val="en-US" w:eastAsia="ko-KR"/>
         </w:rPr>
-        <w:t xml:space="preserve">정확도(분위수 손실)는 16개 조건 중 </w:t>
+        <w:t xml:space="preserve">분포 정확도를 나타내는 분위수 손실은 16개 조건 중 </w:t>
       </w:r>
       <w:r>
         <w:rPr>
@@ -764,16 +764,16 @@
           <w:szCs w:val="21"/>
           <w:lang w:val="en-US" w:eastAsia="ko-KR"/>
         </w:rPr>
-        <w:t xml:space="preserve">13개에서 RW보다 나빴고</w:t>
-      </w:r>
-      <w:r>
-        <w:rPr>
-          <w:rFonts w:ascii="Times New Roman" w:cs="Times New Roman" w:eastAsia="바탕" w:hAnsi="Times New Roman"/>
-          <w:sz w:val="21"/>
-          <w:szCs w:val="21"/>
-          <w:lang w:val="en-US" w:eastAsia="ko-KR"/>
-        </w:rPr>
-        <w:t xml:space="preserve">, 가장 좋은 조건도 RW와 같은 수준이었습니다. 모델 공개 이후 기간만 따로 봐도 같습니다.</w:t>
+        <w:t xml:space="preserve">13개에서 RW보다 컸으며</w:t>
+      </w:r>
+      <w:r>
+        <w:rPr>
+          <w:rFonts w:ascii="Times New Roman" w:cs="Times New Roman" w:eastAsia="바탕" w:hAnsi="Times New Roman"/>
+          <w:sz w:val="21"/>
+          <w:szCs w:val="21"/>
+          <w:lang w:val="en-US" w:eastAsia="ko-KR"/>
+        </w:rPr>
+        <w:t xml:space="preserve">, 가장 우수한 조건도 RW와 유사한 수준에 그쳤습니다. 모델 공개 이후 기간만 따로 봐도 같습니다.</w:t>
       </w:r>
     </w:p>
     <w:p>
@@ -899,7 +899,7 @@
           <w:szCs w:val="21"/>
           <w:lang w:val="en-US" w:eastAsia="ko-KR"/>
         </w:rPr>
-        <w:t xml:space="preserve">대가는 구간 폭입니다. 보정된 구간은 이상적인 구간보다 6~48% 넓습니다.</w:t>
+        <w:t xml:space="preserve">그에 상응하여 보정된 구간의 폭은 이상적인 구간보다 6~48% 넓어졌습니다.</w:t>
       </w:r>
     </w:p>
     <w:p>
@@ -1401,6 +1401,44 @@
       <w:szCs w:val="19"/>
     </w:rPr>
   </w:style>
+  <w:style w:type="paragraph" w:styleId="TOC1">
+    <w:name w:val="toc 1"/>
+    <w:basedOn w:val="Normal"/>
+    <w:next w:val="Normal"/>
+    <w:pPr>
+      <w:spacing w:after="40" w:before="160"/>
+    </w:pPr>
+    <w:rPr>
+      <w:sz w:val="21"/>
+      <w:szCs w:val="21"/>
+    </w:rPr>
+  </w:style>
+  <w:style w:type="paragraph" w:styleId="TOC2">
+    <w:name w:val="toc 2"/>
+    <w:basedOn w:val="Normal"/>
+    <w:next w:val="Normal"/>
+    <w:pPr>
+      <w:spacing w:after="40" w:before="0"/>
+      <w:ind w:left="300"/>
+    </w:pPr>
+    <w:rPr>
+      <w:sz w:val="21"/>
+      <w:szCs w:val="21"/>
+    </w:rPr>
+  </w:style>
+  <w:style w:type="paragraph" w:styleId="TOC3">
+    <w:name w:val="toc 3"/>
+    <w:basedOn w:val="Normal"/>
+    <w:next w:val="Normal"/>
+    <w:pPr>
+      <w:spacing w:after="40" w:before="0"/>
+      <w:ind w:left="600"/>
+    </w:pPr>
+    <w:rPr>
+      <w:sz w:val="21"/>
+      <w:szCs w:val="21"/>
+    </w:rPr>
+  </w:style>
   <w:style w:type="paragraph" w:styleId="Heading1">
     <w:name w:val="Heading 1"/>
     <w:basedOn w:val="Normal"/>

--- a/05_논문작성/v4/석사학위논문_초고_요약_김승민.docx
+++ b/05_논문작성/v4/석사학위논문_초고_요약_김승민.docx
@@ -9,7 +9,7 @@
       </w:pPr>
       <w:r>
         <w:rPr>
-          <w:rFonts w:ascii="Times New Roman" w:cs="Times New Roman" w:eastAsia="바탕" w:hAnsi="Times New Roman"/>
+          <w:rFonts w:ascii="굴림체" w:cs="굴림체" w:eastAsia="굴림체" w:hAnsi="굴림체"/>
           <w:lang w:val="en-US" w:eastAsia="ko-KR"/>
         </w:rPr>
         <w:t xml:space="preserve">석사학위논문 초고 요약</w:t>
@@ -20,12 +20,12 @@
         <w:keepNext w:val="false"/>
         <w:widowControl/>
         <w:spacing w:after="120" w:before="0" w:line="384"/>
-        <w:ind w:firstLine="200"/>
-        <w:jc w:val="both"/>
-      </w:pPr>
-      <w:r>
-        <w:rPr>
-          <w:rFonts w:ascii="Times New Roman" w:cs="Times New Roman" w:eastAsia="바탕" w:hAnsi="Times New Roman"/>
+        <w:ind w:firstLine="210"/>
+        <w:jc w:val="both"/>
+      </w:pPr>
+      <w:r>
+        <w:rPr>
+          <w:rFonts w:ascii="굴림체" w:cs="굴림체" w:eastAsia="굴림체" w:hAnsi="굴림체"/>
           <w:sz w:val="21"/>
           <w:szCs w:val="21"/>
           <w:lang w:val="en-US" w:eastAsia="ko-KR"/>
@@ -40,7 +40,7 @@
       </w:pPr>
       <w:r>
         <w:rPr>
-          <w:rFonts w:ascii="Times New Roman" w:cs="Times New Roman" w:eastAsia="바탕" w:hAnsi="Times New Roman"/>
+          <w:rFonts w:ascii="굴림체" w:cs="굴림체" w:eastAsia="굴림체" w:hAnsi="굴림체"/>
           <w:lang w:val="en-US" w:eastAsia="ko-KR"/>
         </w:rPr>
         <w:t xml:space="preserve">한 줄 요약</w:t>
@@ -51,57 +51,17 @@
         <w:keepNext w:val="false"/>
         <w:widowControl/>
         <w:spacing w:after="120" w:before="0" w:line="384"/>
-        <w:ind w:firstLine="200"/>
-        <w:jc w:val="both"/>
-      </w:pPr>
-      <w:r>
-        <w:rPr>
-          <w:rFonts w:ascii="Times New Roman" w:cs="Times New Roman" w:eastAsia="바탕" w:hAnsi="Times New Roman"/>
-          <w:sz w:val="21"/>
-          <w:szCs w:val="21"/>
-          <w:lang w:val="en-US" w:eastAsia="ko-KR"/>
-        </w:rPr>
-        <w:t xml:space="preserve">사전학습 시계열 모델(TSFM)이 내는 주가 수익률 80% 예측구간의 오차는 </w:t>
-      </w:r>
-      <w:r>
-        <w:rPr>
-          <w:rFonts w:ascii="Times New Roman" w:cs="Times New Roman" w:eastAsia="바탕" w:hAnsi="Times New Roman"/>
-          <w:b/>
-          <w:bCs/>
-          <w:sz w:val="21"/>
-          <w:szCs w:val="21"/>
-          <w:lang w:val="en-US" w:eastAsia="ko-KR"/>
-        </w:rPr>
-        <w:t xml:space="preserve">금융 데이터의 특성보다 모델과 입력 설정에서 오며</w:t>
-      </w:r>
-      <w:r>
-        <w:rPr>
-          <w:rFonts w:ascii="Times New Roman" w:cs="Times New Roman" w:eastAsia="바탕" w:hAnsi="Times New Roman"/>
-          <w:sz w:val="21"/>
-          <w:szCs w:val="21"/>
-          <w:lang w:val="en-US" w:eastAsia="ko-KR"/>
-        </w:rPr>
-        <w:t xml:space="preserve">, 재학습 없는 </w:t>
-      </w:r>
-      <w:r>
-        <w:rPr>
-          <w:rFonts w:ascii="Times New Roman" w:cs="Times New Roman" w:eastAsia="바탕" w:hAnsi="Times New Roman"/>
-          <w:b/>
-          <w:bCs/>
-          <w:sz w:val="21"/>
-          <w:szCs w:val="21"/>
-          <w:lang w:val="en-US" w:eastAsia="ko-KR"/>
-        </w:rPr>
-        <w:t xml:space="preserve">사후보정으로 모든 경우에 80%로 복원</w:t>
-      </w:r>
-      <w:r>
-        <w:rPr>
-          <w:rFonts w:ascii="Times New Roman" w:cs="Times New Roman" w:eastAsia="바탕" w:hAnsi="Times New Roman"/>
-          <w:sz w:val="21"/>
-          <w:szCs w:val="21"/>
-          <w:lang w:val="en-US" w:eastAsia="ko-KR"/>
-        </w:rPr>
-        <w:t xml:space="preserve">됩니다. 다만 예측 정확도 자체는 과거 변동성 기반 단순 정규분포(RW)를 넘지 못합니다.</w:t>
+        <w:ind w:firstLine="210"/>
+        <w:jc w:val="both"/>
+      </w:pPr>
+      <w:r>
+        <w:rPr>
+          <w:rFonts w:ascii="굴림체" w:cs="굴림체" w:eastAsia="굴림체" w:hAnsi="굴림체"/>
+          <w:sz w:val="21"/>
+          <w:szCs w:val="21"/>
+          <w:lang w:val="en-US" w:eastAsia="ko-KR"/>
+        </w:rPr>
+        <w:t xml:space="preserve">사전학습 시계열 모델(TSFM)이 내는 주가 수익률 80% 예측구간의 오차는 금융 데이터의 특성보다 모델과 입력 설정에서 오며, 실측 기반 합성 데이터 실험으로 실제 주가의 커버리지를 미리 가늠할 수 있습니다(10종목 평균 차이 1.0%p). 재학습 없는 사후보정으로 모든 경우 커버리지가 80%로 복원되므로, 분포 정확도가 단순 기준 모형(RW) 수준인 TSFM은 수익률 예측기보다 보정을 거친 위험 측정 도구로 쓰는 것이 적절합니다.</w:t>
       </w:r>
     </w:p>
     <w:p>
@@ -109,28 +69,17 @@
         <w:keepNext w:val="false"/>
         <w:widowControl/>
         <w:spacing w:after="120" w:before="0" w:line="384"/>
-        <w:ind w:firstLine="200"/>
-        <w:jc w:val="both"/>
-      </w:pPr>
-      <w:r>
-        <w:rPr>
-          <w:rFonts w:ascii="Times New Roman" w:cs="Times New Roman" w:eastAsia="바탕" w:hAnsi="Times New Roman"/>
-          <w:b/>
-          <w:bCs/>
-          <w:sz w:val="21"/>
-          <w:szCs w:val="21"/>
-          <w:lang w:val="en-US" w:eastAsia="ko-KR"/>
-        </w:rPr>
-        <w:t xml:space="preserve">제목(안)</w:t>
-      </w:r>
-      <w:r>
-        <w:rPr>
-          <w:rFonts w:ascii="Times New Roman" w:cs="Times New Roman" w:eastAsia="바탕" w:hAnsi="Times New Roman"/>
-          <w:sz w:val="21"/>
-          <w:szCs w:val="21"/>
-          <w:lang w:val="en-US" w:eastAsia="ko-KR"/>
-        </w:rPr>
-        <w:t xml:space="preserve">: 사전학습 시계열 모델의 금융 수익률 예측구간: 오차의 출처와 재학습 없는 사후보정 (부제: 실측 기반 합성 데이터 통제 실험과 미국·한국 대형주 실증)</w:t>
+        <w:ind w:firstLine="210"/>
+        <w:jc w:val="both"/>
+      </w:pPr>
+      <w:r>
+        <w:rPr>
+          <w:rFonts w:ascii="굴림체" w:cs="굴림체" w:eastAsia="굴림체" w:hAnsi="굴림체"/>
+          <w:sz w:val="21"/>
+          <w:szCs w:val="21"/>
+          <w:lang w:val="en-US" w:eastAsia="ko-KR"/>
+        </w:rPr>
+        <w:t xml:space="preserve">제목(안): 사전학습 시계열 모델의 금융 수익률 예측구간: 오차의 출처와 재학습 없는 사후보정 (부제: 실측 기반 합성 데이터 통제 실험과 미국·한국 대형주 실증)</w:t>
       </w:r>
     </w:p>
     <w:p>
@@ -140,7 +89,7 @@
       </w:pPr>
       <w:r>
         <w:rPr>
-          <w:rFonts w:ascii="Times New Roman" w:cs="Times New Roman" w:eastAsia="바탕" w:hAnsi="Times New Roman"/>
+          <w:rFonts w:ascii="굴림체" w:cs="굴림체" w:eastAsia="굴림체" w:hAnsi="굴림체"/>
           <w:lang w:val="en-US" w:eastAsia="ko-KR"/>
         </w:rPr>
         <w:t xml:space="preserve">1. 연구 배경과 연구 질문</w:t>
@@ -151,12 +100,12 @@
         <w:keepNext/>
         <w:widowControl/>
         <w:spacing w:after="120" w:before="0" w:line="384"/>
-        <w:ind w:firstLine="200"/>
-        <w:jc w:val="both"/>
-      </w:pPr>
-      <w:r>
-        <w:rPr>
-          <w:rFonts w:ascii="Times New Roman" w:cs="Times New Roman" w:eastAsia="바탕" w:hAnsi="Times New Roman"/>
+        <w:ind w:firstLine="210"/>
+        <w:jc w:val="both"/>
+      </w:pPr>
+      <w:r>
+        <w:rPr>
+          <w:rFonts w:ascii="굴림체" w:cs="굴림체" w:eastAsia="굴림체" w:hAnsi="굴림체"/>
           <w:sz w:val="21"/>
           <w:szCs w:val="21"/>
           <w:lang w:val="en-US" w:eastAsia="ko-KR"/>
@@ -179,57 +128,35 @@
       </w:pPr>
       <w:r>
         <w:rPr>
-          <w:rFonts w:ascii="Times New Roman" w:cs="Times New Roman" w:eastAsia="바탕" w:hAnsi="Times New Roman"/>
-          <w:b/>
-          <w:bCs/>
-          <w:sz w:val="21"/>
-          <w:szCs w:val="21"/>
-          <w:lang w:val="en-US" w:eastAsia="ko-KR"/>
-        </w:rPr>
-        <w:t xml:space="preserve">RQ1 (진단)</w:t>
-      </w:r>
-      <w:r>
-        <w:rPr>
-          <w:rFonts w:ascii="Times New Roman" w:cs="Times New Roman" w:eastAsia="바탕" w:hAnsi="Times New Roman"/>
-          <w:sz w:val="21"/>
-          <w:szCs w:val="21"/>
-          <w:lang w:val="en-US" w:eastAsia="ko-KR"/>
-        </w:rPr>
-        <w:t xml:space="preserve">: 금융 데이터의 특성(변동성 군집, 두꺼운 꼬리, 국면 전환의 빈도와 크기)이 강해질수록 TSFM 80% 예측구간의 커버리지가 떨어지는가, 아니면 모델과 입력 설정에서 이미 오차가 발생하는가? 특성 중에서는 어떤 것이 가장 불리한가?</w:t>
-      </w:r>
-    </w:p>
-    <w:p>
-      <w:pPr>
-        <w:pStyle w:val="ListParagraph"/>
-        <w:keepNext/>
-        <w:keepLines/>
-        <w:widowControl/>
-        <w:numPr>
-          <w:ilvl w:val="0"/>
-          <w:numId w:val="2"/>
-        </w:numPr>
-        <w:spacing w:after="60" w:line="384"/>
-        <w:jc w:val="both"/>
-      </w:pPr>
-      <w:r>
-        <w:rPr>
-          <w:rFonts w:ascii="Times New Roman" w:cs="Times New Roman" w:eastAsia="바탕" w:hAnsi="Times New Roman"/>
-          <w:b/>
-          <w:bCs/>
-          <w:sz w:val="21"/>
-          <w:szCs w:val="21"/>
-          <w:lang w:val="en-US" w:eastAsia="ko-KR"/>
-        </w:rPr>
-        <w:t xml:space="preserve">RQ2 (실증 평가)</w:t>
-      </w:r>
-      <w:r>
-        <w:rPr>
-          <w:rFonts w:ascii="Times New Roman" w:cs="Times New Roman" w:eastAsia="바탕" w:hAnsi="Times New Roman"/>
-          <w:sz w:val="21"/>
-          <w:szCs w:val="21"/>
-          <w:lang w:val="en-US" w:eastAsia="ko-KR"/>
-        </w:rPr>
-        <w:t xml:space="preserve">: 실제 미국·한국 대형주에서 TSFM 예측구간의 커버리지와 분포 정확도는 어떠하며, 단순 기준 모형(과거 변동성 기반 정규분포, RW)보다 나은가?</w:t>
+          <w:rFonts w:ascii="굴림체" w:cs="굴림체" w:eastAsia="굴림체" w:hAnsi="굴림체"/>
+          <w:sz w:val="21"/>
+          <w:szCs w:val="21"/>
+          <w:lang w:val="en-US" w:eastAsia="ko-KR"/>
+        </w:rPr>
+        <w:t xml:space="preserve">RQ1 (진단): 금융 데이터의 특성(변동성 군집, 두꺼운 꼬리, 국면 전환의 빈도와 크기)이 강해질수록 TSFM 80% 예측구간의 커버리지가 떨어지는가, 아니면 모델과 입력 설정에서 이미 오차가 발생하는가? 특성 중에서는 어떤 것이 가장 불리한가?</w:t>
+      </w:r>
+    </w:p>
+    <w:p>
+      <w:pPr>
+        <w:pStyle w:val="ListParagraph"/>
+        <w:keepNext/>
+        <w:keepLines/>
+        <w:widowControl/>
+        <w:numPr>
+          <w:ilvl w:val="0"/>
+          <w:numId w:val="2"/>
+        </w:numPr>
+        <w:spacing w:after="60" w:line="384"/>
+        <w:jc w:val="both"/>
+      </w:pPr>
+      <w:r>
+        <w:rPr>
+          <w:rFonts w:ascii="굴림체" w:cs="굴림체" w:eastAsia="굴림체" w:hAnsi="굴림체"/>
+          <w:sz w:val="21"/>
+          <w:szCs w:val="21"/>
+          <w:lang w:val="en-US" w:eastAsia="ko-KR"/>
+        </w:rPr>
+        <w:t xml:space="preserve">RQ2 (실증 평가): 실제 미국·한국 대형주에서 TSFM 예측구간의 커버리지와 분포 정확도는 어떠하며, 단순 기준 모형(과거 변동성 기반 정규분포, RW)보다 나은가?</w:t>
       </w:r>
     </w:p>
     <w:p>
@@ -247,23 +174,12 @@
       </w:pPr>
       <w:r>
         <w:rPr>
-          <w:rFonts w:ascii="Times New Roman" w:cs="Times New Roman" w:eastAsia="바탕" w:hAnsi="Times New Roman"/>
-          <w:b/>
-          <w:bCs/>
-          <w:sz w:val="21"/>
-          <w:szCs w:val="21"/>
-          <w:lang w:val="en-US" w:eastAsia="ko-KR"/>
-        </w:rPr>
-        <w:t xml:space="preserve">RQ3 (처방)</w:t>
-      </w:r>
-      <w:r>
-        <w:rPr>
-          <w:rFonts w:ascii="Times New Roman" w:cs="Times New Roman" w:eastAsia="바탕" w:hAnsi="Times New Roman"/>
-          <w:sz w:val="21"/>
-          <w:szCs w:val="21"/>
-          <w:lang w:val="en-US" w:eastAsia="ko-KR"/>
-        </w:rPr>
-        <w:t xml:space="preserve">: 모델을 재학습하지 않는 온라인 사후보정(ACI-CQR)으로 커버리지를 80%로 복원할 수 있는가? 그에 수반되는 구간 폭의 확대는 어느 정도인가?</w:t>
+          <w:rFonts w:ascii="굴림체" w:cs="굴림체" w:eastAsia="굴림체" w:hAnsi="굴림체"/>
+          <w:sz w:val="21"/>
+          <w:szCs w:val="21"/>
+          <w:lang w:val="en-US" w:eastAsia="ko-KR"/>
+        </w:rPr>
+        <w:t xml:space="preserve">RQ3 (처방): 모델을 재학습하지 않는 온라인 사후보정(ACI-CQR)으로 커버리지를 80%로 복원할 수 있는가? 그에 수반되는 구간 폭의 확대는 어느 정도인가?</w:t>
       </w:r>
     </w:p>
     <w:p>
@@ -273,7 +189,7 @@
       </w:pPr>
       <w:r>
         <w:rPr>
-          <w:rFonts w:ascii="Times New Roman" w:cs="Times New Roman" w:eastAsia="바탕" w:hAnsi="Times New Roman"/>
+          <w:rFonts w:ascii="굴림체" w:cs="굴림체" w:eastAsia="굴림체" w:hAnsi="굴림체"/>
           <w:lang w:val="en-US" w:eastAsia="ko-KR"/>
         </w:rPr>
         <w:t xml:space="preserve">2. 연구 설계</w:t>
@@ -341,57 +257,35 @@
       </w:pPr>
       <w:r>
         <w:rPr>
-          <w:rFonts w:ascii="Times New Roman" w:cs="Times New Roman" w:eastAsia="바탕" w:hAnsi="Times New Roman"/>
-          <w:b/>
-          <w:bCs/>
-          <w:sz w:val="21"/>
-          <w:szCs w:val="21"/>
-          <w:lang w:val="en-US" w:eastAsia="ko-KR"/>
-        </w:rPr>
-        <w:t xml:space="preserve">합성 데이터 실험</w:t>
-      </w:r>
-      <w:r>
-        <w:rPr>
-          <w:rFonts w:ascii="Times New Roman" w:cs="Times New Roman" w:eastAsia="바탕" w:hAnsi="Times New Roman"/>
-          <w:sz w:val="21"/>
-          <w:szCs w:val="21"/>
-          <w:lang w:val="en-US" w:eastAsia="ko-KR"/>
-        </w:rPr>
-        <w:t xml:space="preserve">: 실제 10종목에서 측정한 특성 강도로 합성 데이터 17개 시나리오를 만들었습니다(특성 없음 1개 + 4개 특성 × 4단계). 같은 난수와 같은 평균 변동을 쓰고 특성 하나만 바꿔, 차이가 그 특성 때문임을 보장합니다. 참 분포를 알기 때문에 오라클 모형(참 분포)으로 채점 절차를 검증했습니다(17개 시나리오 모두 79.3~80.2%).</w:t>
-      </w:r>
-    </w:p>
-    <w:p>
-      <w:pPr>
-        <w:pStyle w:val="ListParagraph"/>
-        <w:keepNext/>
-        <w:keepLines/>
-        <w:widowControl/>
-        <w:numPr>
-          <w:ilvl w:val="0"/>
-          <w:numId w:val="2"/>
-        </w:numPr>
-        <w:spacing w:after="60" w:line="384"/>
-        <w:jc w:val="both"/>
-      </w:pPr>
-      <w:r>
-        <w:rPr>
-          <w:rFonts w:ascii="Times New Roman" w:cs="Times New Roman" w:eastAsia="바탕" w:hAnsi="Times New Roman"/>
-          <w:b/>
-          <w:bCs/>
-          <w:sz w:val="21"/>
-          <w:szCs w:val="21"/>
-          <w:lang w:val="en-US" w:eastAsia="ko-KR"/>
-        </w:rPr>
-        <w:t xml:space="preserve">실제 주가 실증</w:t>
-      </w:r>
-      <w:r>
-        <w:rPr>
-          <w:rFonts w:ascii="Times New Roman" w:cs="Times New Roman" w:eastAsia="바탕" w:hAnsi="Times New Roman"/>
-          <w:sz w:val="21"/>
-          <w:szCs w:val="21"/>
-          <w:lang w:val="en-US" w:eastAsia="ko-KR"/>
-        </w:rPr>
-        <w:t xml:space="preserve">: 같은 절차를 실제 10종목 24,132건에 적용했습니다.</w:t>
+          <w:rFonts w:ascii="굴림체" w:cs="굴림체" w:eastAsia="굴림체" w:hAnsi="굴림체"/>
+          <w:sz w:val="21"/>
+          <w:szCs w:val="21"/>
+          <w:lang w:val="en-US" w:eastAsia="ko-KR"/>
+        </w:rPr>
+        <w:t xml:space="preserve">합성 데이터 실험: 실제 10종목에서 측정한 특성 강도로 합성 데이터 17개 시나리오를 만들었습니다(특성 없음 1개 + 4개 특성 × 4단계). 같은 난수와 같은 평균 변동을 쓰고 특성 하나만 바꿔, 차이가 그 특성 때문임을 보장합니다. 참 분포를 알기 때문에 오라클 모형(참 분포)으로 채점 절차를 검증했습니다(17개 시나리오 모두 79.3~80.2%).</w:t>
+      </w:r>
+    </w:p>
+    <w:p>
+      <w:pPr>
+        <w:pStyle w:val="ListParagraph"/>
+        <w:keepNext/>
+        <w:keepLines/>
+        <w:widowControl/>
+        <w:numPr>
+          <w:ilvl w:val="0"/>
+          <w:numId w:val="2"/>
+        </w:numPr>
+        <w:spacing w:after="60" w:line="384"/>
+        <w:jc w:val="both"/>
+      </w:pPr>
+      <w:r>
+        <w:rPr>
+          <w:rFonts w:ascii="굴림체" w:cs="굴림체" w:eastAsia="굴림체" w:hAnsi="굴림체"/>
+          <w:sz w:val="21"/>
+          <w:szCs w:val="21"/>
+          <w:lang w:val="en-US" w:eastAsia="ko-KR"/>
+        </w:rPr>
+        <w:t xml:space="preserve">실제 주가 실증: 같은 절차를 실제 10종목 24,132건에 적용했습니다.</w:t>
       </w:r>
     </w:p>
     <w:p>
@@ -409,23 +303,12 @@
       </w:pPr>
       <w:r>
         <w:rPr>
-          <w:rFonts w:ascii="Times New Roman" w:cs="Times New Roman" w:eastAsia="바탕" w:hAnsi="Times New Roman"/>
-          <w:b/>
-          <w:bCs/>
-          <w:sz w:val="21"/>
-          <w:szCs w:val="21"/>
-          <w:lang w:val="en-US" w:eastAsia="ko-KR"/>
-        </w:rPr>
-        <w:t xml:space="preserve">평가</w:t>
-      </w:r>
-      <w:r>
-        <w:rPr>
-          <w:rFonts w:ascii="Times New Roman" w:cs="Times New Roman" w:eastAsia="바탕" w:hAnsi="Times New Roman"/>
-          <w:sz w:val="21"/>
-          <w:szCs w:val="21"/>
-          <w:lang w:val="en-US" w:eastAsia="ko-KR"/>
-        </w:rPr>
-        <w:t xml:space="preserve">: 80% 구간의 커버리지(실제값이 구간에 들어온 비율, 목표 80%)와 분위수 손실(분포 전체의 정확도).</w:t>
+          <w:rFonts w:ascii="굴림체" w:cs="굴림체" w:eastAsia="굴림체" w:hAnsi="굴림체"/>
+          <w:sz w:val="21"/>
+          <w:szCs w:val="21"/>
+          <w:lang w:val="en-US" w:eastAsia="ko-KR"/>
+        </w:rPr>
+        <w:t xml:space="preserve">평가: 80% 구간의 커버리지(실제값이 구간에 들어온 비율, 목표 80%)와 분위수 손실(분포 전체의 정확도).</w:t>
       </w:r>
     </w:p>
     <w:p>
@@ -435,7 +318,7 @@
       </w:pPr>
       <w:r>
         <w:rPr>
-          <w:rFonts w:ascii="Times New Roman" w:cs="Times New Roman" w:eastAsia="바탕" w:hAnsi="Times New Roman"/>
+          <w:rFonts w:ascii="굴림체" w:cs="굴림체" w:eastAsia="굴림체" w:hAnsi="굴림체"/>
           <w:lang w:val="en-US" w:eastAsia="ko-KR"/>
         </w:rPr>
         <w:t xml:space="preserve">3. 주요 결과</w:t>
@@ -448,7 +331,7 @@
       </w:pPr>
       <w:r>
         <w:rPr>
-          <w:rFonts w:ascii="Times New Roman" w:cs="Times New Roman" w:eastAsia="바탕" w:hAnsi="Times New Roman"/>
+          <w:rFonts w:ascii="굴림체" w:cs="굴림체" w:eastAsia="굴림체" w:hAnsi="굴림체"/>
           <w:lang w:val="en-US" w:eastAsia="ko-KR"/>
         </w:rPr>
         <w:t xml:space="preserve">결과 1. 오차는 특성이 아니라 모델·설정에서 온다 (RQ1)</w:t>
@@ -516,75 +399,35 @@
       </w:pPr>
       <w:r>
         <w:rPr>
-          <w:rFonts w:ascii="Times New Roman" w:cs="Times New Roman" w:eastAsia="바탕" w:hAnsi="Times New Roman"/>
-          <w:sz w:val="21"/>
-          <w:szCs w:val="21"/>
-          <w:lang w:val="en-US" w:eastAsia="ko-KR"/>
-        </w:rPr>
-        <w:t xml:space="preserve">특성이 하나도 없는 데이터(맨 윗줄)에서 이미 TSFM 커버리지가 </w:t>
-      </w:r>
-      <w:r>
-        <w:rPr>
-          <w:rFonts w:ascii="Times New Roman" w:cs="Times New Roman" w:eastAsia="바탕" w:hAnsi="Times New Roman"/>
-          <w:b/>
-          <w:bCs/>
-          <w:sz w:val="21"/>
-          <w:szCs w:val="21"/>
-          <w:lang w:val="en-US" w:eastAsia="ko-KR"/>
-        </w:rPr>
-        <w:t xml:space="preserve">14~88%</w:t>
-      </w:r>
-      <w:r>
-        <w:rPr>
-          <w:rFonts w:ascii="Times New Roman" w:cs="Times New Roman" w:eastAsia="바탕" w:hAnsi="Times New Roman"/>
-          <w:sz w:val="21"/>
-          <w:szCs w:val="21"/>
-          <w:lang w:val="en-US" w:eastAsia="ko-KR"/>
-        </w:rPr>
-        <w:t xml:space="preserve">로 퍼져 있습니다. 같은 모델도 입력 형태에 따라 크게 다릅니다(Chronos-T5: 수익률 입력 15%, 가격 입력 76%).</w:t>
-      </w:r>
-    </w:p>
-    <w:p>
-      <w:pPr>
-        <w:pStyle w:val="ListParagraph"/>
-        <w:keepNext/>
-        <w:keepLines/>
-        <w:widowControl/>
-        <w:numPr>
-          <w:ilvl w:val="0"/>
-          <w:numId w:val="2"/>
-        </w:numPr>
-        <w:spacing w:after="60" w:line="384"/>
-        <w:jc w:val="both"/>
-      </w:pPr>
-      <w:r>
-        <w:rPr>
-          <w:rFonts w:ascii="Times New Roman" w:cs="Times New Roman" w:eastAsia="바탕" w:hAnsi="Times New Roman"/>
-          <w:sz w:val="21"/>
-          <w:szCs w:val="21"/>
-          <w:lang w:val="en-US" w:eastAsia="ko-KR"/>
-        </w:rPr>
-        <w:t xml:space="preserve">특성을 실제 종목 중 가장 강한 수준(L5)으로 설정해도 변화는 대부분 </w:t>
-      </w:r>
-      <w:r>
-        <w:rPr>
-          <w:rFonts w:ascii="Times New Roman" w:cs="Times New Roman" w:eastAsia="바탕" w:hAnsi="Times New Roman"/>
-          <w:b/>
-          <w:bCs/>
-          <w:sz w:val="21"/>
-          <w:szCs w:val="21"/>
-          <w:lang w:val="en-US" w:eastAsia="ko-KR"/>
-        </w:rPr>
-        <w:t xml:space="preserve">3%p 이내</w:t>
-      </w:r>
-      <w:r>
-        <w:rPr>
-          <w:rFonts w:ascii="Times New Roman" w:cs="Times New Roman" w:eastAsia="바탕" w:hAnsi="Times New Roman"/>
-          <w:sz w:val="21"/>
-          <w:szCs w:val="21"/>
-          <w:lang w:val="en-US" w:eastAsia="ko-KR"/>
-        </w:rPr>
-        <w:t xml:space="preserve">입니다. 그림에서 색은 세로(모델·설정)로 바뀌고 가로(특성)로는 거의 바뀌지 않습니다.</w:t>
+          <w:rFonts w:ascii="굴림체" w:cs="굴림체" w:eastAsia="굴림체" w:hAnsi="굴림체"/>
+          <w:sz w:val="21"/>
+          <w:szCs w:val="21"/>
+          <w:lang w:val="en-US" w:eastAsia="ko-KR"/>
+        </w:rPr>
+        <w:t xml:space="preserve">특성이 하나도 없는 데이터(맨 윗줄)에서 이미 TSFM 커버리지가 14~88%로 퍼져 있습니다. 같은 모델도 입력 형태에 따라 크게 다릅니다(Chronos-T5: 수익률 입력 15%, 가격 입력 76%).</w:t>
+      </w:r>
+    </w:p>
+    <w:p>
+      <w:pPr>
+        <w:pStyle w:val="ListParagraph"/>
+        <w:keepNext/>
+        <w:keepLines/>
+        <w:widowControl/>
+        <w:numPr>
+          <w:ilvl w:val="0"/>
+          <w:numId w:val="2"/>
+        </w:numPr>
+        <w:spacing w:after="60" w:line="384"/>
+        <w:jc w:val="both"/>
+      </w:pPr>
+      <w:r>
+        <w:rPr>
+          <w:rFonts w:ascii="굴림체" w:cs="굴림체" w:eastAsia="굴림체" w:hAnsi="굴림체"/>
+          <w:sz w:val="21"/>
+          <w:szCs w:val="21"/>
+          <w:lang w:val="en-US" w:eastAsia="ko-KR"/>
+        </w:rPr>
+        <w:t xml:space="preserve">특성을 실제 종목 중 가장 강한 수준(L5)으로 설정해도 변화는 대부분 3%p 이내입니다. 그림에서 색은 세로(모델·설정)로 바뀌고 가로(특성)로는 거의 바뀌지 않습니다.</w:t>
       </w:r>
     </w:p>
     <w:p>
@@ -602,32 +445,12 @@
       </w:pPr>
       <w:r>
         <w:rPr>
-          <w:rFonts w:ascii="Times New Roman" w:cs="Times New Roman" w:eastAsia="바탕" w:hAnsi="Times New Roman"/>
-          <w:sz w:val="21"/>
-          <w:szCs w:val="21"/>
-          <w:lang w:val="en-US" w:eastAsia="ko-KR"/>
-        </w:rPr>
-        <w:t xml:space="preserve">가설과 다른 점: 변동성 군집만 일부 조건에서 커버리지를 낮췄고(실질 하락 2개 조건, −2.0~−2.5%p), </w:t>
-      </w:r>
-      <w:r>
-        <w:rPr>
-          <w:rFonts w:ascii="Times New Roman" w:cs="Times New Roman" w:eastAsia="바탕" w:hAnsi="Times New Roman"/>
-          <w:b/>
-          <w:bCs/>
-          <w:sz w:val="21"/>
-          <w:szCs w:val="21"/>
-          <w:lang w:val="en-US" w:eastAsia="ko-KR"/>
-        </w:rPr>
-        <w:t xml:space="preserve">두꺼운 꼬리와 잦은 국면 전환 특성은 오히려 커버리지를 높였습니다</w:t>
-      </w:r>
-      <w:r>
-        <w:rPr>
-          <w:rFonts w:ascii="Times New Roman" w:cs="Times New Roman" w:eastAsia="바탕" w:hAnsi="Times New Roman"/>
-          <w:sz w:val="21"/>
-          <w:szCs w:val="21"/>
-          <w:lang w:val="en-US" w:eastAsia="ko-KR"/>
-        </w:rPr>
-        <w:t xml:space="preserve">(전환 크기는 영향 없음). 이는 꼬리가 두꺼운 분포에서 분산 기반 80% 구간이 넓어지는 수학적 성질로 설명됩니다(정규분포 기반 구간을 t분포 데이터에 적용하면 이론 커버리지 82~87%, 단순 기준 모형이 이 이론값을 그대로 따름). 단, 이 현상은 80% 구간에 한정되며, 99% 구간에서는 반대로 커버리지가 97.8%로 낮아져 한도를 넘는 날이 1%에서 2.2%로 늘어나므로 극단 위험에는 그대로 적용할 수 없습니다(본문 표 4-3).</w:t>
+          <w:rFonts w:ascii="굴림체" w:cs="굴림체" w:eastAsia="굴림체" w:hAnsi="굴림체"/>
+          <w:sz w:val="21"/>
+          <w:szCs w:val="21"/>
+          <w:lang w:val="en-US" w:eastAsia="ko-KR"/>
+        </w:rPr>
+        <w:t xml:space="preserve">가설과 다른 점: 변동성 군집만 일부 조건에서 커버리지를 낮췄고(실질 하락 2개 조건, −2.0~−2.5%p), 두꺼운 꼬리와 잦은 국면 전환 특성은 오히려 커버리지를 높였습니다(전환 크기는 영향 없음). 이는 꼬리가 두꺼운 분포에서 분산 기반 80% 구간이 넓어지는 수학적 성질로 설명됩니다(정규분포 기반 구간을 t분포 데이터에 적용하면 이론 커버리지 82~87%, 단순 기준 모형이 이 이론값을 그대로 따름). 단, 이 현상은 80% 구간에 한정되며, 99% 구간에서는 반대로 커버리지가 97.8%로 낮아져 한도를 넘는 날이 1%에서 2.2%로 늘어나므로 극단 위험에는 그대로 적용할 수 없습니다(본문 표 4-3).</w:t>
       </w:r>
     </w:p>
     <w:p>
@@ -637,7 +460,7 @@
       </w:pPr>
       <w:r>
         <w:rPr>
-          <w:rFonts w:ascii="Times New Roman" w:cs="Times New Roman" w:eastAsia="바탕" w:hAnsi="Times New Roman"/>
+          <w:rFonts w:ascii="굴림체" w:cs="굴림체" w:eastAsia="굴림체" w:hAnsi="굴림체"/>
           <w:lang w:val="en-US" w:eastAsia="ko-KR"/>
         </w:rPr>
         <w:t xml:space="preserve">결과 2. 합성 데이터 실험 결과가 실제 주가와 일치한다 (RQ2)</w:t>
@@ -705,32 +528,12 @@
       </w:pPr>
       <w:r>
         <w:rPr>
-          <w:rFonts w:ascii="Times New Roman" w:cs="Times New Roman" w:eastAsia="바탕" w:hAnsi="Times New Roman"/>
-          <w:sz w:val="21"/>
-          <w:szCs w:val="21"/>
-          <w:lang w:val="en-US" w:eastAsia="ko-KR"/>
-        </w:rPr>
-        <w:t xml:space="preserve">특성 없는 합성 데이터의 커버리지와 실제 주가의 커버리지는 </w:t>
-      </w:r>
-      <w:r>
-        <w:rPr>
-          <w:rFonts w:ascii="Times New Roman" w:cs="Times New Roman" w:eastAsia="바탕" w:hAnsi="Times New Roman"/>
-          <w:b/>
-          <w:bCs/>
-          <w:sz w:val="21"/>
-          <w:szCs w:val="21"/>
-          <w:lang w:val="en-US" w:eastAsia="ko-KR"/>
-        </w:rPr>
-        <w:t xml:space="preserve">평균 1.0%p</w:t>
-      </w:r>
-      <w:r>
-        <w:rPr>
-          <w:rFonts w:ascii="Times New Roman" w:cs="Times New Roman" w:eastAsia="바탕" w:hAnsi="Times New Roman"/>
-          <w:sz w:val="21"/>
-          <w:szCs w:val="21"/>
-          <w:lang w:val="en-US" w:eastAsia="ko-KR"/>
-        </w:rPr>
-        <w:t xml:space="preserve"> 차이입니다(구간이 붕괴한 Chronos-T5 수익률 2개를 뺀 17개 조건 기준. 19개 전체로는 평균 1.2%p, 상관은 17개 0.90·19개 0.998). 실제 주가의 오차도 대부분 모델·설정에서 온다는 뜻입니다.</w:t>
+          <w:rFonts w:ascii="굴림체" w:cs="굴림체" w:eastAsia="굴림체" w:hAnsi="굴림체"/>
+          <w:sz w:val="21"/>
+          <w:szCs w:val="21"/>
+          <w:lang w:val="en-US" w:eastAsia="ko-KR"/>
+        </w:rPr>
+        <w:t xml:space="preserve">특성 없는 합성 데이터의 커버리지와 실제 주가의 커버리지는 평균 1.0%p 차이입니다(구간이 붕괴한 Chronos-T5 수익률 2개를 뺀 17개 조건 기준. 19개 전체로는 평균 1.2%p, 상관은 17개 0.90·19개 0.998). 실제 주가의 오차도 대부분 모델·설정에서 온다는 뜻입니다.</w:t>
       </w:r>
     </w:p>
     <w:p>
@@ -748,32 +551,12 @@
       </w:pPr>
       <w:r>
         <w:rPr>
-          <w:rFonts w:ascii="Times New Roman" w:cs="Times New Roman" w:eastAsia="바탕" w:hAnsi="Times New Roman"/>
-          <w:sz w:val="21"/>
-          <w:szCs w:val="21"/>
-          <w:lang w:val="en-US" w:eastAsia="ko-KR"/>
-        </w:rPr>
-        <w:t xml:space="preserve">분포 정확도를 나타내는 분위수 손실은 16개 조건 중 </w:t>
-      </w:r>
-      <w:r>
-        <w:rPr>
-          <w:rFonts w:ascii="Times New Roman" w:cs="Times New Roman" w:eastAsia="바탕" w:hAnsi="Times New Roman"/>
-          <w:b/>
-          <w:bCs/>
-          <w:sz w:val="21"/>
-          <w:szCs w:val="21"/>
-          <w:lang w:val="en-US" w:eastAsia="ko-KR"/>
-        </w:rPr>
-        <w:t xml:space="preserve">13개에서 RW보다 컸으며</w:t>
-      </w:r>
-      <w:r>
-        <w:rPr>
-          <w:rFonts w:ascii="Times New Roman" w:cs="Times New Roman" w:eastAsia="바탕" w:hAnsi="Times New Roman"/>
-          <w:sz w:val="21"/>
-          <w:szCs w:val="21"/>
-          <w:lang w:val="en-US" w:eastAsia="ko-KR"/>
-        </w:rPr>
-        <w:t xml:space="preserve">, 가장 우수한 조건도 RW와 유사한 수준에 그쳤습니다. 모델 공개 이후 기간만 따로 봐도 같습니다.</w:t>
+          <w:rFonts w:ascii="굴림체" w:cs="굴림체" w:eastAsia="굴림체" w:hAnsi="굴림체"/>
+          <w:sz w:val="21"/>
+          <w:szCs w:val="21"/>
+          <w:lang w:val="en-US" w:eastAsia="ko-KR"/>
+        </w:rPr>
+        <w:t xml:space="preserve">분포 정확도를 나타내는 분위수 손실은 16개 조건 중 13개에서 RW보다 컸고, 가장 나은 조건(Chronos-T5를 제외한 세 모델의 1년·수익률)에서 RW와 같은 수준이었습니다. 점 예측 연구에서 보고된 한계가 분포 예측에서도 나타난 것입니다. 모델 공개 이후 기간만 따로 봐도 같습니다.</w:t>
       </w:r>
     </w:p>
     <w:p>
@@ -783,7 +566,7 @@
       </w:pPr>
       <w:r>
         <w:rPr>
-          <w:rFonts w:ascii="Times New Roman" w:cs="Times New Roman" w:eastAsia="바탕" w:hAnsi="Times New Roman"/>
+          <w:rFonts w:ascii="굴림체" w:cs="굴림체" w:eastAsia="굴림체" w:hAnsi="굴림체"/>
           <w:lang w:val="en-US" w:eastAsia="ko-KR"/>
         </w:rPr>
         <w:t xml:space="preserve">결과 3. 사후보정으로 모든 경우 80% 복원 (RQ3)</w:t>
@@ -851,50 +634,30 @@
       </w:pPr>
       <w:r>
         <w:rPr>
-          <w:rFonts w:ascii="Times New Roman" w:cs="Times New Roman" w:eastAsia="바탕" w:hAnsi="Times New Roman"/>
-          <w:sz w:val="21"/>
-          <w:szCs w:val="21"/>
-          <w:lang w:val="en-US" w:eastAsia="ko-KR"/>
-        </w:rPr>
-        <w:t xml:space="preserve">적응형 콘포멀 분위수 보정(ACI-CQR)으로 </w:t>
-      </w:r>
-      <w:r>
-        <w:rPr>
-          <w:rFonts w:ascii="Times New Roman" w:cs="Times New Roman" w:eastAsia="바탕" w:hAnsi="Times New Roman"/>
-          <w:b/>
-          <w:bCs/>
-          <w:sz w:val="21"/>
-          <w:szCs w:val="21"/>
-          <w:lang w:val="en-US" w:eastAsia="ko-KR"/>
-        </w:rPr>
-        <w:t xml:space="preserve">합성 340개, 실제 19개 모델·조건 모두</w:t>
-      </w:r>
-      <w:r>
-        <w:rPr>
-          <w:rFonts w:ascii="Times New Roman" w:cs="Times New Roman" w:eastAsia="바탕" w:hAnsi="Times New Roman"/>
-          <w:sz w:val="21"/>
-          <w:szCs w:val="21"/>
-          <w:lang w:val="en-US" w:eastAsia="ko-KR"/>
-        </w:rPr>
-        <w:t xml:space="preserve"> 커버리지가 80%로 돌아왔습니다(보정 후 79.7~80.7%). 너무 좁은 구간은 넓히고, 너무 넓은 구간(TimesFM 88%)은 좁혔습니다.</w:t>
-      </w:r>
-    </w:p>
-    <w:p>
-      <w:pPr>
-        <w:pStyle w:val="ListParagraph"/>
-        <w:keepNext/>
-        <w:keepLines/>
-        <w:widowControl/>
-        <w:numPr>
-          <w:ilvl w:val="0"/>
-          <w:numId w:val="2"/>
-        </w:numPr>
-        <w:spacing w:after="60" w:line="384"/>
-        <w:jc w:val="both"/>
-      </w:pPr>
-      <w:r>
-        <w:rPr>
-          <w:rFonts w:ascii="Times New Roman" w:cs="Times New Roman" w:eastAsia="바탕" w:hAnsi="Times New Roman"/>
+          <w:rFonts w:ascii="굴림체" w:cs="굴림체" w:eastAsia="굴림체" w:hAnsi="굴림체"/>
+          <w:sz w:val="21"/>
+          <w:szCs w:val="21"/>
+          <w:lang w:val="en-US" w:eastAsia="ko-KR"/>
+        </w:rPr>
+        <w:t xml:space="preserve">적응형 콘포멀 분위수 보정(ACI-CQR)으로 합성 340개, 실제 19개 모델·조건 모두 커버리지가 80%로 돌아왔습니다(보정 후 79.7~80.7%). 너무 좁은 구간은 넓히고, 너무 넓은 구간(TimesFM 88%)은 좁혔습니다.</w:t>
+      </w:r>
+    </w:p>
+    <w:p>
+      <w:pPr>
+        <w:pStyle w:val="ListParagraph"/>
+        <w:keepNext/>
+        <w:keepLines/>
+        <w:widowControl/>
+        <w:numPr>
+          <w:ilvl w:val="0"/>
+          <w:numId w:val="2"/>
+        </w:numPr>
+        <w:spacing w:after="60" w:line="384"/>
+        <w:jc w:val="both"/>
+      </w:pPr>
+      <w:r>
+        <w:rPr>
+          <w:rFonts w:ascii="굴림체" w:cs="굴림체" w:eastAsia="굴림체" w:hAnsi="굴림체"/>
           <w:sz w:val="21"/>
           <w:szCs w:val="21"/>
           <w:lang w:val="en-US" w:eastAsia="ko-KR"/>
@@ -917,12 +680,12 @@
       </w:pPr>
       <w:r>
         <w:rPr>
-          <w:rFonts w:ascii="Times New Roman" w:cs="Times New Roman" w:eastAsia="바탕" w:hAnsi="Times New Roman"/>
-          <w:sz w:val="21"/>
-          <w:szCs w:val="21"/>
-          <w:lang w:val="en-US" w:eastAsia="ko-KR"/>
-        </w:rPr>
-        <w:t xml:space="preserve">탐색 분석(사전등록 밖): 보정 전 구간을 위험 한도(VaR 10%)로 쓰면 Chronos-T5 수익률 입력은 10번 중 4번 넘게 한도를 넘었으나, 보정 후 1번으로 돌아왔습니다. 변동성 목표 전략에서도 의도한 위험 수준을 회복했습니다. 반면 예측 방향으로 매매하는 전략은 모두 계속 보유보다 못했습니다.</w:t>
+          <w:rFonts w:ascii="굴림체" w:cs="굴림체" w:eastAsia="굴림체" w:hAnsi="굴림체"/>
+          <w:sz w:val="21"/>
+          <w:szCs w:val="21"/>
+          <w:lang w:val="en-US" w:eastAsia="ko-KR"/>
+        </w:rPr>
+        <w:t xml:space="preserve">탐색 분석(사전등록 밖): 보정 전 구간을 위험 한도(VaR 10%)로 쓰면 Chronos-T5 수익률 입력은 10번 중 4번 안팎으로 한도를 넘었으나, 보정 후 1번으로 돌아왔습니다. 10종목 중 8종목 이상이 위반율 검정을 통과한 조건은 보정 전 7개에서 보정 후 14개로 늘었습니다. 다만 위반이 몰려 오는 문제는 일부 조건(한 달·가격)에 남았습니다. 변동성 목표 전략에서도 의도한 위험 수준을 회복했으며, 예측 중앙값의 부호로 매매하는 단순 규칙은 모두 계속 보유보다 못했습니다.</w:t>
       </w:r>
     </w:p>
     <w:p>
@@ -932,7 +695,7 @@
       </w:pPr>
       <w:r>
         <w:rPr>
-          <w:rFonts w:ascii="Times New Roman" w:cs="Times New Roman" w:eastAsia="바탕" w:hAnsi="Times New Roman"/>
+          <w:rFonts w:ascii="굴림체" w:cs="굴림체" w:eastAsia="굴림체" w:hAnsi="굴림체"/>
           <w:lang w:val="en-US" w:eastAsia="ko-KR"/>
         </w:rPr>
         <w:t xml:space="preserve">4. 한계</w:t>
@@ -943,12 +706,12 @@
         <w:keepNext w:val="false"/>
         <w:widowControl/>
         <w:spacing w:after="120" w:before="0" w:line="384"/>
-        <w:ind w:firstLine="200"/>
-        <w:jc w:val="both"/>
-      </w:pPr>
-      <w:r>
-        <w:rPr>
-          <w:rFonts w:ascii="Times New Roman" w:cs="Times New Roman" w:eastAsia="바탕" w:hAnsi="Times New Roman"/>
+        <w:ind w:firstLine="210"/>
+        <w:jc w:val="both"/>
+      </w:pPr>
+      <w:r>
+        <w:rPr>
+          <w:rFonts w:ascii="굴림체" w:cs="굴림체" w:eastAsia="굴림체" w:hAnsi="굴림체"/>
           <w:sz w:val="21"/>
           <w:szCs w:val="21"/>
           <w:lang w:val="en-US" w:eastAsia="ko-KR"/>
@@ -1016,7 +779,7 @@
     </w:pPr>
     <w:r>
       <w:rPr>
-        <w:rFonts w:ascii="Times New Roman" w:cs="Times New Roman" w:eastAsia="바탕" w:hAnsi="Times New Roman"/>
+        <w:rFonts w:ascii="굴림체" w:cs="굴림체" w:eastAsia="굴림체" w:hAnsi="굴림체"/>
         <w:sz w:val="18"/>
         <w:szCs w:val="18"/>
       </w:rPr>
@@ -1193,7 +956,7 @@
   <w:docDefaults>
     <w:rPrDefault>
       <w:rPr>
-        <w:rFonts w:ascii="Times New Roman" w:cs="Times New Roman" w:eastAsia="바탕" w:hAnsi="Times New Roman"/>
+        <w:rFonts w:ascii="굴림체" w:cs="굴림체" w:eastAsia="굴림체" w:hAnsi="굴림체"/>
         <w:sz w:val="21"/>
         <w:szCs w:val="21"/>
         <w:lang w:val="en-US" w:eastAsia="ko-KR"/>
@@ -1382,7 +1145,7 @@
     <w:basedOn w:val="Normal"/>
     <w:next w:val="Normal"/>
     <w:rPr>
-      <w:rFonts w:ascii="Times New Roman" w:cs="Times New Roman" w:eastAsia="바탕" w:hAnsi="Times New Roman"/>
+      <w:rFonts w:ascii="굴림체" w:cs="굴림체" w:eastAsia="굴림체" w:hAnsi="굴림체"/>
       <w:b/>
       <w:bCs/>
       <w:sz w:val="19"/>
@@ -1394,7 +1157,7 @@
     <w:basedOn w:val="Normal"/>
     <w:next w:val="Normal"/>
     <w:rPr>
-      <w:rFonts w:ascii="Times New Roman" w:cs="Times New Roman" w:eastAsia="바탕" w:hAnsi="Times New Roman"/>
+      <w:rFonts w:ascii="굴림체" w:cs="굴림체" w:eastAsia="굴림체" w:hAnsi="굴림체"/>
       <w:b/>
       <w:bCs/>
       <w:sz w:val="19"/>
@@ -1450,7 +1213,7 @@
       <w:outlineLvl w:val="0"/>
     </w:pPr>
     <w:rPr>
-      <w:rFonts w:ascii="Times New Roman" w:cs="Times New Roman" w:eastAsia="바탕" w:hAnsi="Times New Roman"/>
+      <w:rFonts w:ascii="굴림체" w:cs="굴림체" w:eastAsia="굴림체" w:hAnsi="굴림체"/>
       <w:b/>
       <w:bCs/>
       <w:sz w:val="32"/>
@@ -1467,7 +1230,7 @@
       <w:outlineLvl w:val="1"/>
     </w:pPr>
     <w:rPr>
-      <w:rFonts w:ascii="Times New Roman" w:cs="Times New Roman" w:eastAsia="바탕" w:hAnsi="Times New Roman"/>
+      <w:rFonts w:ascii="굴림체" w:cs="굴림체" w:eastAsia="굴림체" w:hAnsi="굴림체"/>
       <w:b/>
       <w:bCs/>
       <w:sz w:val="26"/>
@@ -1484,7 +1247,7 @@
       <w:outlineLvl w:val="2"/>
     </w:pPr>
     <w:rPr>
-      <w:rFonts w:ascii="Times New Roman" w:cs="Times New Roman" w:eastAsia="바탕" w:hAnsi="Times New Roman"/>
+      <w:rFonts w:ascii="굴림체" w:cs="굴림체" w:eastAsia="굴림체" w:hAnsi="굴림체"/>
       <w:b/>
       <w:bCs/>
       <w:sz w:val="22"/>

--- a/05_논문작성/v4/석사학위논문_초고_요약_김승민.docx
+++ b/05_논문작성/v4/석사학위논문_초고_요약_김승민.docx
@@ -9,7 +9,7 @@
       </w:pPr>
       <w:r>
         <w:rPr>
-          <w:rFonts w:ascii="굴림체" w:cs="굴림체" w:eastAsia="굴림체" w:hAnsi="굴림체"/>
+          <w:rFonts w:ascii="바탕" w:cs="바탕" w:eastAsia="바탕" w:hAnsi="바탕"/>
           <w:lang w:val="en-US" w:eastAsia="ko-KR"/>
         </w:rPr>
         <w:t xml:space="preserve">석사학위논문 초고 요약</w:t>
@@ -25,7 +25,7 @@
       </w:pPr>
       <w:r>
         <w:rPr>
-          <w:rFonts w:ascii="굴림체" w:cs="굴림체" w:eastAsia="굴림체" w:hAnsi="굴림체"/>
+          <w:rFonts w:ascii="바탕" w:cs="바탕" w:eastAsia="바탕" w:hAnsi="바탕"/>
           <w:sz w:val="21"/>
           <w:szCs w:val="21"/>
           <w:lang w:val="en-US" w:eastAsia="ko-KR"/>
@@ -40,7 +40,7 @@
       </w:pPr>
       <w:r>
         <w:rPr>
-          <w:rFonts w:ascii="굴림체" w:cs="굴림체" w:eastAsia="굴림체" w:hAnsi="굴림체"/>
+          <w:rFonts w:ascii="바탕" w:cs="바탕" w:eastAsia="바탕" w:hAnsi="바탕"/>
           <w:lang w:val="en-US" w:eastAsia="ko-KR"/>
         </w:rPr>
         <w:t xml:space="preserve">한 줄 요약</w:t>
@@ -56,7 +56,7 @@
       </w:pPr>
       <w:r>
         <w:rPr>
-          <w:rFonts w:ascii="굴림체" w:cs="굴림체" w:eastAsia="굴림체" w:hAnsi="굴림체"/>
+          <w:rFonts w:ascii="바탕" w:cs="바탕" w:eastAsia="바탕" w:hAnsi="바탕"/>
           <w:sz w:val="21"/>
           <w:szCs w:val="21"/>
           <w:lang w:val="en-US" w:eastAsia="ko-KR"/>
@@ -74,7 +74,7 @@
       </w:pPr>
       <w:r>
         <w:rPr>
-          <w:rFonts w:ascii="굴림체" w:cs="굴림체" w:eastAsia="굴림체" w:hAnsi="굴림체"/>
+          <w:rFonts w:ascii="바탕" w:cs="바탕" w:eastAsia="바탕" w:hAnsi="바탕"/>
           <w:sz w:val="21"/>
           <w:szCs w:val="21"/>
           <w:lang w:val="en-US" w:eastAsia="ko-KR"/>
@@ -89,7 +89,7 @@
       </w:pPr>
       <w:r>
         <w:rPr>
-          <w:rFonts w:ascii="굴림체" w:cs="굴림체" w:eastAsia="굴림체" w:hAnsi="굴림체"/>
+          <w:rFonts w:ascii="바탕" w:cs="바탕" w:eastAsia="바탕" w:hAnsi="바탕"/>
           <w:lang w:val="en-US" w:eastAsia="ko-KR"/>
         </w:rPr>
         <w:t xml:space="preserve">1. 연구 배경과 연구 질문</w:t>
@@ -105,7 +105,7 @@
       </w:pPr>
       <w:r>
         <w:rPr>
-          <w:rFonts w:ascii="굴림체" w:cs="굴림체" w:eastAsia="굴림체" w:hAnsi="굴림체"/>
+          <w:rFonts w:ascii="바탕" w:cs="바탕" w:eastAsia="바탕" w:hAnsi="바탕"/>
           <w:sz w:val="21"/>
           <w:szCs w:val="21"/>
           <w:lang w:val="en-US" w:eastAsia="ko-KR"/>
@@ -128,7 +128,7 @@
       </w:pPr>
       <w:r>
         <w:rPr>
-          <w:rFonts w:ascii="굴림체" w:cs="굴림체" w:eastAsia="굴림체" w:hAnsi="굴림체"/>
+          <w:rFonts w:ascii="바탕" w:cs="바탕" w:eastAsia="바탕" w:hAnsi="바탕"/>
           <w:sz w:val="21"/>
           <w:szCs w:val="21"/>
           <w:lang w:val="en-US" w:eastAsia="ko-KR"/>
@@ -151,7 +151,7 @@
       </w:pPr>
       <w:r>
         <w:rPr>
-          <w:rFonts w:ascii="굴림체" w:cs="굴림체" w:eastAsia="굴림체" w:hAnsi="굴림체"/>
+          <w:rFonts w:ascii="바탕" w:cs="바탕" w:eastAsia="바탕" w:hAnsi="바탕"/>
           <w:sz w:val="21"/>
           <w:szCs w:val="21"/>
           <w:lang w:val="en-US" w:eastAsia="ko-KR"/>
@@ -174,7 +174,7 @@
       </w:pPr>
       <w:r>
         <w:rPr>
-          <w:rFonts w:ascii="굴림체" w:cs="굴림체" w:eastAsia="굴림체" w:hAnsi="굴림체"/>
+          <w:rFonts w:ascii="바탕" w:cs="바탕" w:eastAsia="바탕" w:hAnsi="바탕"/>
           <w:sz w:val="21"/>
           <w:szCs w:val="21"/>
           <w:lang w:val="en-US" w:eastAsia="ko-KR"/>
@@ -189,7 +189,7 @@
       </w:pPr>
       <w:r>
         <w:rPr>
-          <w:rFonts w:ascii="굴림체" w:cs="굴림체" w:eastAsia="굴림체" w:hAnsi="굴림체"/>
+          <w:rFonts w:ascii="바탕" w:cs="바탕" w:eastAsia="바탕" w:hAnsi="바탕"/>
           <w:lang w:val="en-US" w:eastAsia="ko-KR"/>
         </w:rPr>
         <w:t xml:space="preserve">2. 연구 설계</w:t>
@@ -257,7 +257,7 @@
       </w:pPr>
       <w:r>
         <w:rPr>
-          <w:rFonts w:ascii="굴림체" w:cs="굴림체" w:eastAsia="굴림체" w:hAnsi="굴림체"/>
+          <w:rFonts w:ascii="바탕" w:cs="바탕" w:eastAsia="바탕" w:hAnsi="바탕"/>
           <w:sz w:val="21"/>
           <w:szCs w:val="21"/>
           <w:lang w:val="en-US" w:eastAsia="ko-KR"/>
@@ -280,7 +280,7 @@
       </w:pPr>
       <w:r>
         <w:rPr>
-          <w:rFonts w:ascii="굴림체" w:cs="굴림체" w:eastAsia="굴림체" w:hAnsi="굴림체"/>
+          <w:rFonts w:ascii="바탕" w:cs="바탕" w:eastAsia="바탕" w:hAnsi="바탕"/>
           <w:sz w:val="21"/>
           <w:szCs w:val="21"/>
           <w:lang w:val="en-US" w:eastAsia="ko-KR"/>
@@ -303,7 +303,7 @@
       </w:pPr>
       <w:r>
         <w:rPr>
-          <w:rFonts w:ascii="굴림체" w:cs="굴림체" w:eastAsia="굴림체" w:hAnsi="굴림체"/>
+          <w:rFonts w:ascii="바탕" w:cs="바탕" w:eastAsia="바탕" w:hAnsi="바탕"/>
           <w:sz w:val="21"/>
           <w:szCs w:val="21"/>
           <w:lang w:val="en-US" w:eastAsia="ko-KR"/>
@@ -318,7 +318,7 @@
       </w:pPr>
       <w:r>
         <w:rPr>
-          <w:rFonts w:ascii="굴림체" w:cs="굴림체" w:eastAsia="굴림체" w:hAnsi="굴림체"/>
+          <w:rFonts w:ascii="바탕" w:cs="바탕" w:eastAsia="바탕" w:hAnsi="바탕"/>
           <w:lang w:val="en-US" w:eastAsia="ko-KR"/>
         </w:rPr>
         <w:t xml:space="preserve">3. 주요 결과</w:t>
@@ -331,7 +331,7 @@
       </w:pPr>
       <w:r>
         <w:rPr>
-          <w:rFonts w:ascii="굴림체" w:cs="굴림체" w:eastAsia="굴림체" w:hAnsi="굴림체"/>
+          <w:rFonts w:ascii="바탕" w:cs="바탕" w:eastAsia="바탕" w:hAnsi="바탕"/>
           <w:lang w:val="en-US" w:eastAsia="ko-KR"/>
         </w:rPr>
         <w:t xml:space="preserve">결과 1. 오차는 특성이 아니라 모델·설정에서 온다 (RQ1)</w:t>
@@ -399,7 +399,7 @@
       </w:pPr>
       <w:r>
         <w:rPr>
-          <w:rFonts w:ascii="굴림체" w:cs="굴림체" w:eastAsia="굴림체" w:hAnsi="굴림체"/>
+          <w:rFonts w:ascii="바탕" w:cs="바탕" w:eastAsia="바탕" w:hAnsi="바탕"/>
           <w:sz w:val="21"/>
           <w:szCs w:val="21"/>
           <w:lang w:val="en-US" w:eastAsia="ko-KR"/>
@@ -422,7 +422,7 @@
       </w:pPr>
       <w:r>
         <w:rPr>
-          <w:rFonts w:ascii="굴림체" w:cs="굴림체" w:eastAsia="굴림체" w:hAnsi="굴림체"/>
+          <w:rFonts w:ascii="바탕" w:cs="바탕" w:eastAsia="바탕" w:hAnsi="바탕"/>
           <w:sz w:val="21"/>
           <w:szCs w:val="21"/>
           <w:lang w:val="en-US" w:eastAsia="ko-KR"/>
@@ -445,7 +445,7 @@
       </w:pPr>
       <w:r>
         <w:rPr>
-          <w:rFonts w:ascii="굴림체" w:cs="굴림체" w:eastAsia="굴림체" w:hAnsi="굴림체"/>
+          <w:rFonts w:ascii="바탕" w:cs="바탕" w:eastAsia="바탕" w:hAnsi="바탕"/>
           <w:sz w:val="21"/>
           <w:szCs w:val="21"/>
           <w:lang w:val="en-US" w:eastAsia="ko-KR"/>
@@ -460,7 +460,7 @@
       </w:pPr>
       <w:r>
         <w:rPr>
-          <w:rFonts w:ascii="굴림체" w:cs="굴림체" w:eastAsia="굴림체" w:hAnsi="굴림체"/>
+          <w:rFonts w:ascii="바탕" w:cs="바탕" w:eastAsia="바탕" w:hAnsi="바탕"/>
           <w:lang w:val="en-US" w:eastAsia="ko-KR"/>
         </w:rPr>
         <w:t xml:space="preserve">결과 2. 합성 데이터 실험 결과가 실제 주가와 일치한다 (RQ2)</w:t>
@@ -528,7 +528,7 @@
       </w:pPr>
       <w:r>
         <w:rPr>
-          <w:rFonts w:ascii="굴림체" w:cs="굴림체" w:eastAsia="굴림체" w:hAnsi="굴림체"/>
+          <w:rFonts w:ascii="바탕" w:cs="바탕" w:eastAsia="바탕" w:hAnsi="바탕"/>
           <w:sz w:val="21"/>
           <w:szCs w:val="21"/>
           <w:lang w:val="en-US" w:eastAsia="ko-KR"/>
@@ -551,7 +551,7 @@
       </w:pPr>
       <w:r>
         <w:rPr>
-          <w:rFonts w:ascii="굴림체" w:cs="굴림체" w:eastAsia="굴림체" w:hAnsi="굴림체"/>
+          <w:rFonts w:ascii="바탕" w:cs="바탕" w:eastAsia="바탕" w:hAnsi="바탕"/>
           <w:sz w:val="21"/>
           <w:szCs w:val="21"/>
           <w:lang w:val="en-US" w:eastAsia="ko-KR"/>
@@ -566,7 +566,7 @@
       </w:pPr>
       <w:r>
         <w:rPr>
-          <w:rFonts w:ascii="굴림체" w:cs="굴림체" w:eastAsia="굴림체" w:hAnsi="굴림체"/>
+          <w:rFonts w:ascii="바탕" w:cs="바탕" w:eastAsia="바탕" w:hAnsi="바탕"/>
           <w:lang w:val="en-US" w:eastAsia="ko-KR"/>
         </w:rPr>
         <w:t xml:space="preserve">결과 3. 사후보정으로 모든 경우 80% 복원 (RQ3)</w:t>
@@ -634,7 +634,7 @@
       </w:pPr>
       <w:r>
         <w:rPr>
-          <w:rFonts w:ascii="굴림체" w:cs="굴림체" w:eastAsia="굴림체" w:hAnsi="굴림체"/>
+          <w:rFonts w:ascii="바탕" w:cs="바탕" w:eastAsia="바탕" w:hAnsi="바탕"/>
           <w:sz w:val="21"/>
           <w:szCs w:val="21"/>
           <w:lang w:val="en-US" w:eastAsia="ko-KR"/>
@@ -657,7 +657,7 @@
       </w:pPr>
       <w:r>
         <w:rPr>
-          <w:rFonts w:ascii="굴림체" w:cs="굴림체" w:eastAsia="굴림체" w:hAnsi="굴림체"/>
+          <w:rFonts w:ascii="바탕" w:cs="바탕" w:eastAsia="바탕" w:hAnsi="바탕"/>
           <w:sz w:val="21"/>
           <w:szCs w:val="21"/>
           <w:lang w:val="en-US" w:eastAsia="ko-KR"/>
@@ -680,7 +680,7 @@
       </w:pPr>
       <w:r>
         <w:rPr>
-          <w:rFonts w:ascii="굴림체" w:cs="굴림체" w:eastAsia="굴림체" w:hAnsi="굴림체"/>
+          <w:rFonts w:ascii="바탕" w:cs="바탕" w:eastAsia="바탕" w:hAnsi="바탕"/>
           <w:sz w:val="21"/>
           <w:szCs w:val="21"/>
           <w:lang w:val="en-US" w:eastAsia="ko-KR"/>
@@ -695,7 +695,7 @@
       </w:pPr>
       <w:r>
         <w:rPr>
-          <w:rFonts w:ascii="굴림체" w:cs="굴림체" w:eastAsia="굴림체" w:hAnsi="굴림체"/>
+          <w:rFonts w:ascii="바탕" w:cs="바탕" w:eastAsia="바탕" w:hAnsi="바탕"/>
           <w:lang w:val="en-US" w:eastAsia="ko-KR"/>
         </w:rPr>
         <w:t xml:space="preserve">4. 한계</w:t>
@@ -711,7 +711,7 @@
       </w:pPr>
       <w:r>
         <w:rPr>
-          <w:rFonts w:ascii="굴림체" w:cs="굴림체" w:eastAsia="굴림체" w:hAnsi="굴림체"/>
+          <w:rFonts w:ascii="바탕" w:cs="바탕" w:eastAsia="바탕" w:hAnsi="바탕"/>
           <w:sz w:val="21"/>
           <w:szCs w:val="21"/>
           <w:lang w:val="en-US" w:eastAsia="ko-KR"/>
@@ -779,7 +779,7 @@
     </w:pPr>
     <w:r>
       <w:rPr>
-        <w:rFonts w:ascii="굴림체" w:cs="굴림체" w:eastAsia="굴림체" w:hAnsi="굴림체"/>
+        <w:rFonts w:ascii="바탕" w:cs="바탕" w:eastAsia="바탕" w:hAnsi="바탕"/>
         <w:sz w:val="18"/>
         <w:szCs w:val="18"/>
       </w:rPr>
@@ -956,7 +956,7 @@
   <w:docDefaults>
     <w:rPrDefault>
       <w:rPr>
-        <w:rFonts w:ascii="굴림체" w:cs="굴림체" w:eastAsia="굴림체" w:hAnsi="굴림체"/>
+        <w:rFonts w:ascii="바탕" w:cs="바탕" w:eastAsia="바탕" w:hAnsi="바탕"/>
         <w:sz w:val="21"/>
         <w:szCs w:val="21"/>
         <w:lang w:val="en-US" w:eastAsia="ko-KR"/>
@@ -1145,7 +1145,7 @@
     <w:basedOn w:val="Normal"/>
     <w:next w:val="Normal"/>
     <w:rPr>
-      <w:rFonts w:ascii="굴림체" w:cs="굴림체" w:eastAsia="굴림체" w:hAnsi="굴림체"/>
+      <w:rFonts w:ascii="바탕" w:cs="바탕" w:eastAsia="바탕" w:hAnsi="바탕"/>
       <w:b/>
       <w:bCs/>
       <w:sz w:val="19"/>
@@ -1157,7 +1157,7 @@
     <w:basedOn w:val="Normal"/>
     <w:next w:val="Normal"/>
     <w:rPr>
-      <w:rFonts w:ascii="굴림체" w:cs="굴림체" w:eastAsia="굴림체" w:hAnsi="굴림체"/>
+      <w:rFonts w:ascii="바탕" w:cs="바탕" w:eastAsia="바탕" w:hAnsi="바탕"/>
       <w:b/>
       <w:bCs/>
       <w:sz w:val="19"/>
@@ -1213,7 +1213,7 @@
       <w:outlineLvl w:val="0"/>
     </w:pPr>
     <w:rPr>
-      <w:rFonts w:ascii="굴림체" w:cs="굴림체" w:eastAsia="굴림체" w:hAnsi="굴림체"/>
+      <w:rFonts w:ascii="바탕" w:cs="바탕" w:eastAsia="바탕" w:hAnsi="바탕"/>
       <w:b/>
       <w:bCs/>
       <w:sz w:val="32"/>
@@ -1230,7 +1230,7 @@
       <w:outlineLvl w:val="1"/>
     </w:pPr>
     <w:rPr>
-      <w:rFonts w:ascii="굴림체" w:cs="굴림체" w:eastAsia="굴림체" w:hAnsi="굴림체"/>
+      <w:rFonts w:ascii="바탕" w:cs="바탕" w:eastAsia="바탕" w:hAnsi="바탕"/>
       <w:b/>
       <w:bCs/>
       <w:sz w:val="26"/>
@@ -1247,7 +1247,7 @@
       <w:outlineLvl w:val="2"/>
     </w:pPr>
     <w:rPr>
-      <w:rFonts w:ascii="굴림체" w:cs="굴림체" w:eastAsia="굴림체" w:hAnsi="굴림체"/>
+      <w:rFonts w:ascii="바탕" w:cs="바탕" w:eastAsia="바탕" w:hAnsi="바탕"/>
       <w:b/>
       <w:bCs/>
       <w:sz w:val="22"/>

--- a/05_논문작성/v4/석사학위논문_초고_요약_김승민.docx
+++ b/05_논문작성/v4/석사학위논문_초고_요약_김승민.docx
@@ -61,7 +61,7 @@
           <w:szCs w:val="21"/>
           <w:lang w:val="en-US" w:eastAsia="ko-KR"/>
         </w:rPr>
-        <w:t xml:space="preserve">사전학습 시계열 모델(TSFM)이 내는 주가 수익률 80% 예측구간의 오차는 금융 데이터의 특성보다 모델과 입력 설정에서 오며, 실측 기반 합성 데이터 실험으로 실제 주가의 커버리지를 미리 가늠할 수 있습니다(10종목 평균 차이 1.0%p). 재학습 없는 사후보정으로 모든 경우 커버리지가 80%로 복원되므로, 분포 정확도가 단순 기준 모형(RW) 수준인 TSFM은 수익률 예측기보다 보정을 거친 위험 측정 도구로 쓰는 것이 적절합니다.</w:t>
+        <w:t xml:space="preserve">사전학습 시계열 모델(TSFM)이 내는 주가 수익률 80% 예측구간의 오차는 금융 데이터의 특성보다 모델과 입력 설정에서 오며, 실측 기반 합성 데이터 실험으로 실제 주가의 커버리지를 미리 가늠할 수 있습니다(10종목 평균 차이 1.0%p). 재학습 없는 사후보정으로 모든 경우 평균 커버리지가 80%로 복원되므로, 분포 정확도가 단순 기준 모형(RW) 수준인 TSFM은 수익률 예측기보다 보정을 거친 위험 측정 도구로 쓰는 것이 적절합니다.</w:t>
       </w:r>
     </w:p>
     <w:p>
@@ -569,7 +569,7 @@
           <w:rFonts w:ascii="바탕" w:cs="바탕" w:eastAsia="바탕" w:hAnsi="바탕"/>
           <w:lang w:val="en-US" w:eastAsia="ko-KR"/>
         </w:rPr>
-        <w:t xml:space="preserve">결과 3. 사후보정으로 모든 경우 80% 복원 (RQ3)</w:t>
+        <w:t xml:space="preserve">결과 3. 사후보정으로 모든 경우 평균 커버리지 80% 복원 (RQ3)</w:t>
       </w:r>
     </w:p>
     <w:p>
@@ -639,7 +639,7 @@
           <w:szCs w:val="21"/>
           <w:lang w:val="en-US" w:eastAsia="ko-KR"/>
         </w:rPr>
-        <w:t xml:space="preserve">적응형 콘포멀 분위수 보정(ACI-CQR)으로 합성 340개, 실제 19개 모델·조건 모두 커버리지가 80%로 돌아왔습니다(보정 후 79.7~80.7%). 너무 좁은 구간은 넓히고, 너무 넓은 구간(TimesFM 88%)은 좁혔습니다.</w:t>
+        <w:t xml:space="preserve">적응형 콘포멀 분위수 보정(ACI-CQR)으로 합성 340개, 실제 19개 모델·조건 모두 평균 커버리지가 80%로 돌아왔습니다(보정 후 79.7~80.7%). 너무 좁은 구간은 넓히고, 너무 넓은 구간(TimesFM 88%)은 좁혔습니다.</w:t>
       </w:r>
     </w:p>
     <w:p>

--- a/05_논문작성/v4/석사학위논문_초고_요약_김승민.docx
+++ b/05_논문작성/v4/석사학위논문_초고_요약_김승민.docx
@@ -685,7 +685,7 @@
           <w:szCs w:val="21"/>
           <w:lang w:val="en-US" w:eastAsia="ko-KR"/>
         </w:rPr>
-        <w:t xml:space="preserve">탐색 분석(사전등록 밖): 보정 전 구간을 위험 한도(VaR 10%)로 쓰면 Chronos-T5 수익률 입력은 10번 중 4번 안팎으로 한도를 넘었으나, 보정 후 1번으로 돌아왔습니다. 10종목 중 8종목 이상이 위반율 검정을 통과한 조건은 보정 전 7개에서 보정 후 14개로 늘었습니다. 다만 위반이 몰려 오는 문제는 일부 조건(한 달·가격)에 남았습니다. 변동성 목표 전략에서도 의도한 위험 수준을 회복했으며, 예측 중앙값의 부호로 매매하는 단순 규칙은 모두 계속 보유보다 못했습니다.</w:t>
+        <w:t xml:space="preserve">탐색 분석(사전등록 밖): 보정 전 구간을 위험 한도(VaR 10%)로 쓰면 Chronos-T5 수익률 입력은 10번 중 4번 안팎으로 한도를 넘었으나, 보정 후 1번으로 돌아왔습니다. 10종목 중 8종목 이상이 위반율 검정을 통과한 조건은 보정 전 7개에서 보정 후 14개로 늘었습니다. 다만 위반이 몰려 오는 문제는 일부 조건(한 달·가격)에 남았습니다. 변동성 목표 전략에서는 보정 후 실현 변동이 모든 모델·조건에서 목표의 1.05~1.14배였으며, 예측 중앙값의 부호로 매매하는 단순 규칙은 모두 계속 보유보다 못했습니다.</w:t>
       </w:r>
     </w:p>
     <w:p>

--- a/05_논문작성/v4/석사학위논문_초고_요약_김승민.docx
+++ b/05_논문작성/v4/석사학위논문_초고_요약_김승민.docx
@@ -716,7 +716,7 @@
           <w:szCs w:val="21"/>
           <w:lang w:val="en-US" w:eastAsia="ko-KR"/>
         </w:rPr>
-        <w:t xml:space="preserve">80% 구간만 평가하였고(일부 모델이 극단 분위수를 출력하지 않음), 다음 날 예측과 미국·한국 대형주 10종목에 한정됩니다. Chronos-T5는 계산 시간 문제로 base 크기를 사용하였습니다.</w:t>
+        <w:t xml:space="preserve">80% 구간만 평가하였고(일부 모델이 극단 분위수를 출력하지 않음), 다음 날 예측과 미국·한국 대형주 10종목에 한정됩니다. 입력은 종가에서 얻은 단변량 계열이며 거래량 등 외부 변수는 쓰지 않았습니다(커버리지 오차는 거래량이 없는 합성 데이터에서도 같게 나타남). Chronos-T5는 계산 시간 문제로 base 크기를 사용하였습니다.</w:t>
       </w:r>
     </w:p>
     <w:sectPr>

--- a/05_논문작성/v4/석사학위논문_초고_요약_김승민.docx
+++ b/05_논문작성/v4/석사학위논문_초고_요약_김승민.docx
@@ -61,7 +61,7 @@
           <w:szCs w:val="21"/>
           <w:lang w:val="en-US" w:eastAsia="ko-KR"/>
         </w:rPr>
-        <w:t xml:space="preserve">사전학습 시계열 모델(TSFM)이 내는 주가 수익률 80% 예측구간의 오차는 금융 데이터의 특성보다 모델과 입력 설정에서 오며, 실측 기반 합성 데이터 실험으로 실제 주가의 커버리지를 미리 가늠할 수 있습니다(10종목 평균 차이 1.0%p). 재학습 없는 사후보정으로 모든 경우 평균 커버리지가 80%로 복원되므로, 분포 정확도가 단순 기준 모형(RW) 수준인 TSFM은 수익률 예측기보다 보정을 거친 위험 측정 도구로 쓰는 것이 적절합니다.</w:t>
+        <w:t xml:space="preserve">사전학습 시계열 모델(TSFM)이 내는 주가 수익률 80% 예측구간의 오차는 금융 데이터의 특성보다 모델과 입력 설정에서 오며, 실측 기반 합성 데이터 실험으로 실제 주가의 커버리지를 미리 가늠할 수 있습니다(19개 모델·조건 평균 차이 1.1%p). 재학습 없는 사후보정으로 모든 경우 평균 커버리지가 80%로 복원되므로, 분포 정확도가 단순 기준 모형(RW) 수준인 TSFM은 수익률 예측기보다 보정을 거친 위험 측정 도구로 쓰는 것이 적절합니다.</w:t>
       </w:r>
     </w:p>
     <w:p>
@@ -404,7 +404,30 @@
           <w:szCs w:val="21"/>
           <w:lang w:val="en-US" w:eastAsia="ko-KR"/>
         </w:rPr>
-        <w:t xml:space="preserve">특성이 하나도 없는 데이터(맨 윗줄)에서 이미 TSFM 커버리지가 14~88%로 퍼져 있습니다. 같은 모델도 입력 형태에 따라 크게 다릅니다(Chronos-T5: 수익률 입력 15%, 가격 입력 76%).</w:t>
+        <w:t xml:space="preserve">특성이 하나도 없는 데이터(맨 윗줄)에서 이미 TSFM 커버리지가 75~88%로 퍼져 있고, 16개 조건 중 절반이 실질 기준(80% ± 2%p)을 벗어났습니다. 같은 모델도 입력 형태와 과거 길이에 따라 다릅니다(TimesFM-2.5: 1년·가격 88%, 1년·수익률 79%).</w:t>
+      </w:r>
+    </w:p>
+    <w:p>
+      <w:pPr>
+        <w:pStyle w:val="ListParagraph"/>
+        <w:keepNext/>
+        <w:keepLines/>
+        <w:widowControl/>
+        <w:numPr>
+          <w:ilvl w:val="0"/>
+          <w:numId w:val="2"/>
+        </w:numPr>
+        <w:spacing w:after="60" w:line="384"/>
+        <w:jc w:val="both"/>
+      </w:pPr>
+      <w:r>
+        <w:rPr>
+          <w:rFonts w:ascii="바탕" w:cs="바탕" w:eastAsia="바탕" w:hAnsi="바탕"/>
+          <w:sz w:val="21"/>
+          <w:szCs w:val="21"/>
+          <w:lang w:val="en-US" w:eastAsia="ko-KR"/>
+        </w:rPr>
+        <w:t xml:space="preserve">설정 하나의 영향도 큽니다. Chronos-T5를 라이브러리 기본 샘플링 설정(확률 상위 50칸에서만 추출) 그대로 쓰면 수익률 입력의 커버리지가 14%로 무너졌고, 이 제한을 풀면 76~79%였습니다. 본문 결과는 제한을 푼 설정 기준이며, 바꾼 경위와 바꾸기 전 결과는 부록 A에 밝혔습니다.</w:t>
       </w:r>
     </w:p>
     <w:p>
@@ -475,7 +498,7 @@
       <w:r>
         <w:drawing>
           <wp:inline distT="0" distB="0" distL="0" distR="0">
-            <wp:extent cx="4143375" cy="1781175"/>
+            <wp:extent cx="4143375" cy="3362325"/>
             <wp:effectExtent t="0" r="0" b="0" l="0"/>
             <wp:docPr id="1" name="" descr="" title=""/>
             <wp:cNvGraphicFramePr>
@@ -500,7 +523,7 @@
                   <pic:spPr bwMode="auto">
                     <a:xfrm>
                       <a:off x="0" y="0"/>
-                      <a:ext cx="4143375" cy="1781175"/>
+                      <a:ext cx="4143375" cy="3362325"/>
                     </a:xfrm>
                     <a:prstGeom prst="rect">
                       <a:avLst/>
@@ -533,7 +556,7 @@
           <w:szCs w:val="21"/>
           <w:lang w:val="en-US" w:eastAsia="ko-KR"/>
         </w:rPr>
-        <w:t xml:space="preserve">특성 없는 합성 데이터의 커버리지와 실제 주가의 커버리지는 평균 1.0%p 차이입니다(구간이 붕괴한 Chronos-T5 수익률 2개를 뺀 17개 조건 기준. 19개 전체로는 평균 1.2%p, 상관은 17개 0.90·19개 0.998). 실제 주가의 오차도 대부분 모델·설정에서 온다는 뜻입니다.</w:t>
+        <w:t xml:space="preserve">특성 없는 합성 데이터의 커버리지와 실제 주가의 커버리지는 19개 모델·조건에서 평균 1.1%p(최대 3.6%p) 차이이고, 상관은 0.90입니다. 실제 주가의 오차도 대부분 모델·설정에서 온다는 뜻입니다.</w:t>
       </w:r>
     </w:p>
     <w:p>
@@ -556,7 +579,7 @@
           <w:szCs w:val="21"/>
           <w:lang w:val="en-US" w:eastAsia="ko-KR"/>
         </w:rPr>
-        <w:t xml:space="preserve">분포 정확도를 나타내는 분위수 손실은 16개 조건 중 13개에서 RW보다 컸고, 가장 나은 조건(Chronos-T5를 제외한 세 모델의 1년·수익률)에서 RW와 같은 수준이었습니다. 점 예측 연구에서 보고된 한계가 분포 예측에서도 나타난 것입니다. 모델 공개 이후 기간만 따로 봐도 같습니다.</w:t>
+        <w:t xml:space="preserve">분포 정확도를 나타내는 분위수 손실은 16개 조건 중 12개에서 RW보다 컸고, 가장 나은 조건(네 모델의 1년·수익률)에서 RW와 같은 수준이었습니다. 점 예측 연구에서 보고된 한계가 분포 예측에서도 나타난 것입니다. 모델 공개 이후 기간만 따로 봐도 같습니다.</w:t>
       </w:r>
     </w:p>
     <w:p>
@@ -639,30 +662,30 @@
           <w:szCs w:val="21"/>
           <w:lang w:val="en-US" w:eastAsia="ko-KR"/>
         </w:rPr>
-        <w:t xml:space="preserve">적응형 콘포멀 분위수 보정(ACI-CQR)으로 합성 340개, 실제 19개 모델·조건 모두 평균 커버리지가 80%로 돌아왔습니다(보정 후 79.7~80.7%). 너무 좁은 구간은 넓히고, 너무 넓은 구간(TimesFM 88%)은 좁혔습니다.</w:t>
-      </w:r>
-    </w:p>
-    <w:p>
-      <w:pPr>
-        <w:pStyle w:val="ListParagraph"/>
-        <w:keepNext/>
-        <w:keepLines/>
-        <w:widowControl/>
-        <w:numPr>
-          <w:ilvl w:val="0"/>
-          <w:numId w:val="2"/>
-        </w:numPr>
-        <w:spacing w:after="60" w:line="384"/>
-        <w:jc w:val="both"/>
-      </w:pPr>
-      <w:r>
-        <w:rPr>
-          <w:rFonts w:ascii="바탕" w:cs="바탕" w:eastAsia="바탕" w:hAnsi="바탕"/>
-          <w:sz w:val="21"/>
-          <w:szCs w:val="21"/>
-          <w:lang w:val="en-US" w:eastAsia="ko-KR"/>
-        </w:rPr>
-        <w:t xml:space="preserve">그에 상응하여 보정된 구간의 폭은 이상적인 구간보다 6~48% 넓어졌습니다.</w:t>
+        <w:t xml:space="preserve">적응형 콘포멀 분위수 보정(ACI-CQR)으로 합성 340개, 실제 19개 모델·조건 모두 평균 커버리지가 80%로 돌아왔습니다(보정 후 79.8~80.7%). 너무 좁은 구간은 넓히고, 너무 넓은 구간(TimesFM 88%)은 좁혔습니다.</w:t>
+      </w:r>
+    </w:p>
+    <w:p>
+      <w:pPr>
+        <w:pStyle w:val="ListParagraph"/>
+        <w:keepNext/>
+        <w:keepLines/>
+        <w:widowControl/>
+        <w:numPr>
+          <w:ilvl w:val="0"/>
+          <w:numId w:val="2"/>
+        </w:numPr>
+        <w:spacing w:after="60" w:line="384"/>
+        <w:jc w:val="both"/>
+      </w:pPr>
+      <w:r>
+        <w:rPr>
+          <w:rFonts w:ascii="바탕" w:cs="바탕" w:eastAsia="바탕" w:hAnsi="바탕"/>
+          <w:sz w:val="21"/>
+          <w:szCs w:val="21"/>
+          <w:lang w:val="en-US" w:eastAsia="ko-KR"/>
+        </w:rPr>
+        <w:t xml:space="preserve">그에 상응하여 보정된 구간의 폭은 이상적인 구간보다 5~48% 넓어졌습니다.</w:t>
       </w:r>
     </w:p>
     <w:p>
@@ -685,7 +708,7 @@
           <w:szCs w:val="21"/>
           <w:lang w:val="en-US" w:eastAsia="ko-KR"/>
         </w:rPr>
-        <w:t xml:space="preserve">탐색 분석(사전등록 밖): 보정 전 구간을 위험 한도(VaR 10%)로 쓰면 Chronos-T5 수익률 입력은 10번 중 4번 안팎으로 한도를 넘었으나, 보정 후 1번으로 돌아왔습니다. 10종목 중 8종목 이상이 위반율 검정을 통과한 조건은 보정 전 7개에서 보정 후 14개로 늘었습니다. 다만 위반이 몰려 오는 문제는 일부 조건(한 달·가격)에 남았습니다. 변동성 목표 전략에서는 보정 후 실현 변동이 모든 모델·조건에서 목표의 1.05~1.14배였으며, 예측 중앙값의 부호로 매매하는 단순 규칙은 모두 계속 보유보다 못했습니다.</w:t>
+        <w:t xml:space="preserve">탐색 분석(미리 고정한 가설 밖): 보정 전 구간을 위험 한도(VaR 10%)로 쓰면 위반율이 5.5~11.9%로 조건마다 달랐고, 보정 후 8.6~10.8%로 모였습니다. 10종목 중 8종목 이상이 위반율 검정을 통과한 조건은 보정 전 8개에서 보정 후 14개로 늘었습니다. 다만 위반이 몰려 오는 문제는 일부 조건(한 달·가격)에 남았습니다. 변동성 목표 전략에서는 보정 후 실현 변동이 모든 모델·조건에서 목표의 1.05~1.14배였으며, 예측 중앙값의 부호로 매매하는 단순 규칙은 모두 계속 보유보다 못했습니다.</w:t>
       </w:r>
     </w:p>
     <w:p>

--- a/05_논문작성/v4/석사학위논문_초고_요약_김승민.docx
+++ b/05_논문작성/v4/석사학위논문_초고_요약_김승민.docx
@@ -427,7 +427,7 @@
           <w:szCs w:val="21"/>
           <w:lang w:val="en-US" w:eastAsia="ko-KR"/>
         </w:rPr>
-        <w:t xml:space="preserve">설정 하나의 영향도 큽니다. Chronos-T5를 라이브러리 기본 샘플링 설정(확률 상위 50칸에서만 추출) 그대로 쓰면 수익률 입력의 커버리지가 14%로 무너졌고, 이 제한을 풀면 76~79%였습니다. 본문 결과는 제한을 푼 설정 기준이며, 바꾼 경위와 바꾸기 전 결과는 부록 A에 밝혔습니다.</w:t>
+        <w:t xml:space="preserve">실험 과정에서는 설정 하나의 영향이 특성보다 훨씬 크다는 것도 발견했습니다. Chronos-T5를 라이브러리 기본 샘플링 설정(확률 상위 50칸에서만 추출) 그대로 쓰면 수익률 입력의 커버리지가 14%로 무너졌고, 이 제한을 풀면 76~79%였습니다. 본문 결과는 제한을 푼 설정 기준이며, 바꾼 경위와 바꾸기 전 결과는 부록 A.3에 밝혔습니다.</w:t>
       </w:r>
     </w:p>
     <w:p>
@@ -486,7 +486,7 @@
           <w:rFonts w:ascii="바탕" w:cs="바탕" w:eastAsia="바탕" w:hAnsi="바탕"/>
           <w:lang w:val="en-US" w:eastAsia="ko-KR"/>
         </w:rPr>
-        <w:t xml:space="preserve">결과 2. 합성 데이터 실험 결과가 실제 주가와 일치한다 (RQ2)</w:t>
+        <w:t xml:space="preserve">결과 2. 합성 데이터 실험 결과가 실제 주가에서 재현된다 (RQ2)</w:t>
       </w:r>
     </w:p>
     <w:p>
@@ -708,7 +708,7 @@
           <w:szCs w:val="21"/>
           <w:lang w:val="en-US" w:eastAsia="ko-KR"/>
         </w:rPr>
-        <w:t xml:space="preserve">탐색 분석(미리 고정한 가설 밖): 보정 전 구간을 위험 한도(VaR 10%)로 쓰면 위반율이 5.5~11.9%로 조건마다 달랐고, 보정 후 8.6~10.8%로 모였습니다. 10종목 중 8종목 이상이 위반율 검정을 통과한 조건은 보정 전 8개에서 보정 후 14개로 늘었습니다. 다만 위반이 몰려 오는 문제는 일부 조건(한 달·가격)에 남았습니다. 변동성 목표 전략에서는 보정 후 실현 변동이 모든 모델·조건에서 목표의 1.05~1.14배였으며, 예측 중앙값의 부호로 매매하는 단순 규칙은 모두 계속 보유보다 못했습니다.</w:t>
+        <w:t xml:space="preserve">탐색 분석(가설 검정과 별개인 보조 분석): 보정 전 구간을 위험 한도(VaR 10%)로 쓰면 위반율이 5.5~11.9%로 조건마다 달랐고, 보정 후 8.6~10.8%로 모였습니다. 10종목 중 8종목 이상이 위반율 검정을 통과한 조건은 보정 전 8개에서 보정 후 14개로 늘었습니다. 다만 위반이 몰려 오는 문제는 일부 조건(한 달·가격)에 남았습니다. 변동성 목표 전략에서는 보정 후 실현 변동이 모든 모델·조건에서 목표의 1.05~1.14배였으며, 예측 중앙값의 부호로 매매하는 단순 규칙은 모두 계속 보유보다 못했습니다.</w:t>
       </w:r>
     </w:p>
     <w:p>

--- a/05_논문작성/v4/석사학위논문_초고_요약_김승민.docx
+++ b/05_논문작성/v4/석사학위논문_초고_요약_김승민.docx
@@ -427,7 +427,7 @@
           <w:szCs w:val="21"/>
           <w:lang w:val="en-US" w:eastAsia="ko-KR"/>
         </w:rPr>
-        <w:t xml:space="preserve">실험 과정에서는 설정 하나의 영향이 특성보다 훨씬 크다는 것도 발견했습니다. Chronos-T5를 라이브러리 기본 샘플링 설정(확률 상위 50칸에서만 추출) 그대로 쓰면 수익률 입력의 커버리지가 14%로 무너졌고, 이 제한을 풀면 76~79%였습니다. 본문 결과는 제한을 푼 설정 기준이며, 바꾼 경위와 바꾸기 전 결과는 부록 A.3에 밝혔습니다.</w:t>
+        <w:t xml:space="preserve">실험 과정에서는 설정 하나의 영향이 특성보다 훨씬 크다는 것도 발견했습니다. Chronos-T5를 라이브러리 기본 샘플링 설정(확률 상위 50칸에서만 추출) 그대로 쓰면 수익률 입력의 커버리지가 14%로 무너졌고, 이 제한을 풀면 76~79%였습니다. 본문 결과는 제한을 푼 설정 기준이며, 점검 과정과 바로잡기 전 결과는 부록 A.3에 밝혔습니다.</w:t>
       </w:r>
     </w:p>
     <w:p>
@@ -473,7 +473,7 @@
           <w:szCs w:val="21"/>
           <w:lang w:val="en-US" w:eastAsia="ko-KR"/>
         </w:rPr>
-        <w:t xml:space="preserve">가설과 다른 점: 변동성 군집만 일부 조건에서 커버리지를 낮췄고(실질 하락 2개 조건, −2.0~−2.5%p), 두꺼운 꼬리와 잦은 국면 전환 특성은 오히려 커버리지를 높였습니다(전환 크기는 영향 없음). 이는 꼬리가 두꺼운 분포에서 분산 기반 80% 구간이 넓어지는 수학적 성질로 설명됩니다(정규분포 기반 구간을 t분포 데이터에 적용하면 이론 커버리지 82~87%, 단순 기준 모형이 이 이론값을 그대로 따름). 단, 이 현상은 80% 구간에 한정되며, 99% 구간에서는 반대로 커버리지가 97.8%로 낮아져 한도를 넘는 날이 1%에서 2.2%로 늘어나므로 극단 위험에는 그대로 적용할 수 없습니다(본문 표 4-3).</w:t>
+        <w:t xml:space="preserve">가설과 다른 점: 변동성 군집만 일부 조건에서 커버리지를 낮췄고(실질 하락 2개 조건, −2.0~−2.5%p), 두꺼운 꼬리와 잦은 국면 전환 특성은 오히려 커버리지를 높였습니다(전환 크기는 영향 없음). 이는 꼬리가 두꺼운 분포에서 분산 기반 80% 구간이 넓어지는 수학적 성질로 설명됩니다(정규분포 기반 구간을 t분포 데이터에 적용하면 이론 커버리지 82~87%, 단순 기준 모형이 이 이론값을 그대로 따름). 단, 이 현상은 80% 구간에 한정되며, 99% 구간에서는 반대로 커버리지가 97.8%로 낮아져 한도를 넘는 날이 1%에서 2.2%로 늘어나므로 극단 위험에는 그대로 적용할 수 없습니다(본문 표 4-3). 극단 분위수를 내는 Chronos-2로 확인한 결과, 98% 구간에서는 꼬리와 국면 전환이 실제로 커버리지를 낮추었습니다(본문 표 4-4).</w:t>
       </w:r>
     </w:p>
     <w:p>

--- a/05_논문작성/v4/석사학위논문_초고_요약_김승민.docx
+++ b/05_논문작성/v4/석사학위논문_초고_요약_김승민.docx
@@ -556,7 +556,7 @@
           <w:szCs w:val="21"/>
           <w:lang w:val="en-US" w:eastAsia="ko-KR"/>
         </w:rPr>
-        <w:t xml:space="preserve">특성 없는 합성 데이터의 커버리지와 실제 주가의 커버리지는 19개 모델·조건에서 평균 1.1%p(최대 3.6%p) 차이이고, 상관은 0.90입니다. 실제 주가의 오차도 대부분 모델·설정에서 온다는 뜻입니다.</w:t>
+        <w:t xml:space="preserve">특성 없는 합성 데이터의 커버리지와 실제 주가의 커버리지는 19개 모델·조건에서 평균 1.1%p(최대 3.6%p) 차이입니다(상관 0.90, 가장 크게 벗어난 TimesFM 1년·가격 한 점을 빼면 0.78). 실제 주가의 오차도 대부분 모델·설정에서 온다는 뜻이며, 특히 크게 어긋나는 모델과 설정은 합성 데이터에서 이미 그대로 드러났습니다.</w:t>
       </w:r>
     </w:p>
     <w:p>

--- a/05_논문작성/v4/석사학위논문_초고_요약_김승민.docx
+++ b/05_논문작성/v4/석사학위논문_초고_요약_김승민.docx
@@ -579,7 +579,7 @@
           <w:szCs w:val="21"/>
           <w:lang w:val="en-US" w:eastAsia="ko-KR"/>
         </w:rPr>
-        <w:t xml:space="preserve">분포 정확도를 나타내는 분위수 손실은 16개 조건 중 12개에서 RW보다 컸고, 가장 나은 조건(네 모델의 1년·수익률)에서 RW와 같은 수준이었습니다. 점 예측 연구에서 보고된 한계가 분포 예측에서도 나타난 것입니다. 모델 공개 이후 기간만 따로 봐도 같습니다.</w:t>
+        <w:t xml:space="preserve">분포 정확도를 나타내는 분위수 손실은 16개 조건 중 12개에서 RW보다 컸고, 가장 나은 조건(네 모델의 1년·수익률)에서 RW와 같은 수준이었습니다. 같은 과거 1년을 쓰는 GARCH-t보다는 모두 손실이 컸습니다(1년·수익률은 0.4~1.5%로 작은 차이). 점 예측 연구에서 보고된 한계가 분포 예측에서도 나타난 것입니다. 모델 공개 이후 기간만 따로 봐도 같습니다.</w:t>
       </w:r>
     </w:p>
     <w:p>

--- a/05_논문작성/v4/석사학위논문_초고_요약_김승민.docx
+++ b/05_논문작성/v4/석사학위논문_초고_요약_김승민.docx
@@ -61,7 +61,7 @@
           <w:szCs w:val="21"/>
           <w:lang w:val="en-US" w:eastAsia="ko-KR"/>
         </w:rPr>
-        <w:t xml:space="preserve">사전학습 시계열 모델(TSFM)이 내는 주가 수익률 80% 예측구간의 오차는 금융 데이터의 특성보다 모델과 입력 설정에서 오며, 실측 기반 합성 데이터 실험으로 실제 주가의 커버리지를 미리 가늠할 수 있습니다(19개 모델·조건 평균 차이 1.1%p). 재학습 없는 사후보정으로 모든 경우 평균 커버리지가 80%로 복원되므로, 분포 정확도가 단순 기준 모형(RW) 수준인 TSFM은 수익률 예측기보다 보정을 거친 위험 측정 도구로 쓰는 것이 적절합니다.</w:t>
+        <w:t xml:space="preserve">사전학습 시계열 모델(TSFM)이 내는 주가 수익률 80% 예측구간의 오차는 금융 데이터의 특성보다 모델과 입력 설정에서 오며, 크게 어긋나는 모델과 설정은 실측 기반 합성 데이터 실험으로 미리 가려낼 수 있습니다(합성과 실제의 평균 차이 1.1%p). 재학습 없는 사후보정으로 모든 경우 평균 커버리지가 80%로 복원되므로, 분포 정확도가 단순 기준 모형(RW) 수준인 TSFM은 수익률 예측기보다 보정을 거친 위험 측정 도구로 쓰는 것이 적절합니다.</w:t>
       </w:r>
     </w:p>
     <w:p>
@@ -579,7 +579,7 @@
           <w:szCs w:val="21"/>
           <w:lang w:val="en-US" w:eastAsia="ko-KR"/>
         </w:rPr>
-        <w:t xml:space="preserve">분포 정확도를 나타내는 분위수 손실은 16개 조건 중 12개에서 RW보다 컸고, 가장 나은 조건(네 모델의 1년·수익률)에서 RW와 같은 수준이었습니다. 같은 과거 1년을 쓰는 GARCH-t보다는 모두 손실이 컸습니다(1년·수익률은 0.4~1.5%로 작은 차이). 점 예측 연구에서 보고된 한계가 분포 예측에서도 나타난 것입니다. 모델 공개 이후 기간만 따로 봐도 같습니다.</w:t>
+        <w:t xml:space="preserve">분포 정확도를 나타내는 분위수 손실은 16개 조건 중 12개에서 RW보다 컸고, 가장 나은 조건(네 모델의 1년·수익률)에서 RW와 같은 수준이었습니다. 같은 과거 1년을 쓰는 GARCH-t보다는 모두 손실이 컸습니다(1년·수익률은 0.4~1.5%로 작은 차이). 점 예측 연구에서 보고된 한계가 분포 예측에서도 나타난 것입니다. 모델 공개 이후 기간만 따로 봐도 RW 대비 손실의 양상은 같습니다.</w:t>
       </w:r>
     </w:p>
     <w:p>

--- a/05_논문작성/v4/석사학위논문_초고_요약_김승민.docx
+++ b/05_논문작성/v4/석사학위논문_초고_요약_김승민.docx
@@ -579,7 +579,7 @@
           <w:szCs w:val="21"/>
           <w:lang w:val="en-US" w:eastAsia="ko-KR"/>
         </w:rPr>
-        <w:t xml:space="preserve">분포 정확도를 나타내는 분위수 손실은 16개 조건 중 12개에서 RW보다 컸고, 가장 나은 조건(네 모델의 1년·수익률)에서 RW와 같은 수준이었습니다. 같은 과거 1년을 쓰는 GARCH-t보다는 모두 손실이 컸습니다(1년·수익률은 0.4~1.5%로 작은 차이). 점 예측 연구에서 보고된 한계가 분포 예측에서도 나타난 것입니다. 모델 공개 이후 기간만 따로 봐도 RW 대비 손실의 양상은 같습니다.</w:t>
+        <w:t xml:space="preserve">분포 정확도를 나타내는 분위수 손실은 16개 조건 중 12개에서 RW보다 컸고, 가장 나은 조건(네 모델의 1년·수익률)에서 RW와 같은 수준이었습니다. 같은 과거 1년을 쓰는 GARCH-t보다는 1년 조건 모두 손실이 컸습니다(1년·수익률은 0.4~1.5%로 작은 차이). 점 예측 연구에서 보고된 한계가 분포 예측에서도 나타난 것입니다. 모델 공개 이후 기간만 따로 봐도 RW 대비 손실의 양상은 같습니다.</w:t>
       </w:r>
     </w:p>
     <w:p>
@@ -739,7 +739,7 @@
           <w:szCs w:val="21"/>
           <w:lang w:val="en-US" w:eastAsia="ko-KR"/>
         </w:rPr>
-        <w:t xml:space="preserve">80% 구간만 평가하였고(일부 모델이 극단 분위수를 출력하지 않음), 다음 날 예측과 미국·한국 대형주 10종목에 한정됩니다. 입력은 종가에서 얻은 단변량 계열이며 거래량 등 외부 변수는 쓰지 않았습니다(커버리지 오차는 거래량이 없는 합성 데이터에서도 같게 나타남). Chronos-T5는 계산 시간 문제로 base 크기를 사용하였습니다.</w:t>
+        <w:t xml:space="preserve">주분석은 80% 구간이며(일부 모델이 극단 분위수를 출력하지 않음), 98% 구간은 Chronos-2 한 모델로만 확인하였습니다. 다음 날 예측과 미국·한국 대형주 10종목에 한정됩니다. 입력은 종가에서 얻은 단변량 계열이며 거래량 등 외부 변수는 쓰지 않았습니다(커버리지 오차는 거래량이 없는 합성 데이터에서도 같게 나타남). Chronos-T5는 계산 시간 문제로 base 크기를 사용하였습니다.</w:t>
       </w:r>
     </w:p>
     <w:sectPr>

--- a/05_논문작성/v4/석사학위논문_초고_요약_김승민.docx
+++ b/05_논문작성/v4/석사학위논문_초고_요약_김승민.docx
@@ -35,19 +35,6 @@
     </w:p>
     <w:p>
       <w:pPr>
-        <w:pStyle w:val="Heading2"/>
-        <w:keepNext/>
-      </w:pPr>
-      <w:r>
-        <w:rPr>
-          <w:rFonts w:ascii="바탕" w:cs="바탕" w:eastAsia="바탕" w:hAnsi="바탕"/>
-          <w:lang w:val="en-US" w:eastAsia="ko-KR"/>
-        </w:rPr>
-        <w:t xml:space="preserve">한 줄 요약</w:t>
-      </w:r>
-    </w:p>
-    <w:p>
-      <w:pPr>
         <w:keepNext w:val="false"/>
         <w:widowControl/>
         <w:spacing w:after="120" w:before="0" w:line="384"/>
@@ -61,7 +48,20 @@
           <w:szCs w:val="21"/>
           <w:lang w:val="en-US" w:eastAsia="ko-KR"/>
         </w:rPr>
-        <w:t xml:space="preserve">사전학습 시계열 모델(TSFM)이 내는 주가 수익률 80% 예측구간의 오차는 금융 데이터의 특성보다 모델과 입력 설정에서 오며, 크게 어긋나는 모델과 설정은 실측 기반 합성 데이터 실험으로 미리 가려낼 수 있습니다(합성과 실제의 평균 차이 1.1%p). 재학습 없는 사후보정으로 모든 경우 평균 커버리지가 80%로 복원되므로, 분포 정확도가 단순 기준 모형(RW) 수준인 TSFM은 수익률 예측기보다 보정을 거친 위험 측정 도구로 쓰는 것이 적절합니다.</w:t>
+        <w:t xml:space="preserve">제목(안): 사전학습 시계열 모델의 금융 수익률 예측구간: 오차의 출처와 재학습 없는 사후보정 (부제: 실측 기반 합성 데이터 통제 실험과 미국·한국 대형주 실증)</w:t>
+      </w:r>
+    </w:p>
+    <w:p>
+      <w:pPr>
+        <w:pStyle w:val="Heading2"/>
+        <w:keepNext/>
+      </w:pPr>
+      <w:r>
+        <w:rPr>
+          <w:rFonts w:ascii="바탕" w:cs="바탕" w:eastAsia="바탕" w:hAnsi="바탕"/>
+          <w:lang w:val="en-US" w:eastAsia="ko-KR"/>
+        </w:rPr>
+        <w:t xml:space="preserve">한 줄 요약</w:t>
       </w:r>
     </w:p>
     <w:p>
@@ -79,7 +79,7 @@
           <w:szCs w:val="21"/>
           <w:lang w:val="en-US" w:eastAsia="ko-KR"/>
         </w:rPr>
-        <w:t xml:space="preserve">제목(안): 사전학습 시계열 모델의 금융 수익률 예측구간: 오차의 출처와 재학습 없는 사후보정 (부제: 실측 기반 합성 데이터 통제 실험과 미국·한국 대형주 실증)</w:t>
+        <w:t xml:space="preserve">사전학습 시계열 모델(TSFM)의 주가 수익률 80% 예측구간이 틀어지는 원인은 금융 데이터의 특성보다 모델과 입력 설정이며, 이 오차는 모델을 재학습하지 않는 사후보정으로 바로잡힙니다.</w:t>
       </w:r>
     </w:p>
     <w:p>
@@ -92,7 +92,7 @@
           <w:rFonts w:ascii="바탕" w:cs="바탕" w:eastAsia="바탕" w:hAnsi="바탕"/>
           <w:lang w:val="en-US" w:eastAsia="ko-KR"/>
         </w:rPr>
-        <w:t xml:space="preserve">1. 연구 배경과 연구 질문</w:t>
+        <w:t xml:space="preserve">1. 왜 이 연구인가</w:t>
       </w:r>
     </w:p>
     <w:p>
@@ -110,7 +110,7 @@
           <w:szCs w:val="21"/>
           <w:lang w:val="en-US" w:eastAsia="ko-KR"/>
         </w:rPr>
-        <w:t xml:space="preserve">시계열 파운데이션 모델(TSFM)을 금융 위험 관리에 활용하려면 예측구간이 명목 확률(예: 80%)을 실제로 지키는지가 중요하나, 기존 금융 TSFM 연구는 점 예측 정확도에 집중해 왔습니다. 본 연구는 다음 세 가지 질문에 답합니다.</w:t>
+        <w:t xml:space="preserve">TSFM은 추가 학습 없이 점 예측과 함께 "내일 수익률이 80% 확률로 이 범위에 든다" 같은 예측구간을 냅니다. 이 구간을 위험 한도(VaR) 같은 위험 관리에 쓰려면 실제로 열 번 중 여덟 번은 맞아야 합니다(커버리지 80%). 그런데 금융 분야의 TSFM 연구는 점 예측 정확도만 비교했고 예측구간이 맞는지는 보지 않았습니다. 본 연구는 세 가지를 묻습니다.</w:t>
       </w:r>
     </w:p>
     <w:p>
@@ -133,7 +133,7 @@
           <w:szCs w:val="21"/>
           <w:lang w:val="en-US" w:eastAsia="ko-KR"/>
         </w:rPr>
-        <w:t xml:space="preserve">RQ1 (진단): 금융 데이터의 특성(변동성 군집, 두꺼운 꼬리, 국면 전환의 빈도와 크기)이 강해질수록 TSFM 80% 예측구간의 커버리지가 떨어지는가, 아니면 모델과 입력 설정에서 이미 오차가 발생하는가? 특성 중에서는 어떤 것이 가장 불리한가?</w:t>
+        <w:t xml:space="preserve">RQ1 (진단): 구간이 틀어진다면 원인은 금융 데이터의 특성(변동성 군집, 두꺼운 꼬리, 국면 전환)인가, 모델과 입력 설정인가?</w:t>
       </w:r>
     </w:p>
     <w:p>
@@ -156,7 +156,7 @@
           <w:szCs w:val="21"/>
           <w:lang w:val="en-US" w:eastAsia="ko-KR"/>
         </w:rPr>
-        <w:t xml:space="preserve">RQ2 (실증 평가): 실제 미국·한국 대형주에서 TSFM 예측구간의 커버리지와 분포 정확도는 어떠하며, 단순 기준 모형(과거 변동성 기반 정규분포, RW)보다 나은가?</w:t>
+        <w:t xml:space="preserve">RQ2 (실증 평가): 실제 미국·한국 대형주에서 커버리지와 분포 정확도는 어떠하며, 단순 기준 모형(과거 변동성 기반 정규분포, RW)보다 나은가?</w:t>
       </w:r>
     </w:p>
     <w:p>
@@ -179,7 +179,7 @@
           <w:szCs w:val="21"/>
           <w:lang w:val="en-US" w:eastAsia="ko-KR"/>
         </w:rPr>
-        <w:t xml:space="preserve">RQ3 (처방): 모델을 재학습하지 않는 온라인 사후보정(ACI-CQR)으로 커버리지를 80%로 복원할 수 있는가? 그에 수반되는 구간 폭의 확대는 어느 정도인가?</w:t>
+        <w:t xml:space="preserve">RQ3 (처방): 모델을 재학습하지 않는 사후보정(ACI-CQR)으로 커버리지를 80%로 되돌릴 수 있는가? 그 대가는 무엇인가?</w:t>
       </w:r>
     </w:p>
     <w:p>
@@ -192,7 +192,95 @@
           <w:rFonts w:ascii="바탕" w:cs="바탕" w:eastAsia="바탕" w:hAnsi="바탕"/>
           <w:lang w:val="en-US" w:eastAsia="ko-KR"/>
         </w:rPr>
-        <w:t xml:space="preserve">2. 연구 설계</w:t>
+        <w:t xml:space="preserve">2. 무엇을 알게 되었나</w:t>
+      </w:r>
+    </w:p>
+    <w:p>
+      <w:pPr>
+        <w:keepNext/>
+        <w:keepLines/>
+        <w:widowControl/>
+        <w:spacing w:after="60" w:line="384"/>
+        <w:ind w:left="360" w:hanging="360"/>
+        <w:jc w:val="both"/>
+      </w:pPr>
+      <w:r>
+        <w:rPr>
+          <w:rFonts w:ascii="바탕" w:cs="바탕" w:eastAsia="바탕" w:hAnsi="바탕"/>
+          <w:sz w:val="21"/>
+          <w:szCs w:val="21"/>
+          <w:lang w:val="en-US" w:eastAsia="ko-KR"/>
+        </w:rPr>
+        <w:t xml:space="preserve">1. 오차는 금융 특성보다 모델과 입력 설정에서 옵니다. 특성이 전혀 없는 데이터에서 이미 커버리지가 75~88%로 갈렸고, 특성을 가장 강하게 넣어도 대부분 3%p 안에서만 움직였습니다. 실제 주가의 커버리지도 특성 없는 합성 데이터와 평균 1.1%p 차이였습니다.</w:t>
+      </w:r>
+    </w:p>
+    <w:p>
+      <w:pPr>
+        <w:keepNext/>
+        <w:keepLines/>
+        <w:widowControl/>
+        <w:spacing w:after="60" w:line="384"/>
+        <w:ind w:left="360" w:hanging="360"/>
+        <w:jc w:val="both"/>
+      </w:pPr>
+      <w:r>
+        <w:rPr>
+          <w:rFonts w:ascii="바탕" w:cs="바탕" w:eastAsia="바탕" w:hAnsi="바탕"/>
+          <w:sz w:val="21"/>
+          <w:szCs w:val="21"/>
+          <w:lang w:val="en-US" w:eastAsia="ko-KR"/>
+        </w:rPr>
+        <w:t xml:space="preserve">2. 이 오차는 재학습 없이 바로잡힙니다. 사후보정으로 모든 모델·조건의 평균 커버리지가 80%로 돌아왔고, 대가는 이상적인 구간보다 5~48% 넓은 구간입니다(RQ3).</w:t>
+      </w:r>
+    </w:p>
+    <w:p>
+      <w:pPr>
+        <w:keepNext w:val="false"/>
+        <w:keepLines/>
+        <w:widowControl/>
+        <w:spacing w:after="60" w:line="384"/>
+        <w:ind w:left="360" w:hanging="360"/>
+        <w:jc w:val="both"/>
+      </w:pPr>
+      <w:r>
+        <w:rPr>
+          <w:rFonts w:ascii="바탕" w:cs="바탕" w:eastAsia="바탕" w:hAnsi="바탕"/>
+          <w:sz w:val="21"/>
+          <w:szCs w:val="21"/>
+          <w:lang w:val="en-US" w:eastAsia="ko-KR"/>
+        </w:rPr>
+        <w:t xml:space="preserve">3. 분포 정확도는 단순 기준 모형(RW) 수준이며 넘지 못했습니다(RQ2). 따라서 TSFM 예측구간은 수익률 예측보다, 모델과 설정을 점검하고 보정을 거친 위험 측정에 쓰는 것이 맞습니다.</w:t>
+      </w:r>
+    </w:p>
+    <w:p>
+      <w:pPr>
+        <w:keepNext w:val="false"/>
+        <w:widowControl/>
+        <w:spacing w:after="120" w:before="0" w:line="384"/>
+        <w:ind w:firstLine="210"/>
+        <w:jc w:val="both"/>
+      </w:pPr>
+      <w:r>
+        <w:rPr>
+          <w:rFonts w:ascii="바탕" w:cs="바탕" w:eastAsia="바탕" w:hAnsi="바탕"/>
+          <w:sz w:val="21"/>
+          <w:szCs w:val="21"/>
+          <w:lang w:val="en-US" w:eastAsia="ko-KR"/>
+        </w:rPr>
+        <w:t xml:space="preserve">기여: 특성을 하나씩 통제한 실측 기반 합성 데이터 실험으로, 크게 어긋나는 모델과 설정을 실제 데이터에 쓰기 전에 가려내는 점검 절차를 보였고, 그 오차가 재학습 없는 사후보정으로 바로잡힘을 합성과 실제 양쪽에서 검증했습니다.</w:t>
+      </w:r>
+    </w:p>
+    <w:p>
+      <w:pPr>
+        <w:pStyle w:val="Heading2"/>
+        <w:keepNext/>
+      </w:pPr>
+      <w:r>
+        <w:rPr>
+          <w:rFonts w:ascii="바탕" w:cs="바탕" w:eastAsia="바탕" w:hAnsi="바탕"/>
+          <w:lang w:val="en-US" w:eastAsia="ko-KR"/>
+        </w:rPr>
+        <w:t xml:space="preserve">3. 어떻게 했나</w:t>
       </w:r>
     </w:p>
     <w:p>
@@ -262,7 +350,7 @@
           <w:szCs w:val="21"/>
           <w:lang w:val="en-US" w:eastAsia="ko-KR"/>
         </w:rPr>
-        <w:t xml:space="preserve">합성 데이터 실험: 실제 10종목에서 측정한 특성 강도로 합성 데이터 17개 시나리오를 만들었습니다(특성 없음 1개 + 4개 특성 × 4단계). 같은 난수와 같은 평균 변동을 쓰고 특성 하나만 바꿔, 차이가 그 특성 때문임을 보장합니다. 참 분포를 알기 때문에 오라클 모형(참 분포)으로 채점 절차를 검증했습니다(17개 시나리오 모두 79.3~80.2%).</w:t>
+        <w:t xml:space="preserve">합성 데이터 실험(RQ1): 실제 10종목에서 측정한 특성 강도로 17개 시나리오를 만들었습니다(특성 없음 1개 + 4개 특성 × 4단계). 같은 난수를 쓰고 특성 하나만 바꾸므로, 커버리지가 달라지면 그 특성 때문입니다. 참 분포를 알기 때문에 채점 절차도 확인했습니다(오라클 모형 79.3~80.2%).</w:t>
       </w:r>
     </w:p>
     <w:p>
@@ -285,13 +373,13 @@
           <w:szCs w:val="21"/>
           <w:lang w:val="en-US" w:eastAsia="ko-KR"/>
         </w:rPr>
-        <w:t xml:space="preserve">실제 주가 실증: 같은 절차를 실제 10종목 24,132건에 적용했습니다.</w:t>
+        <w:t xml:space="preserve">실제 주가 평가(RQ2): 같은 절차를 미국 5종목, 한국 5종목의 2017~2026년 매 거래일(24,132건)에 적용했습니다.</w:t>
       </w:r>
     </w:p>
     <w:p>
       <w:pPr>
         <w:pStyle w:val="ListParagraph"/>
-        <w:keepNext w:val="false"/>
+        <w:keepNext/>
         <w:keepLines/>
         <w:widowControl/>
         <w:numPr>
@@ -308,7 +396,30 @@
           <w:szCs w:val="21"/>
           <w:lang w:val="en-US" w:eastAsia="ko-KR"/>
         </w:rPr>
-        <w:t xml:space="preserve">평가: 80% 구간의 커버리지(실제값이 구간에 들어온 비율, 목표 80%)와 분위수 손실(분포 전체의 정확도).</w:t>
+        <w:t xml:space="preserve">공통: TSFM 4종(Chronos-T5, Chronos-2, TimesFM-2.5, Moirai-2.0) × 4개 조건(과거 21일·252일 × 수익률·가격 입력)으로 다음 날 수익률을 예측했고, RW와 GARCH-t를 기준 모형으로 두었습니다. 사후보정(RQ3)은 두 환경 모두에 적용했습니다.</w:t>
+      </w:r>
+    </w:p>
+    <w:p>
+      <w:pPr>
+        <w:pStyle w:val="ListParagraph"/>
+        <w:keepNext w:val="false"/>
+        <w:keepLines/>
+        <w:widowControl/>
+        <w:numPr>
+          <w:ilvl w:val="0"/>
+          <w:numId w:val="2"/>
+        </w:numPr>
+        <w:spacing w:after="60" w:line="384"/>
+        <w:jc w:val="both"/>
+      </w:pPr>
+      <w:r>
+        <w:rPr>
+          <w:rFonts w:ascii="바탕" w:cs="바탕" w:eastAsia="바탕" w:hAnsi="바탕"/>
+          <w:sz w:val="21"/>
+          <w:szCs w:val="21"/>
+          <w:lang w:val="en-US" w:eastAsia="ko-KR"/>
+        </w:rPr>
+        <w:t xml:space="preserve">가설과 판정 기준은 실험 전에 정해 두었고, 통계적 유의성과 함께 실질 기준(커버리지 ±2%p)으로 판정했습니다.</w:t>
       </w:r>
     </w:p>
     <w:p>
@@ -321,20 +432,25 @@
           <w:rFonts w:ascii="바탕" w:cs="바탕" w:eastAsia="바탕" w:hAnsi="바탕"/>
           <w:lang w:val="en-US" w:eastAsia="ko-KR"/>
         </w:rPr>
-        <w:t xml:space="preserve">3. 주요 결과</w:t>
-      </w:r>
-    </w:p>
-    <w:p>
-      <w:pPr>
-        <w:pStyle w:val="Heading3"/>
-        <w:keepNext/>
-      </w:pPr>
-      <w:r>
-        <w:rPr>
-          <w:rFonts w:ascii="바탕" w:cs="바탕" w:eastAsia="바탕" w:hAnsi="바탕"/>
-          <w:lang w:val="en-US" w:eastAsia="ko-KR"/>
-        </w:rPr>
-        <w:t xml:space="preserve">결과 1. 오차는 특성이 아니라 모델·설정에서 온다 (RQ1)</w:t>
+        <w:t xml:space="preserve">4. RQ1 진단: 오차는 어디서 오는가</w:t>
+      </w:r>
+    </w:p>
+    <w:p>
+      <w:pPr>
+        <w:keepNext/>
+        <w:widowControl/>
+        <w:spacing w:after="120" w:before="0" w:line="384"/>
+        <w:ind w:firstLine="210"/>
+        <w:jc w:val="both"/>
+      </w:pPr>
+      <w:r>
+        <w:rPr>
+          <w:rFonts w:ascii="바탕" w:cs="바탕" w:eastAsia="바탕" w:hAnsi="바탕"/>
+          <w:sz w:val="21"/>
+          <w:szCs w:val="21"/>
+          <w:lang w:val="en-US" w:eastAsia="ko-KR"/>
+        </w:rPr>
+        <w:t xml:space="preserve">예상(가설 H1~H4): 기존 연구의 관점대로, 변동성 군집(H1), 두꺼운 꼬리(H2), 국면 전환의 빈도(H3a)와 크기(H3b)가 강할수록 구간이 상대적으로 좁아져 커버리지가 떨어질 것이고, 특성마다 그 정도가 다를 것(H4)이라고 예상했습니다.</w:t>
       </w:r>
     </w:p>
     <w:p>
@@ -386,6 +502,24 @@
     </w:p>
     <w:p>
       <w:pPr>
+        <w:keepNext/>
+        <w:widowControl/>
+        <w:spacing w:after="120" w:before="0" w:line="384"/>
+        <w:ind w:firstLine="210"/>
+        <w:jc w:val="both"/>
+      </w:pPr>
+      <w:r>
+        <w:rPr>
+          <w:rFonts w:ascii="바탕" w:cs="바탕" w:eastAsia="바탕" w:hAnsi="바탕"/>
+          <w:sz w:val="21"/>
+          <w:szCs w:val="21"/>
+          <w:lang w:val="en-US" w:eastAsia="ko-KR"/>
+        </w:rPr>
+        <w:t xml:space="preserve">결과:</w:t>
+      </w:r>
+    </w:p>
+    <w:p>
+      <w:pPr>
         <w:pStyle w:val="ListParagraph"/>
         <w:keepNext/>
         <w:keepLines/>
@@ -404,7 +538,7 @@
           <w:szCs w:val="21"/>
           <w:lang w:val="en-US" w:eastAsia="ko-KR"/>
         </w:rPr>
-        <w:t xml:space="preserve">특성이 하나도 없는 데이터(맨 윗줄)에서 이미 TSFM 커버리지가 75~88%로 퍼져 있고, 16개 조건 중 절반이 실질 기준(80% ± 2%p)을 벗어났습니다. 같은 모델도 입력 형태와 과거 길이에 따라 다릅니다(TimesFM-2.5: 1년·가격 88%, 1년·수익률 79%).</w:t>
+        <w:t xml:space="preserve">특성이 하나도 없는 데이터(그림 맨 윗줄)에서 이미 커버리지가 75~88%로 퍼졌고, 16개 조건 중 절반이 80% ± 2%p를 벗어났습니다. 같은 모델도 입력에 따라 달라서, TimesFM-2.5는 1년·가격 88%, 1년·수익률 79%였습니다.</w:t>
       </w:r>
     </w:p>
     <w:p>
@@ -427,7 +561,7 @@
           <w:szCs w:val="21"/>
           <w:lang w:val="en-US" w:eastAsia="ko-KR"/>
         </w:rPr>
-        <w:t xml:space="preserve">실험 과정에서는 설정 하나의 영향이 특성보다 훨씬 크다는 것도 발견했습니다. Chronos-T5를 라이브러리 기본 샘플링 설정(확률 상위 50칸에서만 추출) 그대로 쓰면 수익률 입력의 커버리지가 14%로 무너졌고, 이 제한을 풀면 76~79%였습니다. 본문 결과는 제한을 푼 설정 기준이며, 점검 과정과 바로잡기 전 결과는 부록 A.3에 밝혔습니다.</w:t>
+        <w:t xml:space="preserve">특성을 실제 종목 중 가장 강한 수준으로 올려도 변화는 대부분 3%p 안이었습니다. 그림의 색은 세로(모델·조건)로 바뀌고 가로(특성)로는 거의 바뀌지 않습니다. 커버리지 변동의 90%가 모델·조건, 7%가 특성의 차이로 설명됩니다.</w:t>
       </w:r>
     </w:p>
     <w:p>
@@ -450,7 +584,7 @@
           <w:szCs w:val="21"/>
           <w:lang w:val="en-US" w:eastAsia="ko-KR"/>
         </w:rPr>
-        <w:t xml:space="preserve">특성을 실제 종목 중 가장 강한 수준(L5)으로 설정해도 변화는 대부분 3%p 이내입니다. 그림에서 색은 세로(모델·설정)로 바뀌고 가로(특성)로는 거의 바뀌지 않습니다.</w:t>
+        <w:t xml:space="preserve">예상한 방향으로 움직인 것은 군집뿐이었고(실질적으로 큰 하락은 2개 조건, −2.0~−2.5%p), 꼬리와 잦은 국면 전환은 오히려 커버리지를 높였습니다. 전환 크기는 영향이 없었습니다.</w:t>
       </w:r>
     </w:p>
     <w:p>
@@ -473,20 +607,74 @@
           <w:szCs w:val="21"/>
           <w:lang w:val="en-US" w:eastAsia="ko-KR"/>
         </w:rPr>
-        <w:t xml:space="preserve">가설과 다른 점: 변동성 군집만 일부 조건에서 커버리지를 낮췄고(실질 하락 2개 조건, −2.0~−2.5%p), 두꺼운 꼬리와 잦은 국면 전환 특성은 오히려 커버리지를 높였습니다(전환 크기는 영향 없음). 이는 꼬리가 두꺼운 분포에서 분산 기반 80% 구간이 넓어지는 수학적 성질로 설명됩니다(정규분포 기반 구간을 t분포 데이터에 적용하면 이론 커버리지 82~87%, 단순 기준 모형이 이 이론값을 그대로 따름). 단, 이 현상은 80% 구간에 한정되며, 99% 구간에서는 반대로 커버리지가 97.8%로 낮아져 한도를 넘는 날이 1%에서 2.2%로 늘어나므로 극단 위험에는 그대로 적용할 수 없습니다(본문 표 4-3). 극단 분위수를 내는 Chronos-2로 확인한 결과, 98% 구간에서는 꼬리와 국면 전환이 실제로 커버리지를 낮추었습니다(본문 표 4-4).</w:t>
-      </w:r>
-    </w:p>
-    <w:p>
-      <w:pPr>
-        <w:pStyle w:val="Heading3"/>
-        <w:keepNext/>
-      </w:pPr>
-      <w:r>
-        <w:rPr>
-          <w:rFonts w:ascii="바탕" w:cs="바탕" w:eastAsia="바탕" w:hAnsi="바탕"/>
-          <w:lang w:val="en-US" w:eastAsia="ko-KR"/>
-        </w:rPr>
-        <w:t xml:space="preserve">결과 2. 합성 데이터 실험 결과가 실제 주가에서 재현된다 (RQ2)</w:t>
+        <w:t xml:space="preserve">실험 중에는 Chronos-T5의 라이브러리 기본 샘플링 설정이 수익률 입력의 커버리지를 14%로 무너뜨리는 것을 발견해 바로잡았습니다(바로잡은 뒤 76~79%). 설정 하나가 어떤 특성보다 큰 차이를 만든 사례로, 경위와 바로잡기 전 결과는 부록 A.3에 실었습니다.</w:t>
+      </w:r>
+    </w:p>
+    <w:p>
+      <w:pPr>
+        <w:keepNext w:val="false"/>
+        <w:widowControl/>
+        <w:spacing w:after="120" w:before="0" w:line="384"/>
+        <w:ind w:firstLine="210"/>
+        <w:jc w:val="both"/>
+      </w:pPr>
+      <w:r>
+        <w:rPr>
+          <w:rFonts w:ascii="바탕" w:cs="바탕" w:eastAsia="바탕" w:hAnsi="바탕"/>
+          <w:sz w:val="21"/>
+          <w:szCs w:val="21"/>
+          <w:lang w:val="en-US" w:eastAsia="ko-KR"/>
+        </w:rPr>
+        <w:t xml:space="preserve">해석: 꼬리와 국면 전환이 커버리지를 높인 것은 모델이 꼬리를 잘 다뤄서가 아니라 80% 구간의 수학적 성질 때문입니다. 분산이 같으면 꼬리가 두꺼운 분포는 중심부에 더 몰리므로, 분산 기반 80% 구간에 더 많이 들어옵니다(이론 커버리지 82~87%). 같은 이유로 99% 근처 구간에서는 방향이 반대가 되며, 극단 분위수를 내는 Chronos-2로 확인한 결과 98% 구간에서는 꼬리와 국면 전환이 실제로 커버리지를 낮추었습니다(본문 표 4-3, 4-4). 따라서 이 결과를 극단 위험에 그대로 적용할 수는 없습니다.</w:t>
+      </w:r>
+    </w:p>
+    <w:p>
+      <w:pPr>
+        <w:keepNext w:val="false"/>
+        <w:widowControl/>
+        <w:spacing w:after="120" w:before="0" w:line="384"/>
+        <w:ind w:firstLine="210"/>
+        <w:jc w:val="both"/>
+      </w:pPr>
+      <w:r>
+        <w:rPr>
+          <w:rFonts w:ascii="바탕" w:cs="바탕" w:eastAsia="바탕" w:hAnsi="바탕"/>
+          <w:sz w:val="21"/>
+          <w:szCs w:val="21"/>
+          <w:lang w:val="en-US" w:eastAsia="ko-KR"/>
+        </w:rPr>
+        <w:t xml:space="preserve">답: 오차의 대부분은 금융 특성보다 모델과 입력 설정에서 옵니다. 특성 중에서는 군집만 불리하게 작용했습니다.</w:t>
+      </w:r>
+    </w:p>
+    <w:p>
+      <w:pPr>
+        <w:pStyle w:val="Heading2"/>
+        <w:keepNext/>
+      </w:pPr>
+      <w:r>
+        <w:rPr>
+          <w:rFonts w:ascii="바탕" w:cs="바탕" w:eastAsia="바탕" w:hAnsi="바탕"/>
+          <w:lang w:val="en-US" w:eastAsia="ko-KR"/>
+        </w:rPr>
+        <w:t xml:space="preserve">5. RQ2 실증: 실제 주가에서도 그런가, 기준 모형보다 나은가</w:t>
+      </w:r>
+    </w:p>
+    <w:p>
+      <w:pPr>
+        <w:keepNext/>
+        <w:widowControl/>
+        <w:spacing w:after="120" w:before="0" w:line="384"/>
+        <w:ind w:firstLine="210"/>
+        <w:jc w:val="both"/>
+      </w:pPr>
+      <w:r>
+        <w:rPr>
+          <w:rFonts w:ascii="바탕" w:cs="바탕" w:eastAsia="바탕" w:hAnsi="바탕"/>
+          <w:sz w:val="21"/>
+          <w:szCs w:val="21"/>
+          <w:lang w:val="en-US" w:eastAsia="ko-KR"/>
+        </w:rPr>
+        <w:t xml:space="preserve">예상(가설 H5): TSFM이 RW보다 분포 정확도(분위수 손실)가 좋을 것이라고 예상했습니다.</w:t>
       </w:r>
     </w:p>
     <w:p>
@@ -538,6 +726,24 @@
     </w:p>
     <w:p>
       <w:pPr>
+        <w:keepNext/>
+        <w:widowControl/>
+        <w:spacing w:after="120" w:before="0" w:line="384"/>
+        <w:ind w:firstLine="210"/>
+        <w:jc w:val="both"/>
+      </w:pPr>
+      <w:r>
+        <w:rPr>
+          <w:rFonts w:ascii="바탕" w:cs="바탕" w:eastAsia="바탕" w:hAnsi="바탕"/>
+          <w:sz w:val="21"/>
+          <w:szCs w:val="21"/>
+          <w:lang w:val="en-US" w:eastAsia="ko-KR"/>
+        </w:rPr>
+        <w:t xml:space="preserve">결과:</w:t>
+      </w:r>
+    </w:p>
+    <w:p>
+      <w:pPr>
         <w:pStyle w:val="ListParagraph"/>
         <w:keepNext/>
         <w:keepLines/>
@@ -556,7 +762,7 @@
           <w:szCs w:val="21"/>
           <w:lang w:val="en-US" w:eastAsia="ko-KR"/>
         </w:rPr>
-        <w:t xml:space="preserve">특성 없는 합성 데이터의 커버리지와 실제 주가의 커버리지는 19개 모델·조건에서 평균 1.1%p(최대 3.6%p) 차이입니다(상관 0.90, 가장 크게 벗어난 TimesFM 1년·가격 한 점을 빼면 0.78). 실제 주가의 오차도 대부분 모델·설정에서 온다는 뜻이며, 특히 크게 어긋나는 모델과 설정은 합성 데이터에서 이미 그대로 드러났습니다.</w:t>
+        <w:t xml:space="preserve">실제 10종목의 커버리지는 76~88%로, 특성 없는 합성 데이터의 커버리지와 19개 모델·조건 평균 1.1%p(최대 3.6%p) 차이였습니다(그림의 점이 대각선 근처에 모임). 미국과 한국, 종목 간 차이는 모델·조건 간 차이보다 작았습니다.</w:t>
       </w:r>
     </w:p>
     <w:p>
@@ -579,20 +785,74 @@
           <w:szCs w:val="21"/>
           <w:lang w:val="en-US" w:eastAsia="ko-KR"/>
         </w:rPr>
-        <w:t xml:space="preserve">분포 정확도를 나타내는 분위수 손실은 16개 조건 중 12개에서 RW보다 컸고, 가장 나은 조건(네 모델의 1년·수익률)에서 RW와 같은 수준이었습니다. 같은 과거 1년을 쓰는 GARCH-t보다는 1년 조건 모두 손실이 컸습니다(1년·수익률은 0.4~1.5%로 작은 차이). 점 예측 연구에서 보고된 한계가 분포 예측에서도 나타난 것입니다. 모델 공개 이후 기간만 따로 봐도 RW 대비 손실의 양상은 같습니다.</w:t>
-      </w:r>
-    </w:p>
-    <w:p>
-      <w:pPr>
-        <w:pStyle w:val="Heading3"/>
-        <w:keepNext/>
-      </w:pPr>
-      <w:r>
-        <w:rPr>
-          <w:rFonts w:ascii="바탕" w:cs="바탕" w:eastAsia="바탕" w:hAnsi="바탕"/>
-          <w:lang w:val="en-US" w:eastAsia="ko-KR"/>
-        </w:rPr>
-        <w:t xml:space="preserve">결과 3. 사후보정으로 모든 경우 평균 커버리지 80% 복원 (RQ3)</w:t>
+        <w:t xml:space="preserve">분위수 손실은 16개 조건 중 12개에서 RW보다 컸고, 가장 나은 조건(네 모델의 1년·수익률)에서 RW와 같은 수준이었습니다. 같은 과거 1년을 쓰는 GARCH-t보다는 1년 조건 모두 손실이 컸습니다(1년·수익률은 0.4~1.5%로 작은 차이).</w:t>
+      </w:r>
+    </w:p>
+    <w:p>
+      <w:pPr>
+        <w:keepNext w:val="false"/>
+        <w:widowControl/>
+        <w:spacing w:after="120" w:before="0" w:line="384"/>
+        <w:ind w:firstLine="210"/>
+        <w:jc w:val="both"/>
+      </w:pPr>
+      <w:r>
+        <w:rPr>
+          <w:rFonts w:ascii="바탕" w:cs="바탕" w:eastAsia="바탕" w:hAnsi="바탕"/>
+          <w:sz w:val="21"/>
+          <w:szCs w:val="21"/>
+          <w:lang w:val="en-US" w:eastAsia="ko-KR"/>
+        </w:rPr>
+        <w:t xml:space="preserve">해석: 실제 주가에는 군집·꼬리·국면 전환이 모두 섞여 있는데도 특성 없는 데이터와 비슷한 커버리지가 나왔으므로, 합성 실험의 결론이 실제에서도 성립합니다. 다만 모든 조건을 80%로 짐작하는 것보다 합성이 실제에 더 가깝다는 점은 조건 수가 적어 통계적으로 확실하지 않고(19개 중 12개, p = 0.07), 분명한 것은 크게 어긋나는 경우(TimesFM 1년·가격 88%, 기본 설정 Chronos-T5 14%)가 합성 데이터에서 이미 그대로 드러났다는 점입니다. 분포 정확도는 점 예측 연구에서 보고된 한계가 분포 예측에서도 나타난 것입니다. 일별 수익률은 방향을 거의 예측할 수 없으므로 최근 변동 크기만 반영한 RW가 이미 정답에 가깝습니다.</w:t>
+      </w:r>
+    </w:p>
+    <w:p>
+      <w:pPr>
+        <w:keepNext w:val="false"/>
+        <w:widowControl/>
+        <w:spacing w:after="120" w:before="0" w:line="384"/>
+        <w:ind w:firstLine="210"/>
+        <w:jc w:val="both"/>
+      </w:pPr>
+      <w:r>
+        <w:rPr>
+          <w:rFonts w:ascii="바탕" w:cs="바탕" w:eastAsia="바탕" w:hAnsi="바탕"/>
+          <w:sz w:val="21"/>
+          <w:szCs w:val="21"/>
+          <w:lang w:val="en-US" w:eastAsia="ko-KR"/>
+        </w:rPr>
+        <w:t xml:space="preserve">답: 실제 주가에서도 오차는 모델과 설정에서 옵니다. 분포 정확도는 RW 수준이며 넘지 못했습니다(H5 미지지).</w:t>
+      </w:r>
+    </w:p>
+    <w:p>
+      <w:pPr>
+        <w:pStyle w:val="Heading2"/>
+        <w:keepNext/>
+      </w:pPr>
+      <w:r>
+        <w:rPr>
+          <w:rFonts w:ascii="바탕" w:cs="바탕" w:eastAsia="바탕" w:hAnsi="바탕"/>
+          <w:lang w:val="en-US" w:eastAsia="ko-KR"/>
+        </w:rPr>
+        <w:t xml:space="preserve">6. RQ3 처방: 재학습 없이 바로잡을 수 있는가</w:t>
+      </w:r>
+    </w:p>
+    <w:p>
+      <w:pPr>
+        <w:keepNext/>
+        <w:widowControl/>
+        <w:spacing w:after="120" w:before="0" w:line="384"/>
+        <w:ind w:firstLine="210"/>
+        <w:jc w:val="both"/>
+      </w:pPr>
+      <w:r>
+        <w:rPr>
+          <w:rFonts w:ascii="바탕" w:cs="바탕" w:eastAsia="바탕" w:hAnsi="바탕"/>
+          <w:sz w:val="21"/>
+          <w:szCs w:val="21"/>
+          <w:lang w:val="en-US" w:eastAsia="ko-KR"/>
+        </w:rPr>
+        <w:t xml:space="preserve">예상(가설 H6): 모델은 그대로 두고 출력 구간만 매일 조정하는 사후보정(ACI-CQR)으로 커버리지가 80%로 돌아올 것이라고 예상했습니다.</w:t>
       </w:r>
     </w:p>
     <w:p>
@@ -644,6 +904,24 @@
     </w:p>
     <w:p>
       <w:pPr>
+        <w:keepNext/>
+        <w:widowControl/>
+        <w:spacing w:after="120" w:before="0" w:line="384"/>
+        <w:ind w:firstLine="210"/>
+        <w:jc w:val="both"/>
+      </w:pPr>
+      <w:r>
+        <w:rPr>
+          <w:rFonts w:ascii="바탕" w:cs="바탕" w:eastAsia="바탕" w:hAnsi="바탕"/>
+          <w:sz w:val="21"/>
+          <w:szCs w:val="21"/>
+          <w:lang w:val="en-US" w:eastAsia="ko-KR"/>
+        </w:rPr>
+        <w:t xml:space="preserve">결과:</w:t>
+      </w:r>
+    </w:p>
+    <w:p>
+      <w:pPr>
         <w:pStyle w:val="ListParagraph"/>
         <w:keepNext/>
         <w:keepLines/>
@@ -662,7 +940,7 @@
           <w:szCs w:val="21"/>
           <w:lang w:val="en-US" w:eastAsia="ko-KR"/>
         </w:rPr>
-        <w:t xml:space="preserve">적응형 콘포멀 분위수 보정(ACI-CQR)으로 합성 340개, 실제 19개 모델·조건 모두 평균 커버리지가 80%로 돌아왔습니다(보정 후 79.8~80.7%). 너무 좁은 구간은 넓히고, 너무 넓은 구간(TimesFM 88%)은 좁혔습니다.</w:t>
+        <w:t xml:space="preserve">합성 340개, 실제 19개 모델·조건 모두 평균 커버리지가 80%로 돌아왔습니다(보정 후 79.8~80.7%). 너무 좁은 구간은 넓히고, 너무 넓은 구간(TimesFM 1년·가격 88%)은 좁혔습니다.</w:t>
       </w:r>
     </w:p>
     <w:p>
@@ -685,7 +963,7 @@
           <w:szCs w:val="21"/>
           <w:lang w:val="en-US" w:eastAsia="ko-KR"/>
         </w:rPr>
-        <w:t xml:space="preserve">그에 상응하여 보정된 구간의 폭은 이상적인 구간보다 5~48% 넓어졌습니다.</w:t>
+        <w:t xml:space="preserve">대가는 구간 폭입니다. 보정된 구간은 이상적인 구간(합성 데이터의 참 분포 기준)보다 5~48% 넓었고, 과거 1년 조건이 한 달 조건보다 덜 넓었습니다.</w:t>
       </w:r>
     </w:p>
     <w:p>
@@ -708,20 +986,7 @@
           <w:szCs w:val="21"/>
           <w:lang w:val="en-US" w:eastAsia="ko-KR"/>
         </w:rPr>
-        <w:t xml:space="preserve">탐색 분석(가설 검정과 별개인 보조 분석): 보정 전 구간을 위험 한도(VaR 10%)로 쓰면 위반율이 5.5~11.9%로 조건마다 달랐고, 보정 후 8.6~10.8%로 모였습니다. 10종목 중 8종목 이상이 위반율 검정을 통과한 조건은 보정 전 8개에서 보정 후 14개로 늘었습니다. 다만 위반이 몰려 오는 문제는 일부 조건(한 달·가격)에 남았습니다. 변동성 목표 전략에서는 보정 후 실현 변동이 모든 모델·조건에서 목표의 1.05~1.14배였으며, 예측 중앙값의 부호로 매매하는 단순 규칙은 모두 계속 보유보다 못했습니다.</w:t>
-      </w:r>
-    </w:p>
-    <w:p>
-      <w:pPr>
-        <w:pStyle w:val="Heading2"/>
-        <w:keepNext/>
-      </w:pPr>
-      <w:r>
-        <w:rPr>
-          <w:rFonts w:ascii="바탕" w:cs="바탕" w:eastAsia="바탕" w:hAnsi="바탕"/>
-          <w:lang w:val="en-US" w:eastAsia="ko-KR"/>
-        </w:rPr>
-        <w:t xml:space="preserve">4. 한계</w:t>
+        <w:t xml:space="preserve">가설 검정과 별개인 탐색 분석에서, 보정 전 구간을 위험 한도(VaR 10%)로 쓰면 위반율이 5.5~11.9%로 제각각이었으나 보정 후 8.6~10.8%로 모였고, 변동성 목표 전략의 실현 변동도 모든 조건에서 목표의 1.05~1.14배가 되었습니다.</w:t>
       </w:r>
     </w:p>
     <w:p>
@@ -739,7 +1004,1288 @@
           <w:szCs w:val="21"/>
           <w:lang w:val="en-US" w:eastAsia="ko-KR"/>
         </w:rPr>
+        <w:t xml:space="preserve">해석: 사후보정은 이탈 기록에 따라 구간을 양방향으로 조정하므로 오차의 방향과 상관없이 작동합니다. 다만 맞추는 것은 평균 커버리지입니다. 위반이 특정 시기에 몰려 오는 문제는 일부 조건(한 달·가격)에 남았고, 분위수 전체의 정확도를 높이지는 않습니다.</w:t>
+      </w:r>
+    </w:p>
+    <w:p>
+      <w:pPr>
+        <w:keepNext w:val="false"/>
+        <w:widowControl/>
+        <w:spacing w:after="120" w:before="0" w:line="384"/>
+        <w:ind w:firstLine="210"/>
+        <w:jc w:val="both"/>
+      </w:pPr>
+      <w:r>
+        <w:rPr>
+          <w:rFonts w:ascii="바탕" w:cs="바탕" w:eastAsia="바탕" w:hAnsi="바탕"/>
+          <w:sz w:val="21"/>
+          <w:szCs w:val="21"/>
+          <w:lang w:val="en-US" w:eastAsia="ko-KR"/>
+        </w:rPr>
+        <w:t xml:space="preserve">답: 재학습 없는 사후보정으로 모든 경우 평균 커버리지가 80%로 복원되며(H6 지지), 그 대가는 이상적인 구간보다 5~48% 넓은 구간입니다.</w:t>
+      </w:r>
+    </w:p>
+    <w:p>
+      <w:pPr>
+        <w:pStyle w:val="Heading2"/>
+        <w:keepNext/>
+      </w:pPr>
+      <w:r>
+        <w:rPr>
+          <w:rFonts w:ascii="바탕" w:cs="바탕" w:eastAsia="바탕" w:hAnsi="바탕"/>
+          <w:lang w:val="en-US" w:eastAsia="ko-KR"/>
+        </w:rPr>
+        <w:t xml:space="preserve">7. 한계</w:t>
+      </w:r>
+    </w:p>
+    <w:p>
+      <w:pPr>
+        <w:keepNext w:val="false"/>
+        <w:widowControl/>
+        <w:spacing w:after="120" w:before="0" w:line="384"/>
+        <w:ind w:firstLine="210"/>
+        <w:jc w:val="both"/>
+      </w:pPr>
+      <w:r>
+        <w:rPr>
+          <w:rFonts w:ascii="바탕" w:cs="바탕" w:eastAsia="바탕" w:hAnsi="바탕"/>
+          <w:sz w:val="21"/>
+          <w:szCs w:val="21"/>
+          <w:lang w:val="en-US" w:eastAsia="ko-KR"/>
+        </w:rPr>
         <w:t xml:space="preserve">주분석은 80% 구간이며(일부 모델이 극단 분위수를 출력하지 않음), 98% 구간은 Chronos-2 한 모델로만 확인하였습니다. 다음 날 예측과 미국·한국 대형주 10종목에 한정됩니다. 입력은 종가에서 얻은 단변량 계열이며 거래량 등 외부 변수는 쓰지 않았습니다(커버리지 오차는 거래량이 없는 합성 데이터에서도 같게 나타남). Chronos-T5는 계산 시간 문제로 base 크기를 사용하였습니다.</w:t>
+      </w:r>
+    </w:p>
+    <w:p>
+      <w:pPr>
+        <w:pStyle w:val="Heading2"/>
+        <w:keepNext/>
+      </w:pPr>
+      <w:r>
+        <w:rPr>
+          <w:rFonts w:ascii="바탕" w:cs="바탕" w:eastAsia="바탕" w:hAnsi="바탕"/>
+          <w:lang w:val="en-US" w:eastAsia="ko-KR"/>
+        </w:rPr>
+        <w:t xml:space="preserve">참고. 가설별 판정</w:t>
+      </w:r>
+    </w:p>
+    <w:tbl>
+      <w:tblPr>
+        <w:tblW w:type="dxa" w:w="9070"/>
+        <w:tblBorders>
+          <w:top w:val="single" w:color="auto" w:sz="4"/>
+          <w:left w:val="single" w:color="auto" w:sz="4"/>
+          <w:bottom w:val="single" w:color="auto" w:sz="4"/>
+          <w:right w:val="single" w:color="auto" w:sz="4"/>
+          <w:insideH w:val="single" w:color="auto" w:sz="4"/>
+          <w:insideV w:val="single" w:color="auto" w:sz="4"/>
+        </w:tblBorders>
+        <w:tblLayout w:type="fixed"/>
+      </w:tblPr>
+      <w:tblGrid>
+        <w:gridCol w:w="1050"/>
+        <w:gridCol w:w="2594"/>
+        <w:gridCol w:w="1540"/>
+        <w:gridCol w:w="3886"/>
+      </w:tblGrid>
+      <w:tr>
+        <w:trPr>
+          <w:cantSplit/>
+          <w:tblHeader/>
+        </w:trPr>
+        <w:tc>
+          <w:tcPr>
+            <w:tcW w:type="dxa" w:w="1050"/>
+            <w:tcBorders>
+              <w:top w:val="single" w:color="000000" w:sz="12"/>
+              <w:left w:val="none" w:color="FFFFFF" w:sz="0"/>
+              <w:bottom w:val="single" w:color="808080" w:sz="4"/>
+              <w:right w:val="none" w:color="FFFFFF" w:sz="0"/>
+            </w:tcBorders>
+            <w:shd w:fill="F2F2F2" w:color="auto" w:val="clear"/>
+            <w:tcMar>
+              <w:top w:type="dxa" w:w="40"/>
+              <w:left w:type="dxa" w:w="50"/>
+              <w:bottom w:type="dxa" w:w="40"/>
+              <w:right w:type="dxa" w:w="50"/>
+            </w:tcMar>
+            <w:vAlign w:val="center"/>
+          </w:tcPr>
+          <w:p>
+            <w:pPr>
+              <w:keepNext/>
+              <w:keepLines/>
+              <w:wordWrap w:val="1"/>
+              <w:spacing w:after="0" w:before="0" w:line="240"/>
+              <w:jc w:val="center"/>
+            </w:pPr>
+            <w:r>
+              <w:rPr>
+                <w:rFonts w:ascii="굴림" w:cs="굴림" w:eastAsia="굴림" w:hAnsi="굴림"/>
+                <w:b/>
+                <w:bCs/>
+                <w:sz w:val="18"/>
+                <w:szCs w:val="18"/>
+                <w:lang w:val="en-US" w:eastAsia="ko-KR"/>
+              </w:rPr>
+              <w:t xml:space="preserve">연구 질문</w:t>
+            </w:r>
+          </w:p>
+        </w:tc>
+        <w:tc>
+          <w:tcPr>
+            <w:tcW w:type="dxa" w:w="2594"/>
+            <w:tcBorders>
+              <w:top w:val="single" w:color="000000" w:sz="12"/>
+              <w:left w:val="none" w:color="FFFFFF" w:sz="0"/>
+              <w:bottom w:val="single" w:color="808080" w:sz="4"/>
+              <w:right w:val="none" w:color="FFFFFF" w:sz="0"/>
+            </w:tcBorders>
+            <w:shd w:fill="F2F2F2" w:color="auto" w:val="clear"/>
+            <w:tcMar>
+              <w:top w:type="dxa" w:w="40"/>
+              <w:left w:type="dxa" w:w="50"/>
+              <w:bottom w:type="dxa" w:w="40"/>
+              <w:right w:type="dxa" w:w="50"/>
+            </w:tcMar>
+            <w:vAlign w:val="center"/>
+          </w:tcPr>
+          <w:p>
+            <w:pPr>
+              <w:keepNext/>
+              <w:keepLines/>
+              <w:wordWrap w:val="1"/>
+              <w:spacing w:after="0" w:before="0" w:line="240"/>
+              <w:jc w:val="center"/>
+            </w:pPr>
+            <w:r>
+              <w:rPr>
+                <w:rFonts w:ascii="굴림" w:cs="굴림" w:eastAsia="굴림" w:hAnsi="굴림"/>
+                <w:b/>
+                <w:bCs/>
+                <w:sz w:val="18"/>
+                <w:szCs w:val="18"/>
+                <w:lang w:val="en-US" w:eastAsia="ko-KR"/>
+              </w:rPr>
+              <w:t xml:space="preserve">가설</w:t>
+            </w:r>
+          </w:p>
+        </w:tc>
+        <w:tc>
+          <w:tcPr>
+            <w:tcW w:type="dxa" w:w="1540"/>
+            <w:tcBorders>
+              <w:top w:val="single" w:color="000000" w:sz="12"/>
+              <w:left w:val="none" w:color="FFFFFF" w:sz="0"/>
+              <w:bottom w:val="single" w:color="808080" w:sz="4"/>
+              <w:right w:val="none" w:color="FFFFFF" w:sz="0"/>
+            </w:tcBorders>
+            <w:shd w:fill="F2F2F2" w:color="auto" w:val="clear"/>
+            <w:tcMar>
+              <w:top w:type="dxa" w:w="40"/>
+              <w:left w:type="dxa" w:w="50"/>
+              <w:bottom w:type="dxa" w:w="40"/>
+              <w:right w:type="dxa" w:w="50"/>
+            </w:tcMar>
+            <w:vAlign w:val="center"/>
+          </w:tcPr>
+          <w:p>
+            <w:pPr>
+              <w:keepNext/>
+              <w:keepLines/>
+              <w:wordWrap w:val="1"/>
+              <w:spacing w:after="0" w:before="0" w:line="240"/>
+              <w:jc w:val="center"/>
+            </w:pPr>
+            <w:r>
+              <w:rPr>
+                <w:rFonts w:ascii="굴림" w:cs="굴림" w:eastAsia="굴림" w:hAnsi="굴림"/>
+                <w:b/>
+                <w:bCs/>
+                <w:sz w:val="18"/>
+                <w:szCs w:val="18"/>
+                <w:lang w:val="en-US" w:eastAsia="ko-KR"/>
+              </w:rPr>
+              <w:t xml:space="preserve">판정</w:t>
+            </w:r>
+          </w:p>
+        </w:tc>
+        <w:tc>
+          <w:tcPr>
+            <w:tcW w:type="dxa" w:w="3886"/>
+            <w:tcBorders>
+              <w:top w:val="single" w:color="000000" w:sz="12"/>
+              <w:left w:val="none" w:color="FFFFFF" w:sz="0"/>
+              <w:bottom w:val="single" w:color="808080" w:sz="4"/>
+              <w:right w:val="none" w:color="FFFFFF" w:sz="0"/>
+            </w:tcBorders>
+            <w:shd w:fill="F2F2F2" w:color="auto" w:val="clear"/>
+            <w:tcMar>
+              <w:top w:type="dxa" w:w="40"/>
+              <w:left w:type="dxa" w:w="50"/>
+              <w:bottom w:type="dxa" w:w="40"/>
+              <w:right w:type="dxa" w:w="50"/>
+            </w:tcMar>
+            <w:vAlign w:val="center"/>
+          </w:tcPr>
+          <w:p>
+            <w:pPr>
+              <w:keepNext/>
+              <w:keepLines/>
+              <w:wordWrap w:val="1"/>
+              <w:spacing w:after="0" w:before="0" w:line="240"/>
+              <w:jc w:val="center"/>
+            </w:pPr>
+            <w:r>
+              <w:rPr>
+                <w:rFonts w:ascii="굴림" w:cs="굴림" w:eastAsia="굴림" w:hAnsi="굴림"/>
+                <w:b/>
+                <w:bCs/>
+                <w:sz w:val="18"/>
+                <w:szCs w:val="18"/>
+                <w:lang w:val="en-US" w:eastAsia="ko-KR"/>
+              </w:rPr>
+              <w:t xml:space="preserve">핵심 근거</w:t>
+            </w:r>
+          </w:p>
+        </w:tc>
+      </w:tr>
+      <w:tr>
+        <w:trPr>
+          <w:cantSplit/>
+          <w:trHeight w:val="512" w:hRule="atLeast"/>
+        </w:trPr>
+        <w:tc>
+          <w:tcPr>
+            <w:tcW w:type="dxa" w:w="1050"/>
+            <w:tcBorders>
+              <w:top w:val="single" w:color="808080" w:sz="4"/>
+              <w:left w:val="none" w:color="FFFFFF" w:sz="0"/>
+              <w:bottom w:val="single" w:color="808080" w:sz="4"/>
+              <w:right w:val="none" w:color="FFFFFF" w:sz="0"/>
+            </w:tcBorders>
+            <w:tcMar>
+              <w:top w:type="dxa" w:w="40"/>
+              <w:left w:type="dxa" w:w="50"/>
+              <w:bottom w:type="dxa" w:w="40"/>
+              <w:right w:type="dxa" w:w="50"/>
+            </w:tcMar>
+            <w:vAlign w:val="center"/>
+          </w:tcPr>
+          <w:p>
+            <w:pPr>
+              <w:keepNext/>
+              <w:keepLines/>
+              <w:wordWrap w:val="1"/>
+              <w:spacing w:after="0" w:before="0" w:line="240"/>
+              <w:jc w:val="left"/>
+            </w:pPr>
+            <w:r>
+              <w:rPr>
+                <w:rFonts w:ascii="굴림" w:cs="굴림" w:eastAsia="굴림" w:hAnsi="굴림"/>
+                <w:sz w:val="18"/>
+                <w:szCs w:val="18"/>
+                <w:lang w:val="en-US" w:eastAsia="ko-KR"/>
+              </w:rPr>
+              <w:t xml:space="preserve">RQ1 진단</w:t>
+            </w:r>
+          </w:p>
+        </w:tc>
+        <w:tc>
+          <w:tcPr>
+            <w:tcW w:type="dxa" w:w="2594"/>
+            <w:tcBorders>
+              <w:top w:val="single" w:color="808080" w:sz="4"/>
+              <w:left w:val="none" w:color="FFFFFF" w:sz="0"/>
+              <w:bottom w:val="single" w:color="808080" w:sz="4"/>
+              <w:right w:val="none" w:color="FFFFFF" w:sz="0"/>
+            </w:tcBorders>
+            <w:tcMar>
+              <w:top w:type="dxa" w:w="40"/>
+              <w:left w:type="dxa" w:w="50"/>
+              <w:bottom w:type="dxa" w:w="40"/>
+              <w:right w:type="dxa" w:w="50"/>
+            </w:tcMar>
+            <w:vAlign w:val="center"/>
+          </w:tcPr>
+          <w:p>
+            <w:pPr>
+              <w:keepNext/>
+              <w:keepLines/>
+              <w:wordWrap w:val="1"/>
+              <w:spacing w:after="0" w:before="0" w:line="240"/>
+              <w:jc w:val="left"/>
+            </w:pPr>
+            <w:r>
+              <w:rPr>
+                <w:rFonts w:ascii="굴림" w:cs="굴림" w:eastAsia="굴림" w:hAnsi="굴림"/>
+                <w:sz w:val="18"/>
+                <w:szCs w:val="18"/>
+                <w:lang w:val="en-US" w:eastAsia="ko-KR"/>
+              </w:rPr>
+              <w:t xml:space="preserve">H1 군집이 강할수록 하락</w:t>
+            </w:r>
+          </w:p>
+        </w:tc>
+        <w:tc>
+          <w:tcPr>
+            <w:tcW w:type="dxa" w:w="1540"/>
+            <w:tcBorders>
+              <w:top w:val="single" w:color="808080" w:sz="4"/>
+              <w:left w:val="none" w:color="FFFFFF" w:sz="0"/>
+              <w:bottom w:val="single" w:color="808080" w:sz="4"/>
+              <w:right w:val="none" w:color="FFFFFF" w:sz="0"/>
+            </w:tcBorders>
+            <w:tcMar>
+              <w:top w:type="dxa" w:w="40"/>
+              <w:left w:type="dxa" w:w="50"/>
+              <w:bottom w:type="dxa" w:w="40"/>
+              <w:right w:type="dxa" w:w="50"/>
+            </w:tcMar>
+            <w:vAlign w:val="center"/>
+          </w:tcPr>
+          <w:p>
+            <w:pPr>
+              <w:keepNext/>
+              <w:keepLines/>
+              <w:wordWrap w:val="1"/>
+              <w:spacing w:after="0" w:before="0" w:line="240"/>
+              <w:jc w:val="left"/>
+            </w:pPr>
+            <w:r>
+              <w:rPr>
+                <w:rFonts w:ascii="굴림" w:cs="굴림" w:eastAsia="굴림" w:hAnsi="굴림"/>
+                <w:sz w:val="18"/>
+                <w:szCs w:val="18"/>
+                <w:lang w:val="en-US" w:eastAsia="ko-KR"/>
+              </w:rPr>
+              <w:t xml:space="preserve">일부 지지</w:t>
+            </w:r>
+          </w:p>
+        </w:tc>
+        <w:tc>
+          <w:tcPr>
+            <w:tcW w:type="dxa" w:w="3886"/>
+            <w:tcBorders>
+              <w:top w:val="single" w:color="808080" w:sz="4"/>
+              <w:left w:val="none" w:color="FFFFFF" w:sz="0"/>
+              <w:bottom w:val="single" w:color="808080" w:sz="4"/>
+              <w:right w:val="none" w:color="FFFFFF" w:sz="0"/>
+            </w:tcBorders>
+            <w:tcMar>
+              <w:top w:type="dxa" w:w="40"/>
+              <w:left w:type="dxa" w:w="50"/>
+              <w:bottom w:type="dxa" w:w="40"/>
+              <w:right w:type="dxa" w:w="50"/>
+            </w:tcMar>
+            <w:vAlign w:val="center"/>
+          </w:tcPr>
+          <w:p>
+            <w:pPr>
+              <w:keepNext/>
+              <w:keepLines/>
+              <w:wordWrap w:val="1"/>
+              <w:spacing w:after="0" w:before="0" w:line="240"/>
+              <w:jc w:val="left"/>
+            </w:pPr>
+            <w:r>
+              <w:rPr>
+                <w:rFonts w:ascii="굴림" w:cs="굴림" w:eastAsia="굴림" w:hAnsi="굴림"/>
+                <w:sz w:val="18"/>
+                <w:szCs w:val="18"/>
+                <w:lang w:val="en-US" w:eastAsia="ko-KR"/>
+              </w:rPr>
+              <w:t xml:space="preserve">실질 하락 2개 조건(−2.0~−2.5%p)</w:t>
+            </w:r>
+          </w:p>
+        </w:tc>
+      </w:tr>
+      <w:tr>
+        <w:trPr>
+          <w:cantSplit/>
+          <w:trHeight w:val="512" w:hRule="atLeast"/>
+        </w:trPr>
+        <w:tc>
+          <w:tcPr>
+            <w:tcW w:type="dxa" w:w="1050"/>
+            <w:tcBorders>
+              <w:top w:val="single" w:color="808080" w:sz="4"/>
+              <w:left w:val="none" w:color="FFFFFF" w:sz="0"/>
+              <w:bottom w:val="single" w:color="808080" w:sz="4"/>
+              <w:right w:val="none" w:color="FFFFFF" w:sz="0"/>
+            </w:tcBorders>
+            <w:tcMar>
+              <w:top w:type="dxa" w:w="40"/>
+              <w:left w:type="dxa" w:w="50"/>
+              <w:bottom w:type="dxa" w:w="40"/>
+              <w:right w:type="dxa" w:w="50"/>
+            </w:tcMar>
+            <w:vAlign w:val="center"/>
+          </w:tcPr>
+          <w:p>
+            <w:pPr>
+              <w:keepNext/>
+              <w:keepLines/>
+              <w:wordWrap w:val="1"/>
+              <w:spacing w:after="0" w:before="0" w:line="240"/>
+              <w:jc w:val="left"/>
+            </w:pPr>
+          </w:p>
+        </w:tc>
+        <w:tc>
+          <w:tcPr>
+            <w:tcW w:type="dxa" w:w="2594"/>
+            <w:tcBorders>
+              <w:top w:val="single" w:color="808080" w:sz="4"/>
+              <w:left w:val="none" w:color="FFFFFF" w:sz="0"/>
+              <w:bottom w:val="single" w:color="808080" w:sz="4"/>
+              <w:right w:val="none" w:color="FFFFFF" w:sz="0"/>
+            </w:tcBorders>
+            <w:tcMar>
+              <w:top w:type="dxa" w:w="40"/>
+              <w:left w:type="dxa" w:w="50"/>
+              <w:bottom w:type="dxa" w:w="40"/>
+              <w:right w:type="dxa" w:w="50"/>
+            </w:tcMar>
+            <w:vAlign w:val="center"/>
+          </w:tcPr>
+          <w:p>
+            <w:pPr>
+              <w:keepNext/>
+              <w:keepLines/>
+              <w:wordWrap w:val="1"/>
+              <w:spacing w:after="0" w:before="0" w:line="240"/>
+              <w:jc w:val="left"/>
+            </w:pPr>
+            <w:r>
+              <w:rPr>
+                <w:rFonts w:ascii="굴림" w:cs="굴림" w:eastAsia="굴림" w:hAnsi="굴림"/>
+                <w:sz w:val="18"/>
+                <w:szCs w:val="18"/>
+                <w:lang w:val="en-US" w:eastAsia="ko-KR"/>
+              </w:rPr>
+              <w:t xml:space="preserve">H2 꼬리가 두꺼울수록 하락</w:t>
+            </w:r>
+          </w:p>
+        </w:tc>
+        <w:tc>
+          <w:tcPr>
+            <w:tcW w:type="dxa" w:w="1540"/>
+            <w:tcBorders>
+              <w:top w:val="single" w:color="808080" w:sz="4"/>
+              <w:left w:val="none" w:color="FFFFFF" w:sz="0"/>
+              <w:bottom w:val="single" w:color="808080" w:sz="4"/>
+              <w:right w:val="none" w:color="FFFFFF" w:sz="0"/>
+            </w:tcBorders>
+            <w:tcMar>
+              <w:top w:type="dxa" w:w="40"/>
+              <w:left w:type="dxa" w:w="50"/>
+              <w:bottom w:type="dxa" w:w="40"/>
+              <w:right w:type="dxa" w:w="50"/>
+            </w:tcMar>
+            <w:vAlign w:val="center"/>
+          </w:tcPr>
+          <w:p>
+            <w:pPr>
+              <w:keepNext/>
+              <w:keepLines/>
+              <w:wordWrap w:val="1"/>
+              <w:spacing w:after="0" w:before="0" w:line="240"/>
+              <w:jc w:val="left"/>
+            </w:pPr>
+            <w:r>
+              <w:rPr>
+                <w:rFonts w:ascii="굴림" w:cs="굴림" w:eastAsia="굴림" w:hAnsi="굴림"/>
+                <w:sz w:val="18"/>
+                <w:szCs w:val="18"/>
+                <w:lang w:val="en-US" w:eastAsia="ko-KR"/>
+              </w:rPr>
+              <w:t xml:space="preserve">미지지(반대 방향)</w:t>
+            </w:r>
+          </w:p>
+        </w:tc>
+        <w:tc>
+          <w:tcPr>
+            <w:tcW w:type="dxa" w:w="3886"/>
+            <w:tcBorders>
+              <w:top w:val="single" w:color="808080" w:sz="4"/>
+              <w:left w:val="none" w:color="FFFFFF" w:sz="0"/>
+              <w:bottom w:val="single" w:color="808080" w:sz="4"/>
+              <w:right w:val="none" w:color="FFFFFF" w:sz="0"/>
+            </w:tcBorders>
+            <w:tcMar>
+              <w:top w:type="dxa" w:w="40"/>
+              <w:left w:type="dxa" w:w="50"/>
+              <w:bottom w:type="dxa" w:w="40"/>
+              <w:right w:type="dxa" w:w="50"/>
+            </w:tcMar>
+            <w:vAlign w:val="center"/>
+          </w:tcPr>
+          <w:p>
+            <w:pPr>
+              <w:keepNext/>
+              <w:keepLines/>
+              <w:wordWrap w:val="1"/>
+              <w:spacing w:after="0" w:before="0" w:line="240"/>
+              <w:jc w:val="left"/>
+            </w:pPr>
+            <w:r>
+              <w:rPr>
+                <w:rFonts w:ascii="굴림" w:cs="굴림" w:eastAsia="굴림" w:hAnsi="굴림"/>
+                <w:sz w:val="18"/>
+                <w:szCs w:val="18"/>
+                <w:lang w:val="en-US" w:eastAsia="ko-KR"/>
+              </w:rPr>
+              <w:t xml:space="preserve">11개 조건 상승. 80% 구간의 성질, 98%에서는 하락</w:t>
+            </w:r>
+          </w:p>
+        </w:tc>
+      </w:tr>
+      <w:tr>
+        <w:trPr>
+          <w:cantSplit/>
+          <w:trHeight w:val="512" w:hRule="atLeast"/>
+        </w:trPr>
+        <w:tc>
+          <w:tcPr>
+            <w:tcW w:type="dxa" w:w="1050"/>
+            <w:tcBorders>
+              <w:top w:val="single" w:color="808080" w:sz="4"/>
+              <w:left w:val="none" w:color="FFFFFF" w:sz="0"/>
+              <w:bottom w:val="single" w:color="808080" w:sz="4"/>
+              <w:right w:val="none" w:color="FFFFFF" w:sz="0"/>
+            </w:tcBorders>
+            <w:tcMar>
+              <w:top w:type="dxa" w:w="40"/>
+              <w:left w:type="dxa" w:w="50"/>
+              <w:bottom w:type="dxa" w:w="40"/>
+              <w:right w:type="dxa" w:w="50"/>
+            </w:tcMar>
+            <w:vAlign w:val="center"/>
+          </w:tcPr>
+          <w:p>
+            <w:pPr>
+              <w:keepNext/>
+              <w:keepLines/>
+              <w:wordWrap w:val="1"/>
+              <w:spacing w:after="0" w:before="0" w:line="240"/>
+              <w:jc w:val="left"/>
+            </w:pPr>
+          </w:p>
+        </w:tc>
+        <w:tc>
+          <w:tcPr>
+            <w:tcW w:type="dxa" w:w="2594"/>
+            <w:tcBorders>
+              <w:top w:val="single" w:color="808080" w:sz="4"/>
+              <w:left w:val="none" w:color="FFFFFF" w:sz="0"/>
+              <w:bottom w:val="single" w:color="808080" w:sz="4"/>
+              <w:right w:val="none" w:color="FFFFFF" w:sz="0"/>
+            </w:tcBorders>
+            <w:tcMar>
+              <w:top w:type="dxa" w:w="40"/>
+              <w:left w:type="dxa" w:w="50"/>
+              <w:bottom w:type="dxa" w:w="40"/>
+              <w:right w:type="dxa" w:w="50"/>
+            </w:tcMar>
+            <w:vAlign w:val="center"/>
+          </w:tcPr>
+          <w:p>
+            <w:pPr>
+              <w:keepNext/>
+              <w:keepLines/>
+              <w:wordWrap w:val="1"/>
+              <w:spacing w:after="0" w:before="0" w:line="240"/>
+              <w:jc w:val="left"/>
+            </w:pPr>
+            <w:r>
+              <w:rPr>
+                <w:rFonts w:ascii="굴림" w:cs="굴림" w:eastAsia="굴림" w:hAnsi="굴림"/>
+                <w:sz w:val="18"/>
+                <w:szCs w:val="18"/>
+                <w:lang w:val="en-US" w:eastAsia="ko-KR"/>
+              </w:rPr>
+              <w:t xml:space="preserve">H3a 전환이 잦을수록 하락</w:t>
+            </w:r>
+          </w:p>
+        </w:tc>
+        <w:tc>
+          <w:tcPr>
+            <w:tcW w:type="dxa" w:w="1540"/>
+            <w:tcBorders>
+              <w:top w:val="single" w:color="808080" w:sz="4"/>
+              <w:left w:val="none" w:color="FFFFFF" w:sz="0"/>
+              <w:bottom w:val="single" w:color="808080" w:sz="4"/>
+              <w:right w:val="none" w:color="FFFFFF" w:sz="0"/>
+            </w:tcBorders>
+            <w:tcMar>
+              <w:top w:type="dxa" w:w="40"/>
+              <w:left w:type="dxa" w:w="50"/>
+              <w:bottom w:type="dxa" w:w="40"/>
+              <w:right w:type="dxa" w:w="50"/>
+            </w:tcMar>
+            <w:vAlign w:val="center"/>
+          </w:tcPr>
+          <w:p>
+            <w:pPr>
+              <w:keepNext/>
+              <w:keepLines/>
+              <w:wordWrap w:val="1"/>
+              <w:spacing w:after="0" w:before="0" w:line="240"/>
+              <w:jc w:val="left"/>
+            </w:pPr>
+            <w:r>
+              <w:rPr>
+                <w:rFonts w:ascii="굴림" w:cs="굴림" w:eastAsia="굴림" w:hAnsi="굴림"/>
+                <w:sz w:val="18"/>
+                <w:szCs w:val="18"/>
+                <w:lang w:val="en-US" w:eastAsia="ko-KR"/>
+              </w:rPr>
+              <w:t xml:space="preserve">미지지(반대 방향)</w:t>
+            </w:r>
+          </w:p>
+        </w:tc>
+        <w:tc>
+          <w:tcPr>
+            <w:tcW w:type="dxa" w:w="3886"/>
+            <w:tcBorders>
+              <w:top w:val="single" w:color="808080" w:sz="4"/>
+              <w:left w:val="none" w:color="FFFFFF" w:sz="0"/>
+              <w:bottom w:val="single" w:color="808080" w:sz="4"/>
+              <w:right w:val="none" w:color="FFFFFF" w:sz="0"/>
+            </w:tcBorders>
+            <w:tcMar>
+              <w:top w:type="dxa" w:w="40"/>
+              <w:left w:type="dxa" w:w="50"/>
+              <w:bottom w:type="dxa" w:w="40"/>
+              <w:right w:type="dxa" w:w="50"/>
+            </w:tcMar>
+            <w:vAlign w:val="center"/>
+          </w:tcPr>
+          <w:p>
+            <w:pPr>
+              <w:keepNext/>
+              <w:keepLines/>
+              <w:wordWrap w:val="1"/>
+              <w:spacing w:after="0" w:before="0" w:line="240"/>
+              <w:jc w:val="left"/>
+            </w:pPr>
+            <w:r>
+              <w:rPr>
+                <w:rFonts w:ascii="굴림" w:cs="굴림" w:eastAsia="굴림" w:hAnsi="굴림"/>
+                <w:sz w:val="18"/>
+                <w:szCs w:val="18"/>
+                <w:lang w:val="en-US" w:eastAsia="ko-KR"/>
+              </w:rPr>
+              <w:t xml:space="preserve">7개 조건 작은 상승</w:t>
+            </w:r>
+          </w:p>
+        </w:tc>
+      </w:tr>
+      <w:tr>
+        <w:trPr>
+          <w:cantSplit/>
+          <w:trHeight w:val="512" w:hRule="atLeast"/>
+        </w:trPr>
+        <w:tc>
+          <w:tcPr>
+            <w:tcW w:type="dxa" w:w="1050"/>
+            <w:tcBorders>
+              <w:top w:val="single" w:color="808080" w:sz="4"/>
+              <w:left w:val="none" w:color="FFFFFF" w:sz="0"/>
+              <w:bottom w:val="single" w:color="808080" w:sz="4"/>
+              <w:right w:val="none" w:color="FFFFFF" w:sz="0"/>
+            </w:tcBorders>
+            <w:tcMar>
+              <w:top w:type="dxa" w:w="40"/>
+              <w:left w:type="dxa" w:w="50"/>
+              <w:bottom w:type="dxa" w:w="40"/>
+              <w:right w:type="dxa" w:w="50"/>
+            </w:tcMar>
+            <w:vAlign w:val="center"/>
+          </w:tcPr>
+          <w:p>
+            <w:pPr>
+              <w:keepNext/>
+              <w:keepLines/>
+              <w:wordWrap w:val="1"/>
+              <w:spacing w:after="0" w:before="0" w:line="240"/>
+              <w:jc w:val="left"/>
+            </w:pPr>
+          </w:p>
+        </w:tc>
+        <w:tc>
+          <w:tcPr>
+            <w:tcW w:type="dxa" w:w="2594"/>
+            <w:tcBorders>
+              <w:top w:val="single" w:color="808080" w:sz="4"/>
+              <w:left w:val="none" w:color="FFFFFF" w:sz="0"/>
+              <w:bottom w:val="single" w:color="808080" w:sz="4"/>
+              <w:right w:val="none" w:color="FFFFFF" w:sz="0"/>
+            </w:tcBorders>
+            <w:tcMar>
+              <w:top w:type="dxa" w:w="40"/>
+              <w:left w:type="dxa" w:w="50"/>
+              <w:bottom w:type="dxa" w:w="40"/>
+              <w:right w:type="dxa" w:w="50"/>
+            </w:tcMar>
+            <w:vAlign w:val="center"/>
+          </w:tcPr>
+          <w:p>
+            <w:pPr>
+              <w:keepNext/>
+              <w:keepLines/>
+              <w:wordWrap w:val="1"/>
+              <w:spacing w:after="0" w:before="0" w:line="240"/>
+              <w:jc w:val="left"/>
+            </w:pPr>
+            <w:r>
+              <w:rPr>
+                <w:rFonts w:ascii="굴림" w:cs="굴림" w:eastAsia="굴림" w:hAnsi="굴림"/>
+                <w:sz w:val="18"/>
+                <w:szCs w:val="18"/>
+                <w:lang w:val="en-US" w:eastAsia="ko-KR"/>
+              </w:rPr>
+              <w:t xml:space="preserve">H3b 전환이 클수록 하락</w:t>
+            </w:r>
+          </w:p>
+        </w:tc>
+        <w:tc>
+          <w:tcPr>
+            <w:tcW w:type="dxa" w:w="1540"/>
+            <w:tcBorders>
+              <w:top w:val="single" w:color="808080" w:sz="4"/>
+              <w:left w:val="none" w:color="FFFFFF" w:sz="0"/>
+              <w:bottom w:val="single" w:color="808080" w:sz="4"/>
+              <w:right w:val="none" w:color="FFFFFF" w:sz="0"/>
+            </w:tcBorders>
+            <w:tcMar>
+              <w:top w:type="dxa" w:w="40"/>
+              <w:left w:type="dxa" w:w="50"/>
+              <w:bottom w:type="dxa" w:w="40"/>
+              <w:right w:type="dxa" w:w="50"/>
+            </w:tcMar>
+            <w:vAlign w:val="center"/>
+          </w:tcPr>
+          <w:p>
+            <w:pPr>
+              <w:keepNext/>
+              <w:keepLines/>
+              <w:wordWrap w:val="1"/>
+              <w:spacing w:after="0" w:before="0" w:line="240"/>
+              <w:jc w:val="left"/>
+            </w:pPr>
+            <w:r>
+              <w:rPr>
+                <w:rFonts w:ascii="굴림" w:cs="굴림" w:eastAsia="굴림" w:hAnsi="굴림"/>
+                <w:sz w:val="18"/>
+                <w:szCs w:val="18"/>
+                <w:lang w:val="en-US" w:eastAsia="ko-KR"/>
+              </w:rPr>
+              <w:t xml:space="preserve">미지지</w:t>
+            </w:r>
+          </w:p>
+        </w:tc>
+        <w:tc>
+          <w:tcPr>
+            <w:tcW w:type="dxa" w:w="3886"/>
+            <w:tcBorders>
+              <w:top w:val="single" w:color="808080" w:sz="4"/>
+              <w:left w:val="none" w:color="FFFFFF" w:sz="0"/>
+              <w:bottom w:val="single" w:color="808080" w:sz="4"/>
+              <w:right w:val="none" w:color="FFFFFF" w:sz="0"/>
+            </w:tcBorders>
+            <w:tcMar>
+              <w:top w:type="dxa" w:w="40"/>
+              <w:left w:type="dxa" w:w="50"/>
+              <w:bottom w:type="dxa" w:w="40"/>
+              <w:right w:type="dxa" w:w="50"/>
+            </w:tcMar>
+            <w:vAlign w:val="center"/>
+          </w:tcPr>
+          <w:p>
+            <w:pPr>
+              <w:keepNext/>
+              <w:keepLines/>
+              <w:wordWrap w:val="1"/>
+              <w:spacing w:after="0" w:before="0" w:line="240"/>
+              <w:jc w:val="left"/>
+            </w:pPr>
+            <w:r>
+              <w:rPr>
+                <w:rFonts w:ascii="굴림" w:cs="굴림" w:eastAsia="굴림" w:hAnsi="굴림"/>
+                <w:sz w:val="18"/>
+                <w:szCs w:val="18"/>
+                <w:lang w:val="en-US" w:eastAsia="ko-KR"/>
+              </w:rPr>
+              <w:t xml:space="preserve">유의한 변화 없음</w:t>
+            </w:r>
+          </w:p>
+        </w:tc>
+      </w:tr>
+      <w:tr>
+        <w:trPr>
+          <w:cantSplit/>
+          <w:trHeight w:val="512" w:hRule="atLeast"/>
+        </w:trPr>
+        <w:tc>
+          <w:tcPr>
+            <w:tcW w:type="dxa" w:w="1050"/>
+            <w:tcBorders>
+              <w:top w:val="single" w:color="808080" w:sz="4"/>
+              <w:left w:val="none" w:color="FFFFFF" w:sz="0"/>
+              <w:bottom w:val="single" w:color="808080" w:sz="4"/>
+              <w:right w:val="none" w:color="FFFFFF" w:sz="0"/>
+            </w:tcBorders>
+            <w:tcMar>
+              <w:top w:type="dxa" w:w="40"/>
+              <w:left w:type="dxa" w:w="50"/>
+              <w:bottom w:type="dxa" w:w="40"/>
+              <w:right w:type="dxa" w:w="50"/>
+            </w:tcMar>
+            <w:vAlign w:val="center"/>
+          </w:tcPr>
+          <w:p>
+            <w:pPr>
+              <w:keepNext/>
+              <w:keepLines/>
+              <w:wordWrap w:val="1"/>
+              <w:spacing w:after="0" w:before="0" w:line="240"/>
+              <w:jc w:val="left"/>
+            </w:pPr>
+          </w:p>
+        </w:tc>
+        <w:tc>
+          <w:tcPr>
+            <w:tcW w:type="dxa" w:w="2594"/>
+            <w:tcBorders>
+              <w:top w:val="single" w:color="808080" w:sz="4"/>
+              <w:left w:val="none" w:color="FFFFFF" w:sz="0"/>
+              <w:bottom w:val="single" w:color="808080" w:sz="4"/>
+              <w:right w:val="none" w:color="FFFFFF" w:sz="0"/>
+            </w:tcBorders>
+            <w:tcMar>
+              <w:top w:type="dxa" w:w="40"/>
+              <w:left w:type="dxa" w:w="50"/>
+              <w:bottom w:type="dxa" w:w="40"/>
+              <w:right w:type="dxa" w:w="50"/>
+            </w:tcMar>
+            <w:vAlign w:val="center"/>
+          </w:tcPr>
+          <w:p>
+            <w:pPr>
+              <w:keepNext/>
+              <w:keepLines/>
+              <w:wordWrap w:val="1"/>
+              <w:spacing w:after="0" w:before="0" w:line="240"/>
+              <w:jc w:val="left"/>
+            </w:pPr>
+            <w:r>
+              <w:rPr>
+                <w:rFonts w:ascii="굴림" w:cs="굴림" w:eastAsia="굴림" w:hAnsi="굴림"/>
+                <w:sz w:val="18"/>
+                <w:szCs w:val="18"/>
+                <w:lang w:val="en-US" w:eastAsia="ko-KR"/>
+              </w:rPr>
+              <w:t xml:space="preserve">H4 특성마다 결손이 다름</w:t>
+            </w:r>
+          </w:p>
+        </w:tc>
+        <w:tc>
+          <w:tcPr>
+            <w:tcW w:type="dxa" w:w="1540"/>
+            <w:tcBorders>
+              <w:top w:val="single" w:color="808080" w:sz="4"/>
+              <w:left w:val="none" w:color="FFFFFF" w:sz="0"/>
+              <w:bottom w:val="single" w:color="808080" w:sz="4"/>
+              <w:right w:val="none" w:color="FFFFFF" w:sz="0"/>
+            </w:tcBorders>
+            <w:tcMar>
+              <w:top w:type="dxa" w:w="40"/>
+              <w:left w:type="dxa" w:w="50"/>
+              <w:bottom w:type="dxa" w:w="40"/>
+              <w:right w:type="dxa" w:w="50"/>
+            </w:tcMar>
+            <w:vAlign w:val="center"/>
+          </w:tcPr>
+          <w:p>
+            <w:pPr>
+              <w:keepNext/>
+              <w:keepLines/>
+              <w:wordWrap w:val="1"/>
+              <w:spacing w:after="0" w:before="0" w:line="240"/>
+              <w:jc w:val="left"/>
+            </w:pPr>
+            <w:r>
+              <w:rPr>
+                <w:rFonts w:ascii="굴림" w:cs="굴림" w:eastAsia="굴림" w:hAnsi="굴림"/>
+                <w:sz w:val="18"/>
+                <w:szCs w:val="18"/>
+                <w:lang w:val="en-US" w:eastAsia="ko-KR"/>
+              </w:rPr>
+              <w:t xml:space="preserve">16개 중 10개 지지</w:t>
+            </w:r>
+          </w:p>
+        </w:tc>
+        <w:tc>
+          <w:tcPr>
+            <w:tcW w:type="dxa" w:w="3886"/>
+            <w:tcBorders>
+              <w:top w:val="single" w:color="808080" w:sz="4"/>
+              <w:left w:val="none" w:color="FFFFFF" w:sz="0"/>
+              <w:bottom w:val="single" w:color="808080" w:sz="4"/>
+              <w:right w:val="none" w:color="FFFFFF" w:sz="0"/>
+            </w:tcBorders>
+            <w:tcMar>
+              <w:top w:type="dxa" w:w="40"/>
+              <w:left w:type="dxa" w:w="50"/>
+              <w:bottom w:type="dxa" w:w="40"/>
+              <w:right w:type="dxa" w:w="50"/>
+            </w:tcMar>
+            <w:vAlign w:val="center"/>
+          </w:tcPr>
+          <w:p>
+            <w:pPr>
+              <w:keepNext/>
+              <w:keepLines/>
+              <w:wordWrap w:val="1"/>
+              <w:spacing w:after="0" w:before="0" w:line="240"/>
+              <w:jc w:val="left"/>
+            </w:pPr>
+            <w:r>
+              <w:rPr>
+                <w:rFonts w:ascii="굴림" w:cs="굴림" w:eastAsia="굴림" w:hAnsi="굴림"/>
+                <w:sz w:val="18"/>
+                <w:szCs w:val="18"/>
+                <w:lang w:val="en-US" w:eastAsia="ko-KR"/>
+              </w:rPr>
+              <w:t xml:space="preserve">10개 모두 군집이 가장 불리</w:t>
+            </w:r>
+          </w:p>
+        </w:tc>
+      </w:tr>
+      <w:tr>
+        <w:trPr>
+          <w:cantSplit/>
+          <w:trHeight w:val="512" w:hRule="atLeast"/>
+        </w:trPr>
+        <w:tc>
+          <w:tcPr>
+            <w:tcW w:type="dxa" w:w="1050"/>
+            <w:tcBorders>
+              <w:top w:val="single" w:color="808080" w:sz="4"/>
+              <w:left w:val="none" w:color="FFFFFF" w:sz="0"/>
+              <w:bottom w:val="single" w:color="808080" w:sz="4"/>
+              <w:right w:val="none" w:color="FFFFFF" w:sz="0"/>
+            </w:tcBorders>
+            <w:tcMar>
+              <w:top w:type="dxa" w:w="40"/>
+              <w:left w:type="dxa" w:w="50"/>
+              <w:bottom w:type="dxa" w:w="40"/>
+              <w:right w:type="dxa" w:w="50"/>
+            </w:tcMar>
+            <w:vAlign w:val="center"/>
+          </w:tcPr>
+          <w:p>
+            <w:pPr>
+              <w:keepNext/>
+              <w:keepLines/>
+              <w:wordWrap w:val="1"/>
+              <w:spacing w:after="0" w:before="0" w:line="240"/>
+              <w:jc w:val="left"/>
+            </w:pPr>
+            <w:r>
+              <w:rPr>
+                <w:rFonts w:ascii="굴림" w:cs="굴림" w:eastAsia="굴림" w:hAnsi="굴림"/>
+                <w:sz w:val="18"/>
+                <w:szCs w:val="18"/>
+                <w:lang w:val="en-US" w:eastAsia="ko-KR"/>
+              </w:rPr>
+              <w:t xml:space="preserve">RQ2 실증</w:t>
+            </w:r>
+          </w:p>
+        </w:tc>
+        <w:tc>
+          <w:tcPr>
+            <w:tcW w:type="dxa" w:w="2594"/>
+            <w:tcBorders>
+              <w:top w:val="single" w:color="808080" w:sz="4"/>
+              <w:left w:val="none" w:color="FFFFFF" w:sz="0"/>
+              <w:bottom w:val="single" w:color="808080" w:sz="4"/>
+              <w:right w:val="none" w:color="FFFFFF" w:sz="0"/>
+            </w:tcBorders>
+            <w:tcMar>
+              <w:top w:type="dxa" w:w="40"/>
+              <w:left w:type="dxa" w:w="50"/>
+              <w:bottom w:type="dxa" w:w="40"/>
+              <w:right w:type="dxa" w:w="50"/>
+            </w:tcMar>
+            <w:vAlign w:val="center"/>
+          </w:tcPr>
+          <w:p>
+            <w:pPr>
+              <w:keepNext/>
+              <w:keepLines/>
+              <w:wordWrap w:val="1"/>
+              <w:spacing w:after="0" w:before="0" w:line="240"/>
+              <w:jc w:val="left"/>
+            </w:pPr>
+            <w:r>
+              <w:rPr>
+                <w:rFonts w:ascii="굴림" w:cs="굴림" w:eastAsia="굴림" w:hAnsi="굴림"/>
+                <w:sz w:val="18"/>
+                <w:szCs w:val="18"/>
+                <w:lang w:val="en-US" w:eastAsia="ko-KR"/>
+              </w:rPr>
+              <w:t xml:space="preserve">H5 TSFM이 RW보다 정확</w:t>
+            </w:r>
+          </w:p>
+        </w:tc>
+        <w:tc>
+          <w:tcPr>
+            <w:tcW w:type="dxa" w:w="1540"/>
+            <w:tcBorders>
+              <w:top w:val="single" w:color="808080" w:sz="4"/>
+              <w:left w:val="none" w:color="FFFFFF" w:sz="0"/>
+              <w:bottom w:val="single" w:color="808080" w:sz="4"/>
+              <w:right w:val="none" w:color="FFFFFF" w:sz="0"/>
+            </w:tcBorders>
+            <w:tcMar>
+              <w:top w:type="dxa" w:w="40"/>
+              <w:left w:type="dxa" w:w="50"/>
+              <w:bottom w:type="dxa" w:w="40"/>
+              <w:right w:type="dxa" w:w="50"/>
+            </w:tcMar>
+            <w:vAlign w:val="center"/>
+          </w:tcPr>
+          <w:p>
+            <w:pPr>
+              <w:keepNext/>
+              <w:keepLines/>
+              <w:wordWrap w:val="1"/>
+              <w:spacing w:after="0" w:before="0" w:line="240"/>
+              <w:jc w:val="left"/>
+            </w:pPr>
+            <w:r>
+              <w:rPr>
+                <w:rFonts w:ascii="굴림" w:cs="굴림" w:eastAsia="굴림" w:hAnsi="굴림"/>
+                <w:sz w:val="18"/>
+                <w:szCs w:val="18"/>
+                <w:lang w:val="en-US" w:eastAsia="ko-KR"/>
+              </w:rPr>
+              <w:t xml:space="preserve">미지지</w:t>
+            </w:r>
+          </w:p>
+        </w:tc>
+        <w:tc>
+          <w:tcPr>
+            <w:tcW w:type="dxa" w:w="3886"/>
+            <w:tcBorders>
+              <w:top w:val="single" w:color="808080" w:sz="4"/>
+              <w:left w:val="none" w:color="FFFFFF" w:sz="0"/>
+              <w:bottom w:val="single" w:color="808080" w:sz="4"/>
+              <w:right w:val="none" w:color="FFFFFF" w:sz="0"/>
+            </w:tcBorders>
+            <w:tcMar>
+              <w:top w:type="dxa" w:w="40"/>
+              <w:left w:type="dxa" w:w="50"/>
+              <w:bottom w:type="dxa" w:w="40"/>
+              <w:right w:type="dxa" w:w="50"/>
+            </w:tcMar>
+            <w:vAlign w:val="center"/>
+          </w:tcPr>
+          <w:p>
+            <w:pPr>
+              <w:keepNext/>
+              <w:keepLines/>
+              <w:wordWrap w:val="1"/>
+              <w:spacing w:after="0" w:before="0" w:line="240"/>
+              <w:jc w:val="left"/>
+            </w:pPr>
+            <w:r>
+              <w:rPr>
+                <w:rFonts w:ascii="굴림" w:cs="굴림" w:eastAsia="굴림" w:hAnsi="굴림"/>
+                <w:sz w:val="18"/>
+                <w:szCs w:val="18"/>
+                <w:lang w:val="en-US" w:eastAsia="ko-KR"/>
+              </w:rPr>
+              <w:t xml:space="preserve">12개 조건 RW보다 손실 큼, 3개 차이 없음, 1개 작은 우위</w:t>
+            </w:r>
+          </w:p>
+        </w:tc>
+      </w:tr>
+      <w:tr>
+        <w:trPr>
+          <w:cantSplit/>
+          <w:trHeight w:val="512" w:hRule="atLeast"/>
+        </w:trPr>
+        <w:tc>
+          <w:tcPr>
+            <w:tcW w:type="dxa" w:w="1050"/>
+            <w:tcBorders>
+              <w:top w:val="single" w:color="808080" w:sz="4"/>
+              <w:left w:val="none" w:color="FFFFFF" w:sz="0"/>
+              <w:bottom w:val="single" w:color="000000" w:sz="12"/>
+              <w:right w:val="none" w:color="FFFFFF" w:sz="0"/>
+            </w:tcBorders>
+            <w:tcMar>
+              <w:top w:type="dxa" w:w="40"/>
+              <w:left w:type="dxa" w:w="50"/>
+              <w:bottom w:type="dxa" w:w="40"/>
+              <w:right w:type="dxa" w:w="50"/>
+            </w:tcMar>
+            <w:vAlign w:val="center"/>
+          </w:tcPr>
+          <w:p>
+            <w:pPr>
+              <w:keepNext w:val="false"/>
+              <w:keepLines/>
+              <w:wordWrap w:val="1"/>
+              <w:spacing w:after="0" w:before="0" w:line="240"/>
+              <w:jc w:val="left"/>
+            </w:pPr>
+            <w:r>
+              <w:rPr>
+                <w:rFonts w:ascii="굴림" w:cs="굴림" w:eastAsia="굴림" w:hAnsi="굴림"/>
+                <w:sz w:val="18"/>
+                <w:szCs w:val="18"/>
+                <w:lang w:val="en-US" w:eastAsia="ko-KR"/>
+              </w:rPr>
+              <w:t xml:space="preserve">RQ3 처방</w:t>
+            </w:r>
+          </w:p>
+        </w:tc>
+        <w:tc>
+          <w:tcPr>
+            <w:tcW w:type="dxa" w:w="2594"/>
+            <w:tcBorders>
+              <w:top w:val="single" w:color="808080" w:sz="4"/>
+              <w:left w:val="none" w:color="FFFFFF" w:sz="0"/>
+              <w:bottom w:val="single" w:color="000000" w:sz="12"/>
+              <w:right w:val="none" w:color="FFFFFF" w:sz="0"/>
+            </w:tcBorders>
+            <w:tcMar>
+              <w:top w:type="dxa" w:w="40"/>
+              <w:left w:type="dxa" w:w="50"/>
+              <w:bottom w:type="dxa" w:w="40"/>
+              <w:right w:type="dxa" w:w="50"/>
+            </w:tcMar>
+            <w:vAlign w:val="center"/>
+          </w:tcPr>
+          <w:p>
+            <w:pPr>
+              <w:keepNext w:val="false"/>
+              <w:keepLines/>
+              <w:wordWrap w:val="1"/>
+              <w:spacing w:after="0" w:before="0" w:line="240"/>
+              <w:jc w:val="left"/>
+            </w:pPr>
+            <w:r>
+              <w:rPr>
+                <w:rFonts w:ascii="굴림" w:cs="굴림" w:eastAsia="굴림" w:hAnsi="굴림"/>
+                <w:sz w:val="18"/>
+                <w:szCs w:val="18"/>
+                <w:lang w:val="en-US" w:eastAsia="ko-KR"/>
+              </w:rPr>
+              <w:t xml:space="preserve">H6 보정 후 80% 복원</w:t>
+            </w:r>
+          </w:p>
+        </w:tc>
+        <w:tc>
+          <w:tcPr>
+            <w:tcW w:type="dxa" w:w="1540"/>
+            <w:tcBorders>
+              <w:top w:val="single" w:color="808080" w:sz="4"/>
+              <w:left w:val="none" w:color="FFFFFF" w:sz="0"/>
+              <w:bottom w:val="single" w:color="000000" w:sz="12"/>
+              <w:right w:val="none" w:color="FFFFFF" w:sz="0"/>
+            </w:tcBorders>
+            <w:tcMar>
+              <w:top w:type="dxa" w:w="40"/>
+              <w:left w:type="dxa" w:w="50"/>
+              <w:bottom w:type="dxa" w:w="40"/>
+              <w:right w:type="dxa" w:w="50"/>
+            </w:tcMar>
+            <w:vAlign w:val="center"/>
+          </w:tcPr>
+          <w:p>
+            <w:pPr>
+              <w:keepNext w:val="false"/>
+              <w:keepLines/>
+              <w:wordWrap w:val="1"/>
+              <w:spacing w:after="0" w:before="0" w:line="240"/>
+              <w:jc w:val="left"/>
+            </w:pPr>
+            <w:r>
+              <w:rPr>
+                <w:rFonts w:ascii="굴림" w:cs="굴림" w:eastAsia="굴림" w:hAnsi="굴림"/>
+                <w:sz w:val="18"/>
+                <w:szCs w:val="18"/>
+                <w:lang w:val="en-US" w:eastAsia="ko-KR"/>
+              </w:rPr>
+              <w:t xml:space="preserve">전면 지지</w:t>
+            </w:r>
+          </w:p>
+        </w:tc>
+        <w:tc>
+          <w:tcPr>
+            <w:tcW w:type="dxa" w:w="3886"/>
+            <w:tcBorders>
+              <w:top w:val="single" w:color="808080" w:sz="4"/>
+              <w:left w:val="none" w:color="FFFFFF" w:sz="0"/>
+              <w:bottom w:val="single" w:color="000000" w:sz="12"/>
+              <w:right w:val="none" w:color="FFFFFF" w:sz="0"/>
+            </w:tcBorders>
+            <w:tcMar>
+              <w:top w:type="dxa" w:w="40"/>
+              <w:left w:type="dxa" w:w="50"/>
+              <w:bottom w:type="dxa" w:w="40"/>
+              <w:right w:type="dxa" w:w="50"/>
+            </w:tcMar>
+            <w:vAlign w:val="center"/>
+          </w:tcPr>
+          <w:p>
+            <w:pPr>
+              <w:keepNext w:val="false"/>
+              <w:keepLines/>
+              <w:wordWrap w:val="1"/>
+              <w:spacing w:after="0" w:before="0" w:line="240"/>
+              <w:jc w:val="left"/>
+            </w:pPr>
+            <w:r>
+              <w:rPr>
+                <w:rFonts w:ascii="굴림" w:cs="굴림" w:eastAsia="굴림" w:hAnsi="굴림"/>
+                <w:sz w:val="18"/>
+                <w:szCs w:val="18"/>
+                <w:lang w:val="en-US" w:eastAsia="ko-KR"/>
+              </w:rPr>
+              <w:t xml:space="preserve">합성 340개, 실제 19개 모두 복원</w:t>
+            </w:r>
+          </w:p>
+        </w:tc>
+      </w:tr>
+    </w:tbl>
+    <w:p>
+      <w:pPr>
+        <w:spacing w:after="60"/>
+      </w:pPr>
+    </w:p>
+    <w:p>
+      <w:pPr>
+        <w:keepNext w:val="false"/>
+        <w:widowControl/>
+        <w:spacing w:after="120" w:before="0" w:line="384"/>
+        <w:ind w:firstLine="210"/>
+        <w:jc w:val="both"/>
+      </w:pPr>
+      <w:r>
+        <w:rPr>
+          <w:rFonts w:ascii="바탕" w:cs="바탕" w:eastAsia="바탕" w:hAnsi="바탕"/>
+          <w:sz w:val="21"/>
+          <w:szCs w:val="21"/>
+          <w:lang w:val="en-US" w:eastAsia="ko-KR"/>
+        </w:rPr>
+        <w:t xml:space="preserve">판정 기준: H1~H5는 Holm 보정 후 p &lt; 0.05이면서 실질 기준(커버리지 2%p, 손실 2%) 이상, H6은 보정 후 커버리지의 90% 신뢰구간이 [77%, 83%] 안. 본문 표 7-1과 같습니다.</w:t>
       </w:r>
     </w:p>
     <w:sectPr>

--- a/05_논문작성/v4/석사학위논문_초고_요약_김승민.docx
+++ b/05_논문작성/v4/석사학위논문_초고_요약_김승민.docx
@@ -79,7 +79,7 @@
           <w:szCs w:val="21"/>
           <w:lang w:val="en-US" w:eastAsia="ko-KR"/>
         </w:rPr>
-        <w:t xml:space="preserve">사전학습 시계열 모델(TSFM)의 주가 수익률 80% 예측구간이 틀어지는 원인은 금융 데이터의 특성보다 모델과 입력 설정이며, 이 오차는 모델을 재학습하지 않는 사후보정으로 바로잡힙니다.</w:t>
+        <w:t xml:space="preserve">사전학습 시계열 모델(TSFM)의 주가 수익률 80% 예측구간이 틀어지는 정도는 금융 데이터의 특성보다 어떤 모델을 어떤 입력(과거 길이, 수익률 또는 가격)으로 쓰느냐에 따라 정해지며, 이 오차는 모델을 재학습하지 않는 사후보정으로 바로잡힙니다.</w:t>
       </w:r>
     </w:p>
     <w:p>
@@ -97,7 +97,7 @@
     </w:p>
     <w:p>
       <w:pPr>
-        <w:keepNext/>
+        <w:keepNext w:val="false"/>
         <w:widowControl/>
         <w:spacing w:after="120" w:before="0" w:line="384"/>
         <w:ind w:firstLine="210"/>
@@ -110,96 +110,65 @@
           <w:szCs w:val="21"/>
           <w:lang w:val="en-US" w:eastAsia="ko-KR"/>
         </w:rPr>
-        <w:t xml:space="preserve">TSFM은 추가 학습 없이 점 예측과 함께 "내일 수익률이 80% 확률로 이 범위에 든다" 같은 예측구간을 냅니다. 이 구간을 위험 한도(VaR) 같은 위험 관리에 쓰려면 실제로 열 번 중 여덟 번은 맞아야 합니다(커버리지 80%). 그런데 금융 분야의 TSFM 연구는 점 예측 정확도만 비교했고 예측구간이 맞는지는 보지 않았습니다. 본 연구는 세 가지를 묻습니다.</w:t>
-      </w:r>
-    </w:p>
-    <w:p>
-      <w:pPr>
-        <w:pStyle w:val="ListParagraph"/>
-        <w:keepNext/>
-        <w:keepLines/>
-        <w:widowControl/>
-        <w:numPr>
-          <w:ilvl w:val="0"/>
-          <w:numId w:val="2"/>
-        </w:numPr>
-        <w:spacing w:after="60" w:line="384"/>
-        <w:jc w:val="both"/>
-      </w:pPr>
-      <w:r>
-        <w:rPr>
-          <w:rFonts w:ascii="바탕" w:cs="바탕" w:eastAsia="바탕" w:hAnsi="바탕"/>
-          <w:sz w:val="21"/>
-          <w:szCs w:val="21"/>
-          <w:lang w:val="en-US" w:eastAsia="ko-KR"/>
-        </w:rPr>
-        <w:t xml:space="preserve">RQ1 (진단): 구간이 틀어진다면 원인은 금융 데이터의 특성(변동성 군집, 두꺼운 꼬리, 국면 전환)인가, 모델과 입력 설정인가?</w:t>
-      </w:r>
-    </w:p>
-    <w:p>
-      <w:pPr>
-        <w:pStyle w:val="ListParagraph"/>
-        <w:keepNext/>
-        <w:keepLines/>
-        <w:widowControl/>
-        <w:numPr>
-          <w:ilvl w:val="0"/>
-          <w:numId w:val="2"/>
-        </w:numPr>
-        <w:spacing w:after="60" w:line="384"/>
-        <w:jc w:val="both"/>
-      </w:pPr>
-      <w:r>
-        <w:rPr>
-          <w:rFonts w:ascii="바탕" w:cs="바탕" w:eastAsia="바탕" w:hAnsi="바탕"/>
-          <w:sz w:val="21"/>
-          <w:szCs w:val="21"/>
-          <w:lang w:val="en-US" w:eastAsia="ko-KR"/>
-        </w:rPr>
-        <w:t xml:space="preserve">RQ2 (실증 평가): 실제 미국·한국 대형주에서 커버리지와 분포 정확도는 어떠하며, 단순 기준 모형(과거 변동성 기반 정규분포, RW)보다 나은가?</w:t>
-      </w:r>
-    </w:p>
-    <w:p>
-      <w:pPr>
-        <w:pStyle w:val="ListParagraph"/>
+        <w:t xml:space="preserve">TSFM은 추가 학습 없이 점 예측과 함께 "내일 수익률이 80% 확률로 이 범위에 든다" 같은 예측구간을 냅니다. 이 구간을 위험 한도(VaR) 같은 위험 관리에 쓰려면 실제로 열 번 중 여덟 번은 맞아야 합니다. 이 비율을 커버리지라고 하며, 목표는 80%입니다. 커버리지가 80%보다 낮으면 구간이 좁아 위험을 과소평가한 것이고, 높으면 구간이 필요 이상으로 넓은 것이므로 어느 쪽이든 오차입니다. 그런데 금융 분야의 TSFM 연구는 점 예측 정확도만 비교했고, 예측구간이 맞는지는 보지 않았습니다. 그래서 본 연구는 이 구간이 틀어진다면 원인이 금융 데이터의 특성(변동성 군집, 두꺼운 꼬리, 국면 전환)인지 모델과 입력 설정인지(RQ1 진단), 실제 미국·한국 대형주에서 가장 단순한 기준(RW)보다 나은지(RQ2 실증), 모델을 재학습하지 않는 사후보정(ACI-CQR)으로 80%로 되돌릴 수 있는지와 그 대가는 무엇인지(RQ3 처방)를 묻습니다.</w:t>
+      </w:r>
+    </w:p>
+    <w:p>
+      <w:pPr>
+        <w:pStyle w:val="Heading2"/>
+        <w:keepNext/>
+      </w:pPr>
+      <w:r>
+        <w:rPr>
+          <w:rFonts w:ascii="바탕" w:cs="바탕" w:eastAsia="바탕" w:hAnsi="바탕"/>
+          <w:lang w:val="en-US" w:eastAsia="ko-KR"/>
+        </w:rPr>
+        <w:t xml:space="preserve">2. 무엇을 알게 되었나</w:t>
+      </w:r>
+    </w:p>
+    <w:p>
+      <w:pPr>
+        <w:keepNext/>
+        <w:keepLines/>
+        <w:widowControl/>
+        <w:spacing w:after="60" w:line="384"/>
+        <w:ind w:left="360" w:hanging="360"/>
+        <w:jc w:val="both"/>
+      </w:pPr>
+      <w:r>
+        <w:rPr>
+          <w:rFonts w:ascii="바탕" w:cs="바탕" w:eastAsia="바탕" w:hAnsi="바탕"/>
+          <w:sz w:val="21"/>
+          <w:szCs w:val="21"/>
+          <w:lang w:val="en-US" w:eastAsia="ko-KR"/>
+        </w:rPr>
+        <w:t xml:space="preserve">1. 구간이 틀어지는 정도는 금융 특성보다 모델과 입력 설정에 따라 정해집니다. 특성이 전혀 없는 데이터에서도 16개 모델·입력 조합의 커버리지가 75~88%로 달랐고, 특성을 실제 종목 중 가장 강한 수준까지 높여도 오르든 내리든 대부분 3%p 이내로만 변했습니다. 특성이 모두 섞인 실제 주가도 특성 없는 합성 데이터와 평균 1.1%p만 달랐습니다.</w:t>
+      </w:r>
+    </w:p>
+    <w:p>
+      <w:pPr>
+        <w:keepNext/>
+        <w:keepLines/>
+        <w:widowControl/>
+        <w:spacing w:after="60" w:line="384"/>
+        <w:ind w:left="360" w:hanging="360"/>
+        <w:jc w:val="both"/>
+      </w:pPr>
+      <w:r>
+        <w:rPr>
+          <w:rFonts w:ascii="바탕" w:cs="바탕" w:eastAsia="바탕" w:hAnsi="바탕"/>
+          <w:sz w:val="21"/>
+          <w:szCs w:val="21"/>
+          <w:lang w:val="en-US" w:eastAsia="ko-KR"/>
+        </w:rPr>
+        <w:t xml:space="preserve">2. 이 오차는 재학습 없이 바로잡힙니다. 사후보정으로 모든 모델·입력 조합의 평균 커버리지가 80%로 돌아왔습니다. 대신 구간이 넓어져, 참 분포를 아는 경우의 가장 좁은 80% 구간보다 5~48% 넓습니다.</w:t>
+      </w:r>
+    </w:p>
+    <w:p>
+      <w:pPr>
         <w:keepNext w:val="false"/>
         <w:keepLines/>
         <w:widowControl/>
-        <w:numPr>
-          <w:ilvl w:val="0"/>
-          <w:numId w:val="2"/>
-        </w:numPr>
-        <w:spacing w:after="60" w:line="384"/>
-        <w:jc w:val="both"/>
-      </w:pPr>
-      <w:r>
-        <w:rPr>
-          <w:rFonts w:ascii="바탕" w:cs="바탕" w:eastAsia="바탕" w:hAnsi="바탕"/>
-          <w:sz w:val="21"/>
-          <w:szCs w:val="21"/>
-          <w:lang w:val="en-US" w:eastAsia="ko-KR"/>
-        </w:rPr>
-        <w:t xml:space="preserve">RQ3 (처방): 모델을 재학습하지 않는 사후보정(ACI-CQR)으로 커버리지를 80%로 되돌릴 수 있는가? 그 대가는 무엇인가?</w:t>
-      </w:r>
-    </w:p>
-    <w:p>
-      <w:pPr>
-        <w:pStyle w:val="Heading2"/>
-        <w:keepNext/>
-      </w:pPr>
-      <w:r>
-        <w:rPr>
-          <w:rFonts w:ascii="바탕" w:cs="바탕" w:eastAsia="바탕" w:hAnsi="바탕"/>
-          <w:lang w:val="en-US" w:eastAsia="ko-KR"/>
-        </w:rPr>
-        <w:t xml:space="preserve">2. 무엇을 알게 되었나</w:t>
-      </w:r>
-    </w:p>
-    <w:p>
-      <w:pPr>
-        <w:keepNext/>
-        <w:keepLines/>
-        <w:widowControl/>
         <w:spacing w:after="60" w:line="384"/>
         <w:ind w:left="360" w:hanging="360"/>
         <w:jc w:val="both"/>
@@ -211,45 +180,7 @@
           <w:szCs w:val="21"/>
           <w:lang w:val="en-US" w:eastAsia="ko-KR"/>
         </w:rPr>
-        <w:t xml:space="preserve">1. 오차는 금융 특성보다 모델과 입력 설정에서 옵니다. 특성이 전혀 없는 데이터에서 이미 커버리지가 75~88%로 갈렸고, 특성을 가장 강하게 넣어도 대부분 3%p 안에서만 움직였습니다. 실제 주가의 커버리지도 특성 없는 합성 데이터와 평균 1.1%p 차이였습니다.</w:t>
-      </w:r>
-    </w:p>
-    <w:p>
-      <w:pPr>
-        <w:keepNext/>
-        <w:keepLines/>
-        <w:widowControl/>
-        <w:spacing w:after="60" w:line="384"/>
-        <w:ind w:left="360" w:hanging="360"/>
-        <w:jc w:val="both"/>
-      </w:pPr>
-      <w:r>
-        <w:rPr>
-          <w:rFonts w:ascii="바탕" w:cs="바탕" w:eastAsia="바탕" w:hAnsi="바탕"/>
-          <w:sz w:val="21"/>
-          <w:szCs w:val="21"/>
-          <w:lang w:val="en-US" w:eastAsia="ko-KR"/>
-        </w:rPr>
-        <w:t xml:space="preserve">2. 이 오차는 재학습 없이 바로잡힙니다. 사후보정으로 모든 모델·조건의 평균 커버리지가 80%로 돌아왔고, 대가는 이상적인 구간보다 5~48% 넓은 구간입니다(RQ3).</w:t>
-      </w:r>
-    </w:p>
-    <w:p>
-      <w:pPr>
-        <w:keepNext w:val="false"/>
-        <w:keepLines/>
-        <w:widowControl/>
-        <w:spacing w:after="60" w:line="384"/>
-        <w:ind w:left="360" w:hanging="360"/>
-        <w:jc w:val="both"/>
-      </w:pPr>
-      <w:r>
-        <w:rPr>
-          <w:rFonts w:ascii="바탕" w:cs="바탕" w:eastAsia="바탕" w:hAnsi="바탕"/>
-          <w:sz w:val="21"/>
-          <w:szCs w:val="21"/>
-          <w:lang w:val="en-US" w:eastAsia="ko-KR"/>
-        </w:rPr>
-        <w:t xml:space="preserve">3. 분포 정확도는 단순 기준 모형(RW) 수준이며 넘지 못했습니다(RQ2). 따라서 TSFM 예측구간은 수익률 예측보다, 모델과 설정을 점검하고 보정을 거친 위험 측정에 쓰는 것이 맞습니다.</w:t>
+        <w:t xml:space="preserve">3. 분포 전체의 정확도는 가장 단순한 기준(RW) 수준이며 넘지 못했습니다. 따라서 TSFM 예측구간은 수익률 예측보다 점검과 보정을 거친 위험 측정에 쓰는 것이 맞습니다.</w:t>
       </w:r>
     </w:p>
     <w:p>
@@ -267,7 +198,7 @@
           <w:szCs w:val="21"/>
           <w:lang w:val="en-US" w:eastAsia="ko-KR"/>
         </w:rPr>
-        <w:t xml:space="preserve">기여: 특성을 하나씩 통제한 실측 기반 합성 데이터 실험으로, 크게 어긋나는 모델과 설정을 실제 데이터에 쓰기 전에 가려내는 점검 절차를 보였고, 그 오차가 재학습 없는 사후보정으로 바로잡힘을 합성과 실제 양쪽에서 검증했습니다.</w:t>
+        <w:t xml:space="preserve">기여: 크게 어긋나는 모델과 설정을 실제 데이터에 쓰기 전에 가려내는 합성 데이터 점검 절차와, 그 오차를 재학습 없이 바로잡는 사후보정을 합성과 실제 양쪽에서 검증했습니다.</w:t>
       </w:r>
     </w:p>
     <w:p>
@@ -332,111 +263,6 @@
     </w:p>
     <w:p>
       <w:pPr>
-        <w:pStyle w:val="ListParagraph"/>
-        <w:keepNext/>
-        <w:keepLines/>
-        <w:widowControl/>
-        <w:numPr>
-          <w:ilvl w:val="0"/>
-          <w:numId w:val="2"/>
-        </w:numPr>
-        <w:spacing w:after="60" w:line="384"/>
-        <w:jc w:val="both"/>
-      </w:pPr>
-      <w:r>
-        <w:rPr>
-          <w:rFonts w:ascii="바탕" w:cs="바탕" w:eastAsia="바탕" w:hAnsi="바탕"/>
-          <w:sz w:val="21"/>
-          <w:szCs w:val="21"/>
-          <w:lang w:val="en-US" w:eastAsia="ko-KR"/>
-        </w:rPr>
-        <w:t xml:space="preserve">합성 데이터 실험(RQ1): 실제 10종목에서 측정한 특성 강도로 17개 시나리오를 만들었습니다(특성 없음 1개 + 4개 특성 × 4단계). 같은 난수를 쓰고 특성 하나만 바꾸므로, 커버리지가 달라지면 그 특성 때문입니다. 참 분포를 알기 때문에 채점 절차도 확인했습니다(오라클 모형 79.3~80.2%).</w:t>
-      </w:r>
-    </w:p>
-    <w:p>
-      <w:pPr>
-        <w:pStyle w:val="ListParagraph"/>
-        <w:keepNext/>
-        <w:keepLines/>
-        <w:widowControl/>
-        <w:numPr>
-          <w:ilvl w:val="0"/>
-          <w:numId w:val="2"/>
-        </w:numPr>
-        <w:spacing w:after="60" w:line="384"/>
-        <w:jc w:val="both"/>
-      </w:pPr>
-      <w:r>
-        <w:rPr>
-          <w:rFonts w:ascii="바탕" w:cs="바탕" w:eastAsia="바탕" w:hAnsi="바탕"/>
-          <w:sz w:val="21"/>
-          <w:szCs w:val="21"/>
-          <w:lang w:val="en-US" w:eastAsia="ko-KR"/>
-        </w:rPr>
-        <w:t xml:space="preserve">실제 주가 평가(RQ2): 같은 절차를 미국 5종목, 한국 5종목의 2017~2026년 매 거래일(24,132건)에 적용했습니다.</w:t>
-      </w:r>
-    </w:p>
-    <w:p>
-      <w:pPr>
-        <w:pStyle w:val="ListParagraph"/>
-        <w:keepNext/>
-        <w:keepLines/>
-        <w:widowControl/>
-        <w:numPr>
-          <w:ilvl w:val="0"/>
-          <w:numId w:val="2"/>
-        </w:numPr>
-        <w:spacing w:after="60" w:line="384"/>
-        <w:jc w:val="both"/>
-      </w:pPr>
-      <w:r>
-        <w:rPr>
-          <w:rFonts w:ascii="바탕" w:cs="바탕" w:eastAsia="바탕" w:hAnsi="바탕"/>
-          <w:sz w:val="21"/>
-          <w:szCs w:val="21"/>
-          <w:lang w:val="en-US" w:eastAsia="ko-KR"/>
-        </w:rPr>
-        <w:t xml:space="preserve">공통: TSFM 4종(Chronos-T5, Chronos-2, TimesFM-2.5, Moirai-2.0) × 4개 조건(과거 21일·252일 × 수익률·가격 입력)으로 다음 날 수익률을 예측했고, RW와 GARCH-t를 기준 모형으로 두었습니다. 사후보정(RQ3)은 두 환경 모두에 적용했습니다.</w:t>
-      </w:r>
-    </w:p>
-    <w:p>
-      <w:pPr>
-        <w:pStyle w:val="ListParagraph"/>
-        <w:keepNext w:val="false"/>
-        <w:keepLines/>
-        <w:widowControl/>
-        <w:numPr>
-          <w:ilvl w:val="0"/>
-          <w:numId w:val="2"/>
-        </w:numPr>
-        <w:spacing w:after="60" w:line="384"/>
-        <w:jc w:val="both"/>
-      </w:pPr>
-      <w:r>
-        <w:rPr>
-          <w:rFonts w:ascii="바탕" w:cs="바탕" w:eastAsia="바탕" w:hAnsi="바탕"/>
-          <w:sz w:val="21"/>
-          <w:szCs w:val="21"/>
-          <w:lang w:val="en-US" w:eastAsia="ko-KR"/>
-        </w:rPr>
-        <w:t xml:space="preserve">가설과 판정 기준은 실험 전에 정해 두었고, 통계적 유의성과 함께 실질 기준(커버리지 ±2%p)으로 판정했습니다.</w:t>
-      </w:r>
-    </w:p>
-    <w:p>
-      <w:pPr>
-        <w:pStyle w:val="Heading2"/>
-        <w:keepNext/>
-      </w:pPr>
-      <w:r>
-        <w:rPr>
-          <w:rFonts w:ascii="바탕" w:cs="바탕" w:eastAsia="바탕" w:hAnsi="바탕"/>
-          <w:lang w:val="en-US" w:eastAsia="ko-KR"/>
-        </w:rPr>
-        <w:t xml:space="preserve">4. RQ1 진단: 오차는 어디서 오는가</w:t>
-      </w:r>
-    </w:p>
-    <w:p>
-      <w:pPr>
         <w:keepNext/>
         <w:widowControl/>
         <w:spacing w:after="120" w:before="0" w:line="384"/>
@@ -450,7 +276,327 @@
           <w:szCs w:val="21"/>
           <w:lang w:val="en-US" w:eastAsia="ko-KR"/>
         </w:rPr>
-        <w:t xml:space="preserve">예상(가설 H1~H4): 기존 연구의 관점대로, 변동성 군집(H1), 두꺼운 꼬리(H2), 국면 전환의 빈도(H3a)와 크기(H3b)가 강할수록 구간이 상대적으로 좁아져 커버리지가 떨어질 것이고, 특성마다 그 정도가 다를 것(H4)이라고 예상했습니다.</w:t>
+        <w:t xml:space="preserve">데이터</w:t>
+      </w:r>
+    </w:p>
+    <w:p>
+      <w:pPr>
+        <w:pStyle w:val="ListParagraph"/>
+        <w:keepNext/>
+        <w:keepLines/>
+        <w:widowControl/>
+        <w:numPr>
+          <w:ilvl w:val="0"/>
+          <w:numId w:val="2"/>
+        </w:numPr>
+        <w:spacing w:after="60" w:line="384"/>
+        <w:jc w:val="both"/>
+      </w:pPr>
+      <w:r>
+        <w:rPr>
+          <w:rFonts w:ascii="바탕" w:cs="바탕" w:eastAsia="바탕" w:hAnsi="바탕"/>
+          <w:sz w:val="21"/>
+          <w:szCs w:val="21"/>
+          <w:lang w:val="en-US" w:eastAsia="ko-KR"/>
+        </w:rPr>
+        <w:t xml:space="preserve">합성 데이터(RQ1): 평균 0, 하루 변동 약 2.1%인 일별 수익률 계열입니다. 가격으로 보면 뚜렷한 추세 없이 오르내리는 경로입니다. 기준 상태(L1)는 매일 같은 크기의 정규분포에서 따로따로 뽑은 것으로, 금융 특성이 전혀 없습니다. 여기에 특성 하나씩, 곧 군집(변동이 큰 날이 몰려 옴), 꼬리(가끔 극단적인 날이 옴), 국면 전환의 빈도와 크기(평온기와 격변기가 번갈아 옴)를 실제 10종목에서 측정한 범위 안에서 네 단계(L2~L5, L5가 가장 강한 종목 수준)로 넣어 17개 시나리오를 만들었습니다. 시나리오마다 계열 100개입니다.</w:t>
+      </w:r>
+    </w:p>
+    <w:p>
+      <w:pPr>
+        <w:pStyle w:val="ListParagraph"/>
+        <w:keepNext/>
+        <w:keepLines/>
+        <w:widowControl/>
+        <w:numPr>
+          <w:ilvl w:val="0"/>
+          <w:numId w:val="2"/>
+        </w:numPr>
+        <w:spacing w:after="60" w:line="384"/>
+        <w:jc w:val="both"/>
+      </w:pPr>
+      <w:r>
+        <w:rPr>
+          <w:rFonts w:ascii="바탕" w:cs="바탕" w:eastAsia="바탕" w:hAnsi="바탕"/>
+          <w:sz w:val="21"/>
+          <w:szCs w:val="21"/>
+          <w:lang w:val="en-US" w:eastAsia="ko-KR"/>
+        </w:rPr>
+        <w:t xml:space="preserve">같은 난수: 같은 번호의 계열은 모든 시나리오에서 같은 난수를 씁니다. 따라서 L1과 L5의 차이는 우연이 아니라 그 특성 때문입니다(본문 그림 3-2에 같은 난수로 만든 계열의 모양을 비교).</w:t>
+      </w:r>
+    </w:p>
+    <w:p>
+      <w:pPr>
+        <w:pStyle w:val="ListParagraph"/>
+        <w:keepNext w:val="false"/>
+        <w:keepLines/>
+        <w:widowControl/>
+        <w:numPr>
+          <w:ilvl w:val="0"/>
+          <w:numId w:val="2"/>
+        </w:numPr>
+        <w:spacing w:after="60" w:line="384"/>
+        <w:jc w:val="both"/>
+      </w:pPr>
+      <w:r>
+        <w:rPr>
+          <w:rFonts w:ascii="바탕" w:cs="바탕" w:eastAsia="바탕" w:hAnsi="바탕"/>
+          <w:sz w:val="21"/>
+          <w:szCs w:val="21"/>
+          <w:lang w:val="en-US" w:eastAsia="ko-KR"/>
+        </w:rPr>
+        <w:t xml:space="preserve">실제 주가(RQ2): 미국 5종목, 한국 5종목의 2017~2026년 매 거래일(24,132건)입니다.</w:t>
+      </w:r>
+    </w:p>
+    <w:p>
+      <w:pPr>
+        <w:keepNext/>
+        <w:widowControl/>
+        <w:spacing w:after="120" w:before="0" w:line="384"/>
+        <w:ind w:firstLine="210"/>
+        <w:jc w:val="both"/>
+      </w:pPr>
+      <w:r>
+        <w:rPr>
+          <w:rFonts w:ascii="바탕" w:cs="바탕" w:eastAsia="바탕" w:hAnsi="바탕"/>
+          <w:sz w:val="21"/>
+          <w:szCs w:val="21"/>
+          <w:lang w:val="en-US" w:eastAsia="ko-KR"/>
+        </w:rPr>
+        <w:t xml:space="preserve">모델과 비교 대상</w:t>
+      </w:r>
+    </w:p>
+    <w:p>
+      <w:pPr>
+        <w:pStyle w:val="ListParagraph"/>
+        <w:keepNext/>
+        <w:keepLines/>
+        <w:widowControl/>
+        <w:numPr>
+          <w:ilvl w:val="0"/>
+          <w:numId w:val="2"/>
+        </w:numPr>
+        <w:spacing w:after="60" w:line="384"/>
+        <w:jc w:val="both"/>
+      </w:pPr>
+      <w:r>
+        <w:rPr>
+          <w:rFonts w:ascii="바탕" w:cs="바탕" w:eastAsia="바탕" w:hAnsi="바탕"/>
+          <w:sz w:val="21"/>
+          <w:szCs w:val="21"/>
+          <w:lang w:val="en-US" w:eastAsia="ko-KR"/>
+        </w:rPr>
+        <w:t xml:space="preserve">TSFM 4종(Chronos-T5, Chronos-2, TimesFM-2.5, Moirai-2.0)을 과거 길이 2가지(21일 '한 달', 252일 '1년') × 입력 형태 2가지(수익률, 가격)로 써서 16개 모델·입력 조합을 평가했습니다. 예를 들어 '한 달·가격'은 과거 21일의 가격을 넣은 경우입니다.</w:t>
+      </w:r>
+    </w:p>
+    <w:p>
+      <w:pPr>
+        <w:pStyle w:val="ListParagraph"/>
+        <w:keepNext/>
+        <w:keepLines/>
+        <w:widowControl/>
+        <w:numPr>
+          <w:ilvl w:val="0"/>
+          <w:numId w:val="2"/>
+        </w:numPr>
+        <w:spacing w:after="60" w:line="384"/>
+        <w:jc w:val="both"/>
+      </w:pPr>
+      <w:r>
+        <w:rPr>
+          <w:rFonts w:ascii="바탕" w:cs="바탕" w:eastAsia="바탕" w:hAnsi="바탕"/>
+          <w:sz w:val="21"/>
+          <w:szCs w:val="21"/>
+          <w:lang w:val="en-US" w:eastAsia="ko-KR"/>
+        </w:rPr>
+        <w:t xml:space="preserve">RW: 랜덤워크 가정에 따라 과거 같은 기간 수익률의 평균과 표준편차로 내일 수익률의 정규분포를 그리는 가장 단순한 기준입니다. 학습이 전혀 없는 계산이지만, 내일의 분포를 내놓는다는 점에서 비교 대상으로 둔 것입니다.</w:t>
+      </w:r>
+    </w:p>
+    <w:p>
+      <w:pPr>
+        <w:pStyle w:val="ListParagraph"/>
+        <w:keepNext w:val="false"/>
+        <w:keepLines/>
+        <w:widowControl/>
+        <w:numPr>
+          <w:ilvl w:val="0"/>
+          <w:numId w:val="2"/>
+        </w:numPr>
+        <w:spacing w:after="60" w:line="384"/>
+        <w:jc w:val="both"/>
+      </w:pPr>
+      <w:r>
+        <w:rPr>
+          <w:rFonts w:ascii="바탕" w:cs="바탕" w:eastAsia="바탕" w:hAnsi="바탕"/>
+          <w:sz w:val="21"/>
+          <w:szCs w:val="21"/>
+          <w:lang w:val="en-US" w:eastAsia="ko-KR"/>
+        </w:rPr>
+        <w:t xml:space="preserve">GARCH-t: 변동성 군집을 직접 모형화하는 전통적 계량 모형입니다.</w:t>
+      </w:r>
+    </w:p>
+    <w:p>
+      <w:pPr>
+        <w:keepNext/>
+        <w:widowControl/>
+        <w:spacing w:after="120" w:before="0" w:line="384"/>
+        <w:ind w:firstLine="210"/>
+        <w:jc w:val="both"/>
+      </w:pPr>
+      <w:r>
+        <w:rPr>
+          <w:rFonts w:ascii="바탕" w:cs="바탕" w:eastAsia="바탕" w:hAnsi="바탕"/>
+          <w:sz w:val="21"/>
+          <w:szCs w:val="21"/>
+          <w:lang w:val="en-US" w:eastAsia="ko-KR"/>
+        </w:rPr>
+        <w:t xml:space="preserve">평가와 판정</w:t>
+      </w:r>
+    </w:p>
+    <w:p>
+      <w:pPr>
+        <w:pStyle w:val="ListParagraph"/>
+        <w:keepNext/>
+        <w:keepLines/>
+        <w:widowControl/>
+        <w:numPr>
+          <w:ilvl w:val="0"/>
+          <w:numId w:val="2"/>
+        </w:numPr>
+        <w:spacing w:after="60" w:line="384"/>
+        <w:jc w:val="both"/>
+      </w:pPr>
+      <w:r>
+        <w:rPr>
+          <w:rFonts w:ascii="바탕" w:cs="바탕" w:eastAsia="바탕" w:hAnsi="바탕"/>
+          <w:sz w:val="21"/>
+          <w:szCs w:val="21"/>
+          <w:lang w:val="en-US" w:eastAsia="ko-KR"/>
+        </w:rPr>
+        <w:t xml:space="preserve">커버리지(목표 80%)와 분위수 손실을 봅니다. 분위수 손실은 구간 양 끝만이 아니라 모델이 낸 분위수 9개 전체가 실제값에 얼마나 맞았는지를 나타내며, 작을수록 분포 전체가 정확합니다.</w:t>
+      </w:r>
+    </w:p>
+    <w:p>
+      <w:pPr>
+        <w:pStyle w:val="ListParagraph"/>
+        <w:keepNext/>
+        <w:keepLines/>
+        <w:widowControl/>
+        <w:numPr>
+          <w:ilvl w:val="0"/>
+          <w:numId w:val="2"/>
+        </w:numPr>
+        <w:spacing w:after="60" w:line="384"/>
+        <w:jc w:val="both"/>
+      </w:pPr>
+      <w:r>
+        <w:rPr>
+          <w:rFonts w:ascii="바탕" w:cs="바탕" w:eastAsia="바탕" w:hAnsi="바탕"/>
+          <w:sz w:val="21"/>
+          <w:szCs w:val="21"/>
+          <w:lang w:val="en-US" w:eastAsia="ko-KR"/>
+        </w:rPr>
+        <w:t xml:space="preserve">가설과 판정 기준은 실험 전에 정해 두었습니다. 차이가 통계적으로 유의해도(Holm 보정 후 p &lt; 0.05) 실질 기준(커버리지 2%p, 손실 2%)보다 작으면 '작은 차이'로 따로 구분했습니다. 2%p는 표본 오차(약 ±1%p)보다 확실히 큰 차이로 정한 값이며, 같은 이유로 커버리지 78~82%(80% ± 2%p)를 목표에 맞는 범위로 봅니다.</w:t>
+      </w:r>
+    </w:p>
+    <w:p>
+      <w:pPr>
+        <w:pStyle w:val="ListParagraph"/>
+        <w:keepNext w:val="false"/>
+        <w:keepLines/>
+        <w:widowControl/>
+        <w:numPr>
+          <w:ilvl w:val="0"/>
+          <w:numId w:val="2"/>
+        </w:numPr>
+        <w:spacing w:after="60" w:line="384"/>
+        <w:jc w:val="both"/>
+      </w:pPr>
+      <w:r>
+        <w:rPr>
+          <w:rFonts w:ascii="바탕" w:cs="바탕" w:eastAsia="바탕" w:hAnsi="바탕"/>
+          <w:sz w:val="21"/>
+          <w:szCs w:val="21"/>
+          <w:lang w:val="en-US" w:eastAsia="ko-KR"/>
+        </w:rPr>
+        <w:t xml:space="preserve">합성 데이터는 참 분포를 알기 때문에, 참 분포의 분위수를 그대로 낸 경우(오라클)로 채점 절차가 맞는지 확인했습니다(17개 시나리오 모두 79.3~80.2%).</w:t>
+      </w:r>
+    </w:p>
+    <w:p>
+      <w:pPr>
+        <w:pStyle w:val="Heading2"/>
+        <w:keepNext/>
+      </w:pPr>
+      <w:r>
+        <w:rPr>
+          <w:rFonts w:ascii="바탕" w:cs="바탕" w:eastAsia="바탕" w:hAnsi="바탕"/>
+          <w:lang w:val="en-US" w:eastAsia="ko-KR"/>
+        </w:rPr>
+        <w:t xml:space="preserve">4. RQ1 진단: 오차는 어디서 오는가</w:t>
+      </w:r>
+    </w:p>
+    <w:p>
+      <w:pPr>
+        <w:keepNext/>
+        <w:widowControl/>
+        <w:spacing w:after="120" w:before="0" w:line="384"/>
+        <w:ind w:firstLine="210"/>
+        <w:jc w:val="both"/>
+      </w:pPr>
+      <w:r>
+        <w:rPr>
+          <w:rFonts w:ascii="바탕" w:cs="바탕" w:eastAsia="바탕" w:hAnsi="바탕"/>
+          <w:sz w:val="21"/>
+          <w:szCs w:val="21"/>
+          <w:lang w:val="en-US" w:eastAsia="ko-KR"/>
+        </w:rPr>
+        <w:t xml:space="preserve">예상</w:t>
+      </w:r>
+    </w:p>
+    <w:p>
+      <w:pPr>
+        <w:pStyle w:val="ListParagraph"/>
+        <w:keepNext/>
+        <w:keepLines/>
+        <w:widowControl/>
+        <w:numPr>
+          <w:ilvl w:val="0"/>
+          <w:numId w:val="2"/>
+        </w:numPr>
+        <w:spacing w:after="60" w:line="384"/>
+        <w:jc w:val="both"/>
+      </w:pPr>
+      <w:r>
+        <w:rPr>
+          <w:rFonts w:ascii="바탕" w:cs="바탕" w:eastAsia="바탕" w:hAnsi="바탕"/>
+          <w:sz w:val="21"/>
+          <w:szCs w:val="21"/>
+          <w:lang w:val="en-US" w:eastAsia="ko-KR"/>
+        </w:rPr>
+        <w:t xml:space="preserve">변동성 군집(H1), 두꺼운 꼬리(H2), 국면 전환의 빈도(H3a)와 크기(H3b)가 강할수록 구간이 상대적으로 좁아져 커버리지가 떨어질 것이다.</w:t>
+      </w:r>
+    </w:p>
+    <w:p>
+      <w:pPr>
+        <w:pStyle w:val="ListParagraph"/>
+        <w:keepNext/>
+        <w:keepLines/>
+        <w:widowControl/>
+        <w:numPr>
+          <w:ilvl w:val="0"/>
+          <w:numId w:val="2"/>
+        </w:numPr>
+        <w:spacing w:after="60" w:line="384"/>
+        <w:jc w:val="both"/>
+      </w:pPr>
+      <w:r>
+        <w:rPr>
+          <w:rFonts w:ascii="바탕" w:cs="바탕" w:eastAsia="바탕" w:hAnsi="바탕"/>
+          <w:sz w:val="21"/>
+          <w:szCs w:val="21"/>
+          <w:lang w:val="en-US" w:eastAsia="ko-KR"/>
+        </w:rPr>
+        <w:t xml:space="preserve">특성을 강하게 했을 때 커버리지가 떨어지는 정도는 특성마다 다를 것이다(H4).</w:t>
       </w:r>
     </w:p>
     <w:p>
@@ -515,76 +661,99 @@
           <w:szCs w:val="21"/>
           <w:lang w:val="en-US" w:eastAsia="ko-KR"/>
         </w:rPr>
-        <w:t xml:space="preserve">결과:</w:t>
-      </w:r>
-    </w:p>
-    <w:p>
-      <w:pPr>
-        <w:pStyle w:val="ListParagraph"/>
-        <w:keepNext/>
-        <w:keepLines/>
-        <w:widowControl/>
-        <w:numPr>
-          <w:ilvl w:val="0"/>
-          <w:numId w:val="2"/>
-        </w:numPr>
-        <w:spacing w:after="60" w:line="384"/>
-        <w:jc w:val="both"/>
-      </w:pPr>
-      <w:r>
-        <w:rPr>
-          <w:rFonts w:ascii="바탕" w:cs="바탕" w:eastAsia="바탕" w:hAnsi="바탕"/>
-          <w:sz w:val="21"/>
-          <w:szCs w:val="21"/>
-          <w:lang w:val="en-US" w:eastAsia="ko-KR"/>
-        </w:rPr>
-        <w:t xml:space="preserve">특성이 하나도 없는 데이터(그림 맨 윗줄)에서 이미 커버리지가 75~88%로 퍼졌고, 16개 조건 중 절반이 80% ± 2%p를 벗어났습니다. 같은 모델도 입력에 따라 달라서, TimesFM-2.5는 1년·가격 88%, 1년·수익률 79%였습니다.</w:t>
-      </w:r>
-    </w:p>
-    <w:p>
-      <w:pPr>
-        <w:pStyle w:val="ListParagraph"/>
-        <w:keepNext/>
-        <w:keepLines/>
-        <w:widowControl/>
-        <w:numPr>
-          <w:ilvl w:val="0"/>
-          <w:numId w:val="2"/>
-        </w:numPr>
-        <w:spacing w:after="60" w:line="384"/>
-        <w:jc w:val="both"/>
-      </w:pPr>
-      <w:r>
-        <w:rPr>
-          <w:rFonts w:ascii="바탕" w:cs="바탕" w:eastAsia="바탕" w:hAnsi="바탕"/>
-          <w:sz w:val="21"/>
-          <w:szCs w:val="21"/>
-          <w:lang w:val="en-US" w:eastAsia="ko-KR"/>
-        </w:rPr>
-        <w:t xml:space="preserve">특성을 실제 종목 중 가장 강한 수준으로 올려도 변화는 대부분 3%p 안이었습니다. 그림의 색은 세로(모델·조건)로 바뀌고 가로(특성)로는 거의 바뀌지 않습니다. 커버리지 변동의 90%가 모델·조건, 7%가 특성의 차이로 설명됩니다.</w:t>
-      </w:r>
-    </w:p>
-    <w:p>
-      <w:pPr>
-        <w:pStyle w:val="ListParagraph"/>
-        <w:keepNext/>
-        <w:keepLines/>
-        <w:widowControl/>
-        <w:numPr>
-          <w:ilvl w:val="0"/>
-          <w:numId w:val="2"/>
-        </w:numPr>
-        <w:spacing w:after="60" w:line="384"/>
-        <w:jc w:val="both"/>
-      </w:pPr>
-      <w:r>
-        <w:rPr>
-          <w:rFonts w:ascii="바탕" w:cs="바탕" w:eastAsia="바탕" w:hAnsi="바탕"/>
-          <w:sz w:val="21"/>
-          <w:szCs w:val="21"/>
-          <w:lang w:val="en-US" w:eastAsia="ko-KR"/>
-        </w:rPr>
-        <w:t xml:space="preserve">예상한 방향으로 움직인 것은 군집뿐이었고(실질적으로 큰 하락은 2개 조건, −2.0~−2.5%p), 꼬리와 잦은 국면 전환은 오히려 커버리지를 높였습니다. 전환 크기는 영향이 없었습니다.</w:t>
+        <w:t xml:space="preserve">결과</w:t>
+      </w:r>
+    </w:p>
+    <w:p>
+      <w:pPr>
+        <w:pStyle w:val="ListParagraph"/>
+        <w:keepNext/>
+        <w:keepLines/>
+        <w:widowControl/>
+        <w:numPr>
+          <w:ilvl w:val="0"/>
+          <w:numId w:val="2"/>
+        </w:numPr>
+        <w:spacing w:after="60" w:line="384"/>
+        <w:jc w:val="both"/>
+      </w:pPr>
+      <w:r>
+        <w:rPr>
+          <w:rFonts w:ascii="바탕" w:cs="바탕" w:eastAsia="바탕" w:hAnsi="바탕"/>
+          <w:sz w:val="21"/>
+          <w:szCs w:val="21"/>
+          <w:lang w:val="en-US" w:eastAsia="ko-KR"/>
+        </w:rPr>
+        <w:t xml:space="preserve">특성이 하나도 없는 데이터(그림 맨 윗줄)에서도 16개 모델·입력 조합의 커버리지가 낮게는 75%(Chronos-T5 한 달·가격), 높게는 88%(TimesFM-2.5 1년·가격)로 서로 달랐고, 절반은 78~82% 밖이었습니다.</w:t>
+      </w:r>
+    </w:p>
+    <w:p>
+      <w:pPr>
+        <w:pStyle w:val="ListParagraph"/>
+        <w:keepNext/>
+        <w:keepLines/>
+        <w:widowControl/>
+        <w:numPr>
+          <w:ilvl w:val="0"/>
+          <w:numId w:val="2"/>
+        </w:numPr>
+        <w:spacing w:after="60" w:line="384"/>
+        <w:jc w:val="both"/>
+      </w:pPr>
+      <w:r>
+        <w:rPr>
+          <w:rFonts w:ascii="바탕" w:cs="바탕" w:eastAsia="바탕" w:hAnsi="바탕"/>
+          <w:sz w:val="21"/>
+          <w:szCs w:val="21"/>
+          <w:lang w:val="en-US" w:eastAsia="ko-KR"/>
+        </w:rPr>
+        <w:t xml:space="preserve">같은 모델도 입력에 따라 달랐습니다. TimesFM-2.5는 1년 과거를 가격으로 넣으면 88%, 수익률로 넣으면 79%였습니다.</w:t>
+      </w:r>
+    </w:p>
+    <w:p>
+      <w:pPr>
+        <w:pStyle w:val="ListParagraph"/>
+        <w:keepNext/>
+        <w:keepLines/>
+        <w:widowControl/>
+        <w:numPr>
+          <w:ilvl w:val="0"/>
+          <w:numId w:val="2"/>
+        </w:numPr>
+        <w:spacing w:after="60" w:line="384"/>
+        <w:jc w:val="both"/>
+      </w:pPr>
+      <w:r>
+        <w:rPr>
+          <w:rFonts w:ascii="바탕" w:cs="바탕" w:eastAsia="바탕" w:hAnsi="바탕"/>
+          <w:sz w:val="21"/>
+          <w:szCs w:val="21"/>
+          <w:lang w:val="en-US" w:eastAsia="ko-KR"/>
+        </w:rPr>
+        <w:t xml:space="preserve">특성의 강도를 L1에서 L5로 높였을 때 커버리지는 오르든 내리든 대부분 3%p 이내로만 변했습니다. 그림의 색은 세로(모델·입력 조합)로 바뀌고 가로(특성)로는 거의 바뀌지 않습니다. 커버리지 차이의 90%가 모델·입력 조합, 7%가 특성의 차이로 설명됩니다.</w:t>
+      </w:r>
+    </w:p>
+    <w:p>
+      <w:pPr>
+        <w:pStyle w:val="ListParagraph"/>
+        <w:keepNext/>
+        <w:keepLines/>
+        <w:widowControl/>
+        <w:numPr>
+          <w:ilvl w:val="0"/>
+          <w:numId w:val="2"/>
+        </w:numPr>
+        <w:spacing w:after="60" w:line="384"/>
+        <w:jc w:val="both"/>
+      </w:pPr>
+      <w:r>
+        <w:rPr>
+          <w:rFonts w:ascii="바탕" w:cs="바탕" w:eastAsia="바탕" w:hAnsi="바탕"/>
+          <w:sz w:val="21"/>
+          <w:szCs w:val="21"/>
+          <w:lang w:val="en-US" w:eastAsia="ko-KR"/>
+        </w:rPr>
+        <w:t xml:space="preserve">예상대로 커버리지를 낮춘 특성은 군집뿐이었고, 2%p 이상 유의하게 낮아진 것은 2개 조합(−2.0, −2.5%p)이었습니다. 꼬리와 잦은 국면 전환은 반대로 커버리지를 높였고, 전환 크기는 영향이 없었습니다. 여기서 커버리지가 높아졌다는 것은 구간이 상대적으로 넓어졌다는 뜻이지, 예측이 좋아졌다는 뜻이 아닙니다.</w:t>
       </w:r>
     </w:p>
     <w:p>
@@ -607,12 +776,12 @@
           <w:szCs w:val="21"/>
           <w:lang w:val="en-US" w:eastAsia="ko-KR"/>
         </w:rPr>
-        <w:t xml:space="preserve">실험 중에는 Chronos-T5의 라이브러리 기본 샘플링 설정이 수익률 입력의 커버리지를 14%로 무너뜨리는 것을 발견해 바로잡았습니다(바로잡은 뒤 76~79%). 설정 하나가 어떤 특성보다 큰 차이를 만든 사례로, 경위와 바로잡기 전 결과는 부록 A.3에 실었습니다.</w:t>
-      </w:r>
-    </w:p>
-    <w:p>
-      <w:pPr>
-        <w:keepNext w:val="false"/>
+        <w:t xml:space="preserve">실험 중에는 Chronos-T5의 라이브러리 기본 샘플링 설정(확률 상위 50칸에서만 다음 값을 뽑음)이 수익률 입력의 커버리지를 14%로 무너뜨리는 것을 발견해 바로잡았습니다(바로잡은 뒤 76~79%). 경위와 바로잡기 전 결과는 부록 A.3에 실었습니다.</w:t>
+      </w:r>
+    </w:p>
+    <w:p>
+      <w:pPr>
+        <w:keepNext/>
         <w:widowControl/>
         <w:spacing w:after="120" w:before="0" w:line="384"/>
         <w:ind w:firstLine="210"/>
@@ -625,12 +794,58 @@
           <w:szCs w:val="21"/>
           <w:lang w:val="en-US" w:eastAsia="ko-KR"/>
         </w:rPr>
-        <w:t xml:space="preserve">해석: 꼬리와 국면 전환이 커버리지를 높인 것은 모델이 꼬리를 잘 다뤄서가 아니라 80% 구간의 수학적 성질 때문입니다. 분산이 같으면 꼬리가 두꺼운 분포는 중심부에 더 몰리므로, 분산 기반 80% 구간에 더 많이 들어옵니다(이론 커버리지 82~87%). 같은 이유로 99% 근처 구간에서는 방향이 반대가 되며, 극단 분위수를 내는 Chronos-2로 확인한 결과 98% 구간에서는 꼬리와 국면 전환이 실제로 커버리지를 낮추었습니다(본문 표 4-3, 4-4). 따라서 이 결과를 극단 위험에 그대로 적용할 수는 없습니다.</w:t>
-      </w:r>
-    </w:p>
-    <w:p>
-      <w:pPr>
+        <w:t xml:space="preserve">해석</w:t>
+      </w:r>
+    </w:p>
+    <w:p>
+      <w:pPr>
+        <w:pStyle w:val="ListParagraph"/>
+        <w:keepNext/>
+        <w:keepLines/>
+        <w:widowControl/>
+        <w:numPr>
+          <w:ilvl w:val="0"/>
+          <w:numId w:val="2"/>
+        </w:numPr>
+        <w:spacing w:after="60" w:line="384"/>
+        <w:jc w:val="both"/>
+      </w:pPr>
+      <w:r>
+        <w:rPr>
+          <w:rFonts w:ascii="바탕" w:cs="바탕" w:eastAsia="바탕" w:hAnsi="바탕"/>
+          <w:sz w:val="21"/>
+          <w:szCs w:val="21"/>
+          <w:lang w:val="en-US" w:eastAsia="ko-KR"/>
+        </w:rPr>
+        <w:t xml:space="preserve">모델·입력 조합마다 왜 다른지는 일부만 밝혔습니다. Chronos-T5의 붕괴는 샘플링 설정 때문이었고, TimesFM-2.5 1년·가격의 과대(88%)는 분위수 출력 방식을 바꾸면 83~84%로 일부 줄었으나 나머지 원인은 분리하지 못했습니다. 평균 0인 합성 데이터에서도 같은 크기로 나타나므로 주가의 상승 추세 때문은 아닙니다. 본 연구가 보인 것은 오차가 금융 특성이 아니라 모델·입력 조합에서 생긴다는 점이며, 모델 내부의 원인은 사례별로만 확인했습니다.</w:t>
+      </w:r>
+    </w:p>
+    <w:p>
+      <w:pPr>
+        <w:pStyle w:val="ListParagraph"/>
         <w:keepNext w:val="false"/>
+        <w:keepLines/>
+        <w:widowControl/>
+        <w:numPr>
+          <w:ilvl w:val="0"/>
+          <w:numId w:val="2"/>
+        </w:numPr>
+        <w:spacing w:after="60" w:line="384"/>
+        <w:jc w:val="both"/>
+      </w:pPr>
+      <w:r>
+        <w:rPr>
+          <w:rFonts w:ascii="바탕" w:cs="바탕" w:eastAsia="바탕" w:hAnsi="바탕"/>
+          <w:sz w:val="21"/>
+          <w:szCs w:val="21"/>
+          <w:lang w:val="en-US" w:eastAsia="ko-KR"/>
+        </w:rPr>
+        <w:t xml:space="preserve">꼬리와 국면 전환이 커버리지를 높인 것은 80% 구간의 수학적 성질 때문입니다. 분산이 같으면 꼬리가 두꺼운 분포는 중심부에 더 몰리므로 분산 기반 80% 구간에 더 많이 들어옵니다(이론 커버리지 82~87%). 같은 이유로 99% 근처 구간에서는 방향이 반대가 되며, 극단 분위수를 내는 Chronos-2로 확인한 98% 구간에서는 꼬리와 국면 전환이 실제로 커버리지를 낮추었습니다(본문 표 4-3, 4-4). 따라서 이 결과를 극단 위험에 그대로 적용할 수는 없습니다.</w:t>
+      </w:r>
+    </w:p>
+    <w:p>
+      <w:pPr>
+        <w:keepNext/>
         <w:widowControl/>
         <w:spacing w:after="120" w:before="0" w:line="384"/>
         <w:ind w:firstLine="210"/>
@@ -643,7 +858,53 @@
           <w:szCs w:val="21"/>
           <w:lang w:val="en-US" w:eastAsia="ko-KR"/>
         </w:rPr>
-        <w:t xml:space="preserve">답: 오차의 대부분은 금융 특성보다 모델과 입력 설정에서 옵니다. 특성 중에서는 군집만 불리하게 작용했습니다.</w:t>
+        <w:t xml:space="preserve">답</w:t>
+      </w:r>
+    </w:p>
+    <w:p>
+      <w:pPr>
+        <w:pStyle w:val="ListParagraph"/>
+        <w:keepNext/>
+        <w:keepLines/>
+        <w:widowControl/>
+        <w:numPr>
+          <w:ilvl w:val="0"/>
+          <w:numId w:val="2"/>
+        </w:numPr>
+        <w:spacing w:after="60" w:line="384"/>
+        <w:jc w:val="both"/>
+      </w:pPr>
+      <w:r>
+        <w:rPr>
+          <w:rFonts w:ascii="바탕" w:cs="바탕" w:eastAsia="바탕" w:hAnsi="바탕"/>
+          <w:sz w:val="21"/>
+          <w:szCs w:val="21"/>
+          <w:lang w:val="en-US" w:eastAsia="ko-KR"/>
+        </w:rPr>
+        <w:t xml:space="preserve">오차의 대부분은 금융 특성보다 모델과 입력 설정에서 옵니다.</w:t>
+      </w:r>
+    </w:p>
+    <w:p>
+      <w:pPr>
+        <w:pStyle w:val="ListParagraph"/>
+        <w:keepNext w:val="false"/>
+        <w:keepLines/>
+        <w:widowControl/>
+        <w:numPr>
+          <w:ilvl w:val="0"/>
+          <w:numId w:val="2"/>
+        </w:numPr>
+        <w:spacing w:after="60" w:line="384"/>
+        <w:jc w:val="both"/>
+      </w:pPr>
+      <w:r>
+        <w:rPr>
+          <w:rFonts w:ascii="바탕" w:cs="바탕" w:eastAsia="바탕" w:hAnsi="바탕"/>
+          <w:sz w:val="21"/>
+          <w:szCs w:val="21"/>
+          <w:lang w:val="en-US" w:eastAsia="ko-KR"/>
+        </w:rPr>
+        <w:t xml:space="preserve">특성 중에서는 군집만 불리하게 작용했고, 그 효과도 2%p 안팎입니다.</w:t>
       </w:r>
     </w:p>
     <w:p>
@@ -656,7 +917,7 @@
           <w:rFonts w:ascii="바탕" w:cs="바탕" w:eastAsia="바탕" w:hAnsi="바탕"/>
           <w:lang w:val="en-US" w:eastAsia="ko-KR"/>
         </w:rPr>
-        <w:t xml:space="preserve">5. RQ2 실증: 실제 주가에서도 그런가, 기준 모형보다 나은가</w:t>
+        <w:t xml:space="preserve">5. RQ2 실증: 실제 주가에서도 그런가, 기준보다 나은가</w:t>
       </w:r>
     </w:p>
     <w:p>
@@ -674,7 +935,30 @@
           <w:szCs w:val="21"/>
           <w:lang w:val="en-US" w:eastAsia="ko-KR"/>
         </w:rPr>
-        <w:t xml:space="preserve">예상(가설 H5): TSFM이 RW보다 분포 정확도(분위수 손실)가 좋을 것이라고 예상했습니다.</w:t>
+        <w:t xml:space="preserve">예상</w:t>
+      </w:r>
+    </w:p>
+    <w:p>
+      <w:pPr>
+        <w:pStyle w:val="ListParagraph"/>
+        <w:keepNext/>
+        <w:keepLines/>
+        <w:widowControl/>
+        <w:numPr>
+          <w:ilvl w:val="0"/>
+          <w:numId w:val="2"/>
+        </w:numPr>
+        <w:spacing w:after="60" w:line="384"/>
+        <w:jc w:val="both"/>
+      </w:pPr>
+      <w:r>
+        <w:rPr>
+          <w:rFonts w:ascii="바탕" w:cs="바탕" w:eastAsia="바탕" w:hAnsi="바탕"/>
+          <w:sz w:val="21"/>
+          <w:szCs w:val="21"/>
+          <w:lang w:val="en-US" w:eastAsia="ko-KR"/>
+        </w:rPr>
+        <w:t xml:space="preserve">TSFM이 RW보다 분포 전체의 정확도가 좋을 것이다, 곧 분위수 손실이 작을 것이다(H5).</w:t>
       </w:r>
     </w:p>
     <w:p>
@@ -739,30 +1023,53 @@
           <w:szCs w:val="21"/>
           <w:lang w:val="en-US" w:eastAsia="ko-KR"/>
         </w:rPr>
-        <w:t xml:space="preserve">결과:</w:t>
-      </w:r>
-    </w:p>
-    <w:p>
-      <w:pPr>
-        <w:pStyle w:val="ListParagraph"/>
-        <w:keepNext/>
-        <w:keepLines/>
-        <w:widowControl/>
-        <w:numPr>
-          <w:ilvl w:val="0"/>
-          <w:numId w:val="2"/>
-        </w:numPr>
-        <w:spacing w:after="60" w:line="384"/>
-        <w:jc w:val="both"/>
-      </w:pPr>
-      <w:r>
-        <w:rPr>
-          <w:rFonts w:ascii="바탕" w:cs="바탕" w:eastAsia="바탕" w:hAnsi="바탕"/>
-          <w:sz w:val="21"/>
-          <w:szCs w:val="21"/>
-          <w:lang w:val="en-US" w:eastAsia="ko-KR"/>
-        </w:rPr>
-        <w:t xml:space="preserve">실제 10종목의 커버리지는 76~88%로, 특성 없는 합성 데이터의 커버리지와 19개 모델·조건 평균 1.1%p(최대 3.6%p) 차이였습니다(그림의 점이 대각선 근처에 모임). 미국과 한국, 종목 간 차이는 모델·조건 간 차이보다 작았습니다.</w:t>
+        <w:t xml:space="preserve">결과</w:t>
+      </w:r>
+    </w:p>
+    <w:p>
+      <w:pPr>
+        <w:pStyle w:val="ListParagraph"/>
+        <w:keepNext/>
+        <w:keepLines/>
+        <w:widowControl/>
+        <w:numPr>
+          <w:ilvl w:val="0"/>
+          <w:numId w:val="2"/>
+        </w:numPr>
+        <w:spacing w:after="60" w:line="384"/>
+        <w:jc w:val="both"/>
+      </w:pPr>
+      <w:r>
+        <w:rPr>
+          <w:rFonts w:ascii="바탕" w:cs="바탕" w:eastAsia="바탕" w:hAnsi="바탕"/>
+          <w:sz w:val="21"/>
+          <w:szCs w:val="21"/>
+          <w:lang w:val="en-US" w:eastAsia="ko-KR"/>
+        </w:rPr>
+        <w:t xml:space="preserve">실제 10종목에서 16개 조합의 커버리지는 76~88%였습니다. 미국과 한국, 종목 간 차이는 모델·입력 조합 간 차이보다 작았습니다.</w:t>
+      </w:r>
+    </w:p>
+    <w:p>
+      <w:pPr>
+        <w:pStyle w:val="ListParagraph"/>
+        <w:keepNext/>
+        <w:keepLines/>
+        <w:widowControl/>
+        <w:numPr>
+          <w:ilvl w:val="0"/>
+          <w:numId w:val="2"/>
+        </w:numPr>
+        <w:spacing w:after="60" w:line="384"/>
+        <w:jc w:val="both"/>
+      </w:pPr>
+      <w:r>
+        <w:rPr>
+          <w:rFonts w:ascii="바탕" w:cs="바탕" w:eastAsia="바탕" w:hAnsi="바탕"/>
+          <w:sz w:val="21"/>
+          <w:szCs w:val="21"/>
+          <w:lang w:val="en-US" w:eastAsia="ko-KR"/>
+        </w:rPr>
+        <w:t xml:space="preserve">실제 주가에는 군집, 꼬리, 국면 전환이 모두 섞여 있습니다. 특성이 커버리지를 크게 바꾼다면, 실제 커버리지는 특성 없는 합성 데이터(L1)의 커버리지와 크게 달라야 합니다. 같은 모델·입력 조합끼리 비교한 결과, 두 값의 차이는 19개(TSFM 16개, 기준 3개) 평균 1.1%p, 최대 3.6%p였습니다(그림의 점이 대각선 근처에 모임).</w:t>
       </w:r>
     </w:p>
     <w:p>
@@ -785,12 +1092,12 @@
           <w:szCs w:val="21"/>
           <w:lang w:val="en-US" w:eastAsia="ko-KR"/>
         </w:rPr>
-        <w:t xml:space="preserve">분위수 손실은 16개 조건 중 12개에서 RW보다 컸고, 가장 나은 조건(네 모델의 1년·수익률)에서 RW와 같은 수준이었습니다. 같은 과거 1년을 쓰는 GARCH-t보다는 1년 조건 모두 손실이 컸습니다(1년·수익률은 0.4~1.5%로 작은 차이).</w:t>
-      </w:r>
-    </w:p>
-    <w:p>
-      <w:pPr>
-        <w:keepNext w:val="false"/>
+        <w:t xml:space="preserve">분위수 손실은 16개 조합 중 12개에서 RW보다 컸고, 가장 나은 조합(네 모델의 1년·수익률)에서 RW와 같은 수준이었습니다. 같은 과거 1년을 쓰는 GARCH-t보다는 1년 조합 모두 손실이 컸습니다(1년·수익률은 0.4~1.5%로 작은 차이).</w:t>
+      </w:r>
+    </w:p>
+    <w:p>
+      <w:pPr>
+        <w:keepNext/>
         <w:widowControl/>
         <w:spacing w:after="120" w:before="0" w:line="384"/>
         <w:ind w:firstLine="210"/>
@@ -803,12 +1110,81 @@
           <w:szCs w:val="21"/>
           <w:lang w:val="en-US" w:eastAsia="ko-KR"/>
         </w:rPr>
-        <w:t xml:space="preserve">해석: 실제 주가에는 군집·꼬리·국면 전환이 모두 섞여 있는데도 특성 없는 데이터와 비슷한 커버리지가 나왔으므로, 합성 실험의 결론이 실제에서도 성립합니다. 다만 모든 조건을 80%로 짐작하는 것보다 합성이 실제에 더 가깝다는 점은 조건 수가 적어 통계적으로 확실하지 않고(19개 중 12개, p = 0.07), 분명한 것은 크게 어긋나는 경우(TimesFM 1년·가격 88%, 기본 설정 Chronos-T5 14%)가 합성 데이터에서 이미 그대로 드러났다는 점입니다. 분포 정확도는 점 예측 연구에서 보고된 한계가 분포 예측에서도 나타난 것입니다. 일별 수익률은 방향을 거의 예측할 수 없으므로 최근 변동 크기만 반영한 RW가 이미 정답에 가깝습니다.</w:t>
-      </w:r>
-    </w:p>
-    <w:p>
-      <w:pPr>
+        <w:t xml:space="preserve">해석</w:t>
+      </w:r>
+    </w:p>
+    <w:p>
+      <w:pPr>
+        <w:pStyle w:val="ListParagraph"/>
+        <w:keepNext/>
+        <w:keepLines/>
+        <w:widowControl/>
+        <w:numPr>
+          <w:ilvl w:val="0"/>
+          <w:numId w:val="2"/>
+        </w:numPr>
+        <w:spacing w:after="60" w:line="384"/>
+        <w:jc w:val="both"/>
+      </w:pPr>
+      <w:r>
+        <w:rPr>
+          <w:rFonts w:ascii="바탕" w:cs="바탕" w:eastAsia="바탕" w:hAnsi="바탕"/>
+          <w:sz w:val="21"/>
+          <w:szCs w:val="21"/>
+          <w:lang w:val="en-US" w:eastAsia="ko-KR"/>
+        </w:rPr>
+        <w:t xml:space="preserve">특성이 모두 섞인 실제 주가가 특성 없는 데이터와 비슷한 커버리지를 보였으므로, 특성의 영향이 작다는 RQ1의 결론이 실제에서도 성립합니다.</w:t>
+      </w:r>
+    </w:p>
+    <w:p>
+      <w:pPr>
+        <w:pStyle w:val="ListParagraph"/>
+        <w:keepNext/>
+        <w:keepLines/>
+        <w:widowControl/>
+        <w:numPr>
+          <w:ilvl w:val="0"/>
+          <w:numId w:val="2"/>
+        </w:numPr>
+        <w:spacing w:after="60" w:line="384"/>
+        <w:jc w:val="both"/>
+      </w:pPr>
+      <w:r>
+        <w:rPr>
+          <w:rFonts w:ascii="바탕" w:cs="바탕" w:eastAsia="바탕" w:hAnsi="바탕"/>
+          <w:sz w:val="21"/>
+          <w:szCs w:val="21"/>
+          <w:lang w:val="en-US" w:eastAsia="ko-KR"/>
+        </w:rPr>
+        <w:t xml:space="preserve">다만 모든 조합을 80%로 짐작하는 것보다 합성 데이터가 실제에 더 가깝다는 점은 조합 수가 적어 통계적으로 확실하지 않습니다(19개 중 12개, p = 0.07). 분명한 것은 크게 어긋나는 경우(TimesFM-2.5 1년·가격 88%, 기본 설정 Chronos-T5 14%)가 합성 데이터에서 이미 그대로 드러났다는 점입니다.</w:t>
+      </w:r>
+    </w:p>
+    <w:p>
+      <w:pPr>
+        <w:pStyle w:val="ListParagraph"/>
         <w:keepNext w:val="false"/>
+        <w:keepLines/>
+        <w:widowControl/>
+        <w:numPr>
+          <w:ilvl w:val="0"/>
+          <w:numId w:val="2"/>
+        </w:numPr>
+        <w:spacing w:after="60" w:line="384"/>
+        <w:jc w:val="both"/>
+      </w:pPr>
+      <w:r>
+        <w:rPr>
+          <w:rFonts w:ascii="바탕" w:cs="바탕" w:eastAsia="바탕" w:hAnsi="바탕"/>
+          <w:sz w:val="21"/>
+          <w:szCs w:val="21"/>
+          <w:lang w:val="en-US" w:eastAsia="ko-KR"/>
+        </w:rPr>
+        <w:t xml:space="preserve">일별 수익률은 방향을 거의 예측할 수 없으므로, 최근 변동 크기만 반영한 RW가 이미 정답에 가깝습니다. 점 예측 연구에서 보고된 한계가 분포 예측에서도 나타난 것입니다.</w:t>
+      </w:r>
+    </w:p>
+    <w:p>
+      <w:pPr>
+        <w:keepNext/>
         <w:widowControl/>
         <w:spacing w:after="120" w:before="0" w:line="384"/>
         <w:ind w:firstLine="210"/>
@@ -821,7 +1197,53 @@
           <w:szCs w:val="21"/>
           <w:lang w:val="en-US" w:eastAsia="ko-KR"/>
         </w:rPr>
-        <w:t xml:space="preserve">답: 실제 주가에서도 오차는 모델과 설정에서 옵니다. 분포 정확도는 RW 수준이며 넘지 못했습니다(H5 미지지).</w:t>
+        <w:t xml:space="preserve">답</w:t>
+      </w:r>
+    </w:p>
+    <w:p>
+      <w:pPr>
+        <w:pStyle w:val="ListParagraph"/>
+        <w:keepNext/>
+        <w:keepLines/>
+        <w:widowControl/>
+        <w:numPr>
+          <w:ilvl w:val="0"/>
+          <w:numId w:val="2"/>
+        </w:numPr>
+        <w:spacing w:after="60" w:line="384"/>
+        <w:jc w:val="both"/>
+      </w:pPr>
+      <w:r>
+        <w:rPr>
+          <w:rFonts w:ascii="바탕" w:cs="바탕" w:eastAsia="바탕" w:hAnsi="바탕"/>
+          <w:sz w:val="21"/>
+          <w:szCs w:val="21"/>
+          <w:lang w:val="en-US" w:eastAsia="ko-KR"/>
+        </w:rPr>
+        <w:t xml:space="preserve">실제 주가에서도 오차는 모델과 입력 설정에서 옵니다.</w:t>
+      </w:r>
+    </w:p>
+    <w:p>
+      <w:pPr>
+        <w:pStyle w:val="ListParagraph"/>
+        <w:keepNext w:val="false"/>
+        <w:keepLines/>
+        <w:widowControl/>
+        <w:numPr>
+          <w:ilvl w:val="0"/>
+          <w:numId w:val="2"/>
+        </w:numPr>
+        <w:spacing w:after="60" w:line="384"/>
+        <w:jc w:val="both"/>
+      </w:pPr>
+      <w:r>
+        <w:rPr>
+          <w:rFonts w:ascii="바탕" w:cs="바탕" w:eastAsia="바탕" w:hAnsi="바탕"/>
+          <w:sz w:val="21"/>
+          <w:szCs w:val="21"/>
+          <w:lang w:val="en-US" w:eastAsia="ko-KR"/>
+        </w:rPr>
+        <w:t xml:space="preserve">분포 정확도는 RW 수준이며 넘지 못했습니다(H5 미지지).</w:t>
       </w:r>
     </w:p>
     <w:p>
@@ -852,7 +1274,30 @@
           <w:szCs w:val="21"/>
           <w:lang w:val="en-US" w:eastAsia="ko-KR"/>
         </w:rPr>
-        <w:t xml:space="preserve">예상(가설 H6): 모델은 그대로 두고 출력 구간만 매일 조정하는 사후보정(ACI-CQR)으로 커버리지가 80%로 돌아올 것이라고 예상했습니다.</w:t>
+        <w:t xml:space="preserve">예상</w:t>
+      </w:r>
+    </w:p>
+    <w:p>
+      <w:pPr>
+        <w:pStyle w:val="ListParagraph"/>
+        <w:keepNext/>
+        <w:keepLines/>
+        <w:widowControl/>
+        <w:numPr>
+          <w:ilvl w:val="0"/>
+          <w:numId w:val="2"/>
+        </w:numPr>
+        <w:spacing w:after="60" w:line="384"/>
+        <w:jc w:val="both"/>
+      </w:pPr>
+      <w:r>
+        <w:rPr>
+          <w:rFonts w:ascii="바탕" w:cs="바탕" w:eastAsia="바탕" w:hAnsi="바탕"/>
+          <w:sz w:val="21"/>
+          <w:szCs w:val="21"/>
+          <w:lang w:val="en-US" w:eastAsia="ko-KR"/>
+        </w:rPr>
+        <w:t xml:space="preserve">모델은 그대로 두고 출력 구간만 매일 조정하는 사후보정(ACI-CQR)으로 커버리지가 80%로 돌아올 것이다(H6).</w:t>
       </w:r>
     </w:p>
     <w:p>
@@ -917,53 +1362,53 @@
           <w:szCs w:val="21"/>
           <w:lang w:val="en-US" w:eastAsia="ko-KR"/>
         </w:rPr>
-        <w:t xml:space="preserve">결과:</w:t>
-      </w:r>
-    </w:p>
-    <w:p>
-      <w:pPr>
-        <w:pStyle w:val="ListParagraph"/>
-        <w:keepNext/>
-        <w:keepLines/>
-        <w:widowControl/>
-        <w:numPr>
-          <w:ilvl w:val="0"/>
-          <w:numId w:val="2"/>
-        </w:numPr>
-        <w:spacing w:after="60" w:line="384"/>
-        <w:jc w:val="both"/>
-      </w:pPr>
-      <w:r>
-        <w:rPr>
-          <w:rFonts w:ascii="바탕" w:cs="바탕" w:eastAsia="바탕" w:hAnsi="바탕"/>
-          <w:sz w:val="21"/>
-          <w:szCs w:val="21"/>
-          <w:lang w:val="en-US" w:eastAsia="ko-KR"/>
-        </w:rPr>
-        <w:t xml:space="preserve">합성 340개, 실제 19개 모델·조건 모두 평균 커버리지가 80%로 돌아왔습니다(보정 후 79.8~80.7%). 너무 좁은 구간은 넓히고, 너무 넓은 구간(TimesFM 1년·가격 88%)은 좁혔습니다.</w:t>
-      </w:r>
-    </w:p>
-    <w:p>
-      <w:pPr>
-        <w:pStyle w:val="ListParagraph"/>
-        <w:keepNext/>
-        <w:keepLines/>
-        <w:widowControl/>
-        <w:numPr>
-          <w:ilvl w:val="0"/>
-          <w:numId w:val="2"/>
-        </w:numPr>
-        <w:spacing w:after="60" w:line="384"/>
-        <w:jc w:val="both"/>
-      </w:pPr>
-      <w:r>
-        <w:rPr>
-          <w:rFonts w:ascii="바탕" w:cs="바탕" w:eastAsia="바탕" w:hAnsi="바탕"/>
-          <w:sz w:val="21"/>
-          <w:szCs w:val="21"/>
-          <w:lang w:val="en-US" w:eastAsia="ko-KR"/>
-        </w:rPr>
-        <w:t xml:space="preserve">대가는 구간 폭입니다. 보정된 구간은 이상적인 구간(합성 데이터의 참 분포 기준)보다 5~48% 넓었고, 과거 1년 조건이 한 달 조건보다 덜 넓었습니다.</w:t>
+        <w:t xml:space="preserve">결과</w:t>
+      </w:r>
+    </w:p>
+    <w:p>
+      <w:pPr>
+        <w:pStyle w:val="ListParagraph"/>
+        <w:keepNext/>
+        <w:keepLines/>
+        <w:widowControl/>
+        <w:numPr>
+          <w:ilvl w:val="0"/>
+          <w:numId w:val="2"/>
+        </w:numPr>
+        <w:spacing w:after="60" w:line="384"/>
+        <w:jc w:val="both"/>
+      </w:pPr>
+      <w:r>
+        <w:rPr>
+          <w:rFonts w:ascii="바탕" w:cs="바탕" w:eastAsia="바탕" w:hAnsi="바탕"/>
+          <w:sz w:val="21"/>
+          <w:szCs w:val="21"/>
+          <w:lang w:val="en-US" w:eastAsia="ko-KR"/>
+        </w:rPr>
+        <w:t xml:space="preserve">합성 340개, 실제 19개 모델·입력 조합 모두 평균 커버리지가 80%로 돌아왔습니다(보정 후 79.8~80.7%). 너무 좁은 구간은 넓히고, 너무 넓은 구간(TimesFM-2.5 1년·가격 88%)은 좁혔습니다.</w:t>
+      </w:r>
+    </w:p>
+    <w:p>
+      <w:pPr>
+        <w:pStyle w:val="ListParagraph"/>
+        <w:keepNext/>
+        <w:keepLines/>
+        <w:widowControl/>
+        <w:numPr>
+          <w:ilvl w:val="0"/>
+          <w:numId w:val="2"/>
+        </w:numPr>
+        <w:spacing w:after="60" w:line="384"/>
+        <w:jc w:val="both"/>
+      </w:pPr>
+      <w:r>
+        <w:rPr>
+          <w:rFonts w:ascii="바탕" w:cs="바탕" w:eastAsia="바탕" w:hAnsi="바탕"/>
+          <w:sz w:val="21"/>
+          <w:szCs w:val="21"/>
+          <w:lang w:val="en-US" w:eastAsia="ko-KR"/>
+        </w:rPr>
+        <w:t xml:space="preserve">대가는 구간 폭입니다. 합성 데이터에서는 참 분포를 알기 때문에 80%를 맞추는 가장 좁은 구간(이상적인 구간)을 계산할 수 있습니다. 보정된 구간은 80%를 맞추지만 폭이 이보다 5~48% 넓었습니다(과거 1년 5~24%, 한 달 14~48%). 위험을 그만큼 크게 잡는다는 뜻입니다.</w:t>
       </w:r>
     </w:p>
     <w:p>
@@ -986,12 +1431,12 @@
           <w:szCs w:val="21"/>
           <w:lang w:val="en-US" w:eastAsia="ko-KR"/>
         </w:rPr>
-        <w:t xml:space="preserve">가설 검정과 별개인 탐색 분석에서, 보정 전 구간을 위험 한도(VaR 10%)로 쓰면 위반율이 5.5~11.9%로 제각각이었으나 보정 후 8.6~10.8%로 모였고, 변동성 목표 전략의 실현 변동도 모든 조건에서 목표의 1.05~1.14배가 되었습니다.</w:t>
-      </w:r>
-    </w:p>
-    <w:p>
-      <w:pPr>
-        <w:keepNext w:val="false"/>
+        <w:t xml:space="preserve">가설 검정과 별개인 탐색 분석에서, 구간의 하단을 위험 한도(VaR 10%, '10% 확률로만 이보다 더 잃는다')로 쓰면 한도를 넘는 날의 비율이 보정 전 5.5~11.9%로 제각각이었으나 보정 후 8.6~10.8%로 모였습니다. 구간 폭으로 보유 비중을 정하는 변동성 목표 전략에서도 실현 변동이 모든 조합에서 목표의 1.05~1.14배가 되었습니다.</w:t>
+      </w:r>
+    </w:p>
+    <w:p>
+      <w:pPr>
+        <w:keepNext/>
         <w:widowControl/>
         <w:spacing w:after="120" w:before="0" w:line="384"/>
         <w:ind w:firstLine="210"/>
@@ -1004,12 +1449,58 @@
           <w:szCs w:val="21"/>
           <w:lang w:val="en-US" w:eastAsia="ko-KR"/>
         </w:rPr>
-        <w:t xml:space="preserve">해석: 사후보정은 이탈 기록에 따라 구간을 양방향으로 조정하므로 오차의 방향과 상관없이 작동합니다. 다만 맞추는 것은 평균 커버리지입니다. 위반이 특정 시기에 몰려 오는 문제는 일부 조건(한 달·가격)에 남았고, 분위수 전체의 정확도를 높이지는 않습니다.</w:t>
-      </w:r>
-    </w:p>
-    <w:p>
-      <w:pPr>
+        <w:t xml:space="preserve">해석</w:t>
+      </w:r>
+    </w:p>
+    <w:p>
+      <w:pPr>
+        <w:pStyle w:val="ListParagraph"/>
+        <w:keepNext/>
+        <w:keepLines/>
+        <w:widowControl/>
+        <w:numPr>
+          <w:ilvl w:val="0"/>
+          <w:numId w:val="2"/>
+        </w:numPr>
+        <w:spacing w:after="60" w:line="384"/>
+        <w:jc w:val="both"/>
+      </w:pPr>
+      <w:r>
+        <w:rPr>
+          <w:rFonts w:ascii="바탕" w:cs="바탕" w:eastAsia="바탕" w:hAnsi="바탕"/>
+          <w:sz w:val="21"/>
+          <w:szCs w:val="21"/>
+          <w:lang w:val="en-US" w:eastAsia="ko-KR"/>
+        </w:rPr>
+        <w:t xml:space="preserve">사후보정은 매일 실제값이 구간 밖으로 나갔는지를 보고 다음 날 구간을 넓히거나 좁힙니다. 그래서 오차의 방향과 상관없이 작동합니다.</w:t>
+      </w:r>
+    </w:p>
+    <w:p>
+      <w:pPr>
+        <w:pStyle w:val="ListParagraph"/>
         <w:keepNext w:val="false"/>
+        <w:keepLines/>
+        <w:widowControl/>
+        <w:numPr>
+          <w:ilvl w:val="0"/>
+          <w:numId w:val="2"/>
+        </w:numPr>
+        <w:spacing w:after="60" w:line="384"/>
+        <w:jc w:val="both"/>
+      </w:pPr>
+      <w:r>
+        <w:rPr>
+          <w:rFonts w:ascii="바탕" w:cs="바탕" w:eastAsia="바탕" w:hAnsi="바탕"/>
+          <w:sz w:val="21"/>
+          <w:szCs w:val="21"/>
+          <w:lang w:val="en-US" w:eastAsia="ko-KR"/>
+        </w:rPr>
+        <w:t xml:space="preserve">다만 맞추는 것은 기간 전체의 평균 커버리지입니다. 한도를 넘는 날이 특정 시기에 몰려 오는 문제는 일부 조합(한 달·가격)에 남았고, 분위수 전체의 정확도를 높이지는 않습니다.</w:t>
+      </w:r>
+    </w:p>
+    <w:p>
+      <w:pPr>
+        <w:keepNext/>
         <w:widowControl/>
         <w:spacing w:after="120" w:before="0" w:line="384"/>
         <w:ind w:firstLine="210"/>
@@ -1022,7 +1513,53 @@
           <w:szCs w:val="21"/>
           <w:lang w:val="en-US" w:eastAsia="ko-KR"/>
         </w:rPr>
-        <w:t xml:space="preserve">답: 재학습 없는 사후보정으로 모든 경우 평균 커버리지가 80%로 복원되며(H6 지지), 그 대가는 이상적인 구간보다 5~48% 넓은 구간입니다.</w:t>
+        <w:t xml:space="preserve">답</w:t>
+      </w:r>
+    </w:p>
+    <w:p>
+      <w:pPr>
+        <w:pStyle w:val="ListParagraph"/>
+        <w:keepNext/>
+        <w:keepLines/>
+        <w:widowControl/>
+        <w:numPr>
+          <w:ilvl w:val="0"/>
+          <w:numId w:val="2"/>
+        </w:numPr>
+        <w:spacing w:after="60" w:line="384"/>
+        <w:jc w:val="both"/>
+      </w:pPr>
+      <w:r>
+        <w:rPr>
+          <w:rFonts w:ascii="바탕" w:cs="바탕" w:eastAsia="바탕" w:hAnsi="바탕"/>
+          <w:sz w:val="21"/>
+          <w:szCs w:val="21"/>
+          <w:lang w:val="en-US" w:eastAsia="ko-KR"/>
+        </w:rPr>
+        <w:t xml:space="preserve">재학습 없는 사후보정으로 모든 경우 평균 커버리지가 80%로 복원됩니다(H6 지지).</w:t>
+      </w:r>
+    </w:p>
+    <w:p>
+      <w:pPr>
+        <w:pStyle w:val="ListParagraph"/>
+        <w:keepNext w:val="false"/>
+        <w:keepLines/>
+        <w:widowControl/>
+        <w:numPr>
+          <w:ilvl w:val="0"/>
+          <w:numId w:val="2"/>
+        </w:numPr>
+        <w:spacing w:after="60" w:line="384"/>
+        <w:jc w:val="both"/>
+      </w:pPr>
+      <w:r>
+        <w:rPr>
+          <w:rFonts w:ascii="바탕" w:cs="바탕" w:eastAsia="바탕" w:hAnsi="바탕"/>
+          <w:sz w:val="21"/>
+          <w:szCs w:val="21"/>
+          <w:lang w:val="en-US" w:eastAsia="ko-KR"/>
+        </w:rPr>
+        <w:t xml:space="preserve">대가는 이상적인 구간보다 5~48% 넓은 구간입니다.</w:t>
       </w:r>
     </w:p>
     <w:p>
@@ -1084,9 +1621,9 @@
       </w:tblPr>
       <w:tblGrid>
         <w:gridCol w:w="1050"/>
-        <w:gridCol w:w="2594"/>
-        <w:gridCol w:w="1540"/>
-        <w:gridCol w:w="3886"/>
+        <w:gridCol w:w="2434"/>
+        <w:gridCol w:w="1571"/>
+        <w:gridCol w:w="4015"/>
       </w:tblGrid>
       <w:tr>
         <w:trPr>
@@ -1134,7 +1671,7 @@
         </w:tc>
         <w:tc>
           <w:tcPr>
-            <w:tcW w:type="dxa" w:w="2594"/>
+            <w:tcW w:type="dxa" w:w="2434"/>
             <w:tcBorders>
               <w:top w:val="single" w:color="000000" w:sz="12"/>
               <w:left w:val="none" w:color="FFFFFF" w:sz="0"/>
@@ -1173,7 +1710,7 @@
         </w:tc>
         <w:tc>
           <w:tcPr>
-            <w:tcW w:type="dxa" w:w="1540"/>
+            <w:tcW w:type="dxa" w:w="1571"/>
             <w:tcBorders>
               <w:top w:val="single" w:color="000000" w:sz="12"/>
               <w:left w:val="none" w:color="FFFFFF" w:sz="0"/>
@@ -1212,7 +1749,7 @@
         </w:tc>
         <w:tc>
           <w:tcPr>
-            <w:tcW w:type="dxa" w:w="3886"/>
+            <w:tcW w:type="dxa" w:w="4015"/>
             <w:tcBorders>
               <w:top w:val="single" w:color="000000" w:sz="12"/>
               <w:left w:val="none" w:color="FFFFFF" w:sz="0"/>
@@ -1293,7 +1830,7 @@
         </w:tc>
         <w:tc>
           <w:tcPr>
-            <w:tcW w:type="dxa" w:w="2594"/>
+            <w:tcW w:type="dxa" w:w="2434"/>
             <w:tcBorders>
               <w:top w:val="single" w:color="808080" w:sz="4"/>
               <w:left w:val="none" w:color="FFFFFF" w:sz="0"/>
@@ -1323,13 +1860,13 @@
                 <w:szCs w:val="18"/>
                 <w:lang w:val="en-US" w:eastAsia="ko-KR"/>
               </w:rPr>
-              <w:t xml:space="preserve">H1 군집이 강할수록 하락</w:t>
+              <w:t xml:space="preserve">H1 군집이 강할수록 커버리지 하락</w:t>
             </w:r>
           </w:p>
         </w:tc>
         <w:tc>
           <w:tcPr>
-            <w:tcW w:type="dxa" w:w="1540"/>
+            <w:tcW w:type="dxa" w:w="1571"/>
             <w:tcBorders>
               <w:top w:val="single" w:color="808080" w:sz="4"/>
               <w:left w:val="none" w:color="FFFFFF" w:sz="0"/>
@@ -1365,7 +1902,7 @@
         </w:tc>
         <w:tc>
           <w:tcPr>
-            <w:tcW w:type="dxa" w:w="3886"/>
+            <w:tcW w:type="dxa" w:w="4015"/>
             <w:tcBorders>
               <w:top w:val="single" w:color="808080" w:sz="4"/>
               <w:left w:val="none" w:color="FFFFFF" w:sz="0"/>
@@ -1395,7 +1932,7 @@
                 <w:szCs w:val="18"/>
                 <w:lang w:val="en-US" w:eastAsia="ko-KR"/>
               </w:rPr>
-              <w:t xml:space="preserve">실질 하락 2개 조건(−2.0~−2.5%p)</w:t>
+              <w:t xml:space="preserve">2%p 이상 하락 2개 조합(−2.0, −2.5%p)</w:t>
             </w:r>
           </w:p>
         </w:tc>
@@ -1434,7 +1971,7 @@
         </w:tc>
         <w:tc>
           <w:tcPr>
-            <w:tcW w:type="dxa" w:w="2594"/>
+            <w:tcW w:type="dxa" w:w="2434"/>
             <w:tcBorders>
               <w:top w:val="single" w:color="808080" w:sz="4"/>
               <w:left w:val="none" w:color="FFFFFF" w:sz="0"/>
@@ -1464,13 +2001,13 @@
                 <w:szCs w:val="18"/>
                 <w:lang w:val="en-US" w:eastAsia="ko-KR"/>
               </w:rPr>
-              <w:t xml:space="preserve">H2 꼬리가 두꺼울수록 하락</w:t>
+              <w:t xml:space="preserve">H2 꼬리가 두꺼울수록 하락</w:t>
             </w:r>
           </w:p>
         </w:tc>
         <w:tc>
           <w:tcPr>
-            <w:tcW w:type="dxa" w:w="1540"/>
+            <w:tcW w:type="dxa" w:w="1571"/>
             <w:tcBorders>
               <w:top w:val="single" w:color="808080" w:sz="4"/>
               <w:left w:val="none" w:color="FFFFFF" w:sz="0"/>
@@ -1506,7 +2043,7 @@
         </w:tc>
         <w:tc>
           <w:tcPr>
-            <w:tcW w:type="dxa" w:w="3886"/>
+            <w:tcW w:type="dxa" w:w="4015"/>
             <w:tcBorders>
               <w:top w:val="single" w:color="808080" w:sz="4"/>
               <w:left w:val="none" w:color="FFFFFF" w:sz="0"/>
@@ -1536,7 +2073,7 @@
                 <w:szCs w:val="18"/>
                 <w:lang w:val="en-US" w:eastAsia="ko-KR"/>
               </w:rPr>
-              <w:t xml:space="preserve">11개 조건 상승. 80% 구간의 성질, 98%에서는 하락</w:t>
+              <w:t xml:space="preserve">11개 조합 상승. 80% 구간의 성질, 98%에서는 하락</w:t>
             </w:r>
           </w:p>
         </w:tc>
@@ -1575,7 +2112,7 @@
         </w:tc>
         <w:tc>
           <w:tcPr>
-            <w:tcW w:type="dxa" w:w="2594"/>
+            <w:tcW w:type="dxa" w:w="2434"/>
             <w:tcBorders>
               <w:top w:val="single" w:color="808080" w:sz="4"/>
               <w:left w:val="none" w:color="FFFFFF" w:sz="0"/>
@@ -1605,13 +2142,13 @@
                 <w:szCs w:val="18"/>
                 <w:lang w:val="en-US" w:eastAsia="ko-KR"/>
               </w:rPr>
-              <w:t xml:space="preserve">H3a 전환이 잦을수록 하락</w:t>
+              <w:t xml:space="preserve">H3a 전환이 잦을수록 하락</w:t>
             </w:r>
           </w:p>
         </w:tc>
         <w:tc>
           <w:tcPr>
-            <w:tcW w:type="dxa" w:w="1540"/>
+            <w:tcW w:type="dxa" w:w="1571"/>
             <w:tcBorders>
               <w:top w:val="single" w:color="808080" w:sz="4"/>
               <w:left w:val="none" w:color="FFFFFF" w:sz="0"/>
@@ -1647,7 +2184,7 @@
         </w:tc>
         <w:tc>
           <w:tcPr>
-            <w:tcW w:type="dxa" w:w="3886"/>
+            <w:tcW w:type="dxa" w:w="4015"/>
             <w:tcBorders>
               <w:top w:val="single" w:color="808080" w:sz="4"/>
               <w:left w:val="none" w:color="FFFFFF" w:sz="0"/>
@@ -1677,7 +2214,7 @@
                 <w:szCs w:val="18"/>
                 <w:lang w:val="en-US" w:eastAsia="ko-KR"/>
               </w:rPr>
-              <w:t xml:space="preserve">7개 조건 작은 상승</w:t>
+              <w:t xml:space="preserve">7개 조합 작은 상승</w:t>
             </w:r>
           </w:p>
         </w:tc>
@@ -1716,7 +2253,7 @@
         </w:tc>
         <w:tc>
           <w:tcPr>
-            <w:tcW w:type="dxa" w:w="2594"/>
+            <w:tcW w:type="dxa" w:w="2434"/>
             <w:tcBorders>
               <w:top w:val="single" w:color="808080" w:sz="4"/>
               <w:left w:val="none" w:color="FFFFFF" w:sz="0"/>
@@ -1746,13 +2283,13 @@
                 <w:szCs w:val="18"/>
                 <w:lang w:val="en-US" w:eastAsia="ko-KR"/>
               </w:rPr>
-              <w:t xml:space="preserve">H3b 전환이 클수록 하락</w:t>
+              <w:t xml:space="preserve">H3b 전환이 클수록 하락</w:t>
             </w:r>
           </w:p>
         </w:tc>
         <w:tc>
           <w:tcPr>
-            <w:tcW w:type="dxa" w:w="1540"/>
+            <w:tcW w:type="dxa" w:w="1571"/>
             <w:tcBorders>
               <w:top w:val="single" w:color="808080" w:sz="4"/>
               <w:left w:val="none" w:color="FFFFFF" w:sz="0"/>
@@ -1788,7 +2325,7 @@
         </w:tc>
         <w:tc>
           <w:tcPr>
-            <w:tcW w:type="dxa" w:w="3886"/>
+            <w:tcW w:type="dxa" w:w="4015"/>
             <w:tcBorders>
               <w:top w:val="single" w:color="808080" w:sz="4"/>
               <w:left w:val="none" w:color="FFFFFF" w:sz="0"/>
@@ -1857,7 +2394,7 @@
         </w:tc>
         <w:tc>
           <w:tcPr>
-            <w:tcW w:type="dxa" w:w="2594"/>
+            <w:tcW w:type="dxa" w:w="2434"/>
             <w:tcBorders>
               <w:top w:val="single" w:color="808080" w:sz="4"/>
               <w:left w:val="none" w:color="FFFFFF" w:sz="0"/>
@@ -1887,13 +2424,13 @@
                 <w:szCs w:val="18"/>
                 <w:lang w:val="en-US" w:eastAsia="ko-KR"/>
               </w:rPr>
-              <w:t xml:space="preserve">H4 특성마다 결손이 다름</w:t>
+              <w:t xml:space="preserve">H4 특성마다 하락 정도가 다름</w:t>
             </w:r>
           </w:p>
         </w:tc>
         <w:tc>
           <w:tcPr>
-            <w:tcW w:type="dxa" w:w="1540"/>
+            <w:tcW w:type="dxa" w:w="1571"/>
             <w:tcBorders>
               <w:top w:val="single" w:color="808080" w:sz="4"/>
               <w:left w:val="none" w:color="FFFFFF" w:sz="0"/>
@@ -1929,7 +2466,7 @@
         </w:tc>
         <w:tc>
           <w:tcPr>
-            <w:tcW w:type="dxa" w:w="3886"/>
+            <w:tcW w:type="dxa" w:w="4015"/>
             <w:tcBorders>
               <w:top w:val="single" w:color="808080" w:sz="4"/>
               <w:left w:val="none" w:color="FFFFFF" w:sz="0"/>
@@ -2007,7 +2544,7 @@
         </w:tc>
         <w:tc>
           <w:tcPr>
-            <w:tcW w:type="dxa" w:w="2594"/>
+            <w:tcW w:type="dxa" w:w="2434"/>
             <w:tcBorders>
               <w:top w:val="single" w:color="808080" w:sz="4"/>
               <w:left w:val="none" w:color="FFFFFF" w:sz="0"/>
@@ -2037,13 +2574,13 @@
                 <w:szCs w:val="18"/>
                 <w:lang w:val="en-US" w:eastAsia="ko-KR"/>
               </w:rPr>
-              <w:t xml:space="preserve">H5 TSFM이 RW보다 정확</w:t>
+              <w:t xml:space="preserve">H5 TSFM이 RW보다 정확</w:t>
             </w:r>
           </w:p>
         </w:tc>
         <w:tc>
           <w:tcPr>
-            <w:tcW w:type="dxa" w:w="1540"/>
+            <w:tcW w:type="dxa" w:w="1571"/>
             <w:tcBorders>
               <w:top w:val="single" w:color="808080" w:sz="4"/>
               <w:left w:val="none" w:color="FFFFFF" w:sz="0"/>
@@ -2079,7 +2616,7 @@
         </w:tc>
         <w:tc>
           <w:tcPr>
-            <w:tcW w:type="dxa" w:w="3886"/>
+            <w:tcW w:type="dxa" w:w="4015"/>
             <w:tcBorders>
               <w:top w:val="single" w:color="808080" w:sz="4"/>
               <w:left w:val="none" w:color="FFFFFF" w:sz="0"/>
@@ -2109,7 +2646,7 @@
                 <w:szCs w:val="18"/>
                 <w:lang w:val="en-US" w:eastAsia="ko-KR"/>
               </w:rPr>
-              <w:t xml:space="preserve">12개 조건 RW보다 손실 큼, 3개 차이 없음, 1개 작은 우위</w:t>
+              <w:t xml:space="preserve">12개 조합 RW보다 손실 큼, 3개 차이 없음, 1개 작은 우위</w:t>
             </w:r>
           </w:p>
         </w:tc>
@@ -2157,7 +2694,7 @@
         </w:tc>
         <w:tc>
           <w:tcPr>
-            <w:tcW w:type="dxa" w:w="2594"/>
+            <w:tcW w:type="dxa" w:w="2434"/>
             <w:tcBorders>
               <w:top w:val="single" w:color="808080" w:sz="4"/>
               <w:left w:val="none" w:color="FFFFFF" w:sz="0"/>
@@ -2187,13 +2724,13 @@
                 <w:szCs w:val="18"/>
                 <w:lang w:val="en-US" w:eastAsia="ko-KR"/>
               </w:rPr>
-              <w:t xml:space="preserve">H6 보정 후 80% 복원</w:t>
+              <w:t xml:space="preserve">H6 보정 후 80% 복원</w:t>
             </w:r>
           </w:p>
         </w:tc>
         <w:tc>
           <w:tcPr>
-            <w:tcW w:type="dxa" w:w="1540"/>
+            <w:tcW w:type="dxa" w:w="1571"/>
             <w:tcBorders>
               <w:top w:val="single" w:color="808080" w:sz="4"/>
               <w:left w:val="none" w:color="FFFFFF" w:sz="0"/>
@@ -2229,7 +2766,7 @@
         </w:tc>
         <w:tc>
           <w:tcPr>
-            <w:tcW w:type="dxa" w:w="3886"/>
+            <w:tcW w:type="dxa" w:w="4015"/>
             <w:tcBorders>
               <w:top w:val="single" w:color="808080" w:sz="4"/>
               <w:left w:val="none" w:color="FFFFFF" w:sz="0"/>

--- a/05_논문작성/v4/석사학위논문_초고_요약_김승민.docx
+++ b/05_논문작성/v4/석사학위논문_초고_요약_김승민.docx
@@ -48,7 +48,7 @@
           <w:szCs w:val="21"/>
           <w:lang w:val="en-US" w:eastAsia="ko-KR"/>
         </w:rPr>
-        <w:t xml:space="preserve">제목(안): 사전학습 시계열 모델의 금융 수익률 예측구간: 오차의 출처와 재학습 없는 사후보정 (부제: 실측 기반 합성 데이터 통제 실험과 미국·한국 대형주 실증)</w:t>
+        <w:t xml:space="preserve">제목(안): 사전학습 시계열 모델의 금융 수익률 예측구간: 오차의 출처와 재학습 없는 사후보정</w:t>
       </w:r>
     </w:p>
     <w:p>
@@ -79,7 +79,7 @@
           <w:szCs w:val="21"/>
           <w:lang w:val="en-US" w:eastAsia="ko-KR"/>
         </w:rPr>
-        <w:t xml:space="preserve">사전학습 시계열 모델(TSFM)의 주가 수익률 80% 예측구간이 틀어지는 정도는 금융 데이터의 특성보다 어떤 모델을 어떤 입력(과거 길이, 수익률 또는 가격)으로 쓰느냐에 따라 정해지며, 이 오차는 모델을 재학습하지 않는 사후보정으로 바로잡힙니다.</w:t>
+        <w:t xml:space="preserve">사전학습 시계열 모델(TSFM)이 내는 주가 수익률 80% 예측구간이 틀어지는 정도는 금융 데이터의 특성보다 어떤 모델을 어떤 입력(과거 길이, 수익률·가격)으로 쓰느냐에 따라 정해지며, 이 오차는 모델을 재학습하지 않는 사후보정으로 바로잡힙니다.</w:t>
       </w:r>
     </w:p>
     <w:p>
@@ -110,7 +110,7 @@
           <w:szCs w:val="21"/>
           <w:lang w:val="en-US" w:eastAsia="ko-KR"/>
         </w:rPr>
-        <w:t xml:space="preserve">TSFM은 추가 학습 없이 점 예측과 함께 "내일 수익률이 80% 확률로 이 범위에 든다" 같은 예측구간을 냅니다. 이 구간을 위험 한도(VaR) 같은 위험 관리에 쓰려면 실제로 열 번 중 여덟 번은 맞아야 합니다. 이 비율을 커버리지라고 하며, 목표는 80%입니다. 커버리지가 80%보다 낮으면 구간이 좁아 위험을 과소평가한 것이고, 높으면 구간이 필요 이상으로 넓은 것이므로 어느 쪽이든 오차입니다. 그런데 금융 분야의 TSFM 연구는 점 예측 정확도만 비교했고, 예측구간이 맞는지는 보지 않았습니다. 그래서 본 연구는 이 구간이 틀어진다면 원인이 금융 데이터의 특성(변동성 군집, 두꺼운 꼬리, 국면 전환)인지 모델과 입력 설정인지(RQ1 진단), 실제 미국·한국 대형주에서 가장 단순한 기준(RW)보다 나은지(RQ2 실증), 모델을 재학습하지 않는 사후보정(ACI-CQR)으로 80%로 되돌릴 수 있는지와 그 대가는 무엇인지(RQ3 처방)를 묻습니다.</w:t>
+        <w:t xml:space="preserve">TSFM은 과거 가격이나 수익률만 넣으면 내일 값의 분포를 분위수 9개(10%~90%)로 냅니다. 그 양 끝을 이은 범위가 80% 예측구간입니다. 예를 들어 오늘 100원인 주식에 "내일 97.3~102.7원"이라는 구간을 냈다면, 이런 구간을 매일 낼 때 실제 다음 날 가격이 그 안에 들어오는 날이 80%여야 약속을 지킨 것입니다. 이 비율을 커버리지라고 합니다. 커버리지가 80%보다 낮으면 위험을 작게 본 것이고 높으면 크게 본 것이어서, 어느 쪽이든 이 구간으로 정하는 위험 한도(VaR)나 투자 비중을 틀리게 만듭니다. 그런데 금융 TSFM 연구는 점 예측 정확도만 비교했고, 이 구간이 실제로 80% 맞는지는 검증되지 않았습니다. 그래서 본 연구는 구간이 틀어지는 원인이 금융 데이터의 특성인지 모델과 입력 설정인지(RQ1 진단), 실제 주가에서 가장 단순한 기준(RW)보다 나은지(RQ2 실증), 모델을 재학습하지 않는 사후보정으로 80%로 되돌릴 수 있는지와 그 대가는 무엇인지(RQ3 처방)를 묻습니다.</w:t>
       </w:r>
     </w:p>
     <w:p>
@@ -212,6 +212,175 @@
           <w:lang w:val="en-US" w:eastAsia="ko-KR"/>
         </w:rPr>
         <w:t xml:space="preserve">3. 어떻게 했나</w:t>
+      </w:r>
+    </w:p>
+    <w:p>
+      <w:pPr>
+        <w:pStyle w:val="ListParagraph"/>
+        <w:keepNext/>
+        <w:keepLines/>
+        <w:widowControl/>
+        <w:numPr>
+          <w:ilvl w:val="0"/>
+          <w:numId w:val="2"/>
+        </w:numPr>
+        <w:spacing w:after="60" w:line="384"/>
+        <w:jc w:val="both"/>
+      </w:pPr>
+      <w:r>
+        <w:rPr>
+          <w:rFonts w:ascii="바탕" w:cs="바탕" w:eastAsia="바탕" w:hAnsi="바탕"/>
+          <w:sz w:val="21"/>
+          <w:szCs w:val="21"/>
+          <w:lang w:val="en-US" w:eastAsia="ko-KR"/>
+        </w:rPr>
+        <w:t xml:space="preserve">합성 데이터(RQ1): 평균 0, 하루 변동 약 2.1%로 추세 없이 오르내리는 일별 수익률입니다. 특성이 전혀 없는 기준 상태(L1)에, 실제 10종목에서 측정한 범위 안에서 군집(큰 변동이 몰려 옴), 꼬리(가끔 극단적인 날), 국면 전환의 빈도와 크기(평온기와 격변기가 번갈아 옴)를 하나씩 네 단계(L2~L5, L5가 가장 강한 종목 수준)로 넣어 17개 시나리오를 만들었습니다. 모든 시나리오가 같은 난수를 쓰므로, 커버리지가 달라지면 그 특성 때문입니다.</w:t>
+      </w:r>
+    </w:p>
+    <w:p>
+      <w:pPr>
+        <w:pStyle w:val="ListParagraph"/>
+        <w:keepNext/>
+        <w:keepLines/>
+        <w:widowControl/>
+        <w:numPr>
+          <w:ilvl w:val="0"/>
+          <w:numId w:val="2"/>
+        </w:numPr>
+        <w:spacing w:after="60" w:line="384"/>
+        <w:jc w:val="both"/>
+      </w:pPr>
+      <w:r>
+        <w:rPr>
+          <w:rFonts w:ascii="바탕" w:cs="바탕" w:eastAsia="바탕" w:hAnsi="바탕"/>
+          <w:sz w:val="21"/>
+          <w:szCs w:val="21"/>
+          <w:lang w:val="en-US" w:eastAsia="ko-KR"/>
+        </w:rPr>
+        <w:t xml:space="preserve">실제 주가(RQ2): 미국 5종목, 한국 5종목의 2017~2026년 매 거래일(24,132건)입니다.</w:t>
+      </w:r>
+    </w:p>
+    <w:p>
+      <w:pPr>
+        <w:pStyle w:val="ListParagraph"/>
+        <w:keepNext/>
+        <w:keepLines/>
+        <w:widowControl/>
+        <w:numPr>
+          <w:ilvl w:val="0"/>
+          <w:numId w:val="2"/>
+        </w:numPr>
+        <w:spacing w:after="60" w:line="384"/>
+        <w:jc w:val="both"/>
+      </w:pPr>
+      <w:r>
+        <w:rPr>
+          <w:rFonts w:ascii="바탕" w:cs="바탕" w:eastAsia="바탕" w:hAnsi="바탕"/>
+          <w:sz w:val="21"/>
+          <w:szCs w:val="21"/>
+          <w:lang w:val="en-US" w:eastAsia="ko-KR"/>
+        </w:rPr>
+        <w:t xml:space="preserve">모델: TSFM 4종(Chronos-T5, Chronos-2, TimesFM-2.5, Moirai-2.0)에 과거 21일('한 달') 또는 252일('1년')의 수익률 또는 가격을 넣어 16개 조합을 평가했습니다. 비교 기준은 RW(과거 수익률의 평균과 표준편차로 그린 정규분포)와 GARCH-t(변동성 군집을 반영하는 계량 모형)입니다.</w:t>
+      </w:r>
+    </w:p>
+    <w:p>
+      <w:pPr>
+        <w:pStyle w:val="ListParagraph"/>
+        <w:keepNext/>
+        <w:keepLines/>
+        <w:widowControl/>
+        <w:numPr>
+          <w:ilvl w:val="0"/>
+          <w:numId w:val="2"/>
+        </w:numPr>
+        <w:spacing w:after="60" w:line="384"/>
+        <w:jc w:val="both"/>
+      </w:pPr>
+      <w:r>
+        <w:rPr>
+          <w:rFonts w:ascii="바탕" w:cs="바탕" w:eastAsia="바탕" w:hAnsi="바탕"/>
+          <w:sz w:val="21"/>
+          <w:szCs w:val="21"/>
+          <w:lang w:val="en-US" w:eastAsia="ko-KR"/>
+        </w:rPr>
+        <w:t xml:space="preserve">평가: 커버리지와 분위수 손실(분위수 9개 전체가 실제값에 얼마나 맞았는지, 곧 분포 정확도)을 봅니다. 80% 구간을 본 것은 네 모델이 공통으로 내는 분위수가 10%~90%이기 때문입니다.</w:t>
+      </w:r>
+    </w:p>
+    <w:p>
+      <w:pPr>
+        <w:pStyle w:val="ListParagraph"/>
+        <w:keepNext w:val="false"/>
+        <w:keepLines/>
+        <w:widowControl/>
+        <w:numPr>
+          <w:ilvl w:val="0"/>
+          <w:numId w:val="2"/>
+        </w:numPr>
+        <w:spacing w:after="60" w:line="384"/>
+        <w:jc w:val="both"/>
+      </w:pPr>
+      <w:r>
+        <w:rPr>
+          <w:rFonts w:ascii="바탕" w:cs="바탕" w:eastAsia="바탕" w:hAnsi="바탕"/>
+          <w:sz w:val="21"/>
+          <w:szCs w:val="21"/>
+          <w:lang w:val="en-US" w:eastAsia="ko-KR"/>
+        </w:rPr>
+        <w:t xml:space="preserve">판정: 가설과 기준은 실험 전에 정했습니다. 통계적으로 유의해도(Holm 보정 후 p &lt; 0.05) 실질 기준(커버리지 2%p, 손실 2%)보다 작으면 '작은 차이'로 구분했고, 커버리지 78~82%를 목표에 맞는 범위로 봅니다. 2%p는 표본 오차(약 ±1%p)보다 확실히 큰 차이입니다.</w:t>
+      </w:r>
+    </w:p>
+    <w:p>
+      <w:pPr>
+        <w:pStyle w:val="Heading2"/>
+        <w:keepNext/>
+      </w:pPr>
+      <w:r>
+        <w:rPr>
+          <w:rFonts w:ascii="바탕" w:cs="바탕" w:eastAsia="바탕" w:hAnsi="바탕"/>
+          <w:lang w:val="en-US" w:eastAsia="ko-KR"/>
+        </w:rPr>
+        <w:t xml:space="preserve">4. RQ1 진단: 오차는 어디서 오는가</w:t>
+      </w:r>
+    </w:p>
+    <w:p>
+      <w:pPr>
+        <w:keepNext/>
+        <w:widowControl/>
+        <w:spacing w:after="120" w:before="0" w:line="384"/>
+        <w:ind w:firstLine="210"/>
+        <w:jc w:val="both"/>
+      </w:pPr>
+      <w:r>
+        <w:rPr>
+          <w:rFonts w:ascii="바탕" w:cs="바탕" w:eastAsia="바탕" w:hAnsi="바탕"/>
+          <w:sz w:val="21"/>
+          <w:szCs w:val="21"/>
+          <w:lang w:val="en-US" w:eastAsia="ko-KR"/>
+        </w:rPr>
+        <w:t xml:space="preserve">예상</w:t>
+      </w:r>
+    </w:p>
+    <w:p>
+      <w:pPr>
+        <w:pStyle w:val="ListParagraph"/>
+        <w:keepNext/>
+        <w:keepLines/>
+        <w:widowControl/>
+        <w:numPr>
+          <w:ilvl w:val="0"/>
+          <w:numId w:val="2"/>
+        </w:numPr>
+        <w:spacing w:after="60" w:line="384"/>
+        <w:jc w:val="both"/>
+      </w:pPr>
+      <w:r>
+        <w:rPr>
+          <w:rFonts w:ascii="바탕" w:cs="바탕" w:eastAsia="바탕" w:hAnsi="바탕"/>
+          <w:sz w:val="21"/>
+          <w:szCs w:val="21"/>
+          <w:lang w:val="en-US" w:eastAsia="ko-KR"/>
+        </w:rPr>
+        <w:t xml:space="preserve">군집(H1), 꼬리(H2), 국면 전환의 빈도(H3a)와 크기(H3b)가 강할수록 구간이 좁아져 커버리지가 떨어지고, 그 정도는 특성마다 다를 것이다(H4).</w:t>
       </w:r>
     </w:p>
     <w:p>
@@ -223,7 +392,7 @@
       <w:r>
         <w:drawing>
           <wp:inline distT="0" distB="0" distL="0" distR="0">
-            <wp:extent cx="4143375" cy="1743075"/>
+            <wp:extent cx="4143375" cy="2333625"/>
             <wp:effectExtent t="0" r="0" b="0" l="0"/>
             <wp:docPr id="1" name="" descr="" title=""/>
             <wp:cNvGraphicFramePr>
@@ -248,7 +417,7 @@
                   <pic:spPr bwMode="auto">
                     <a:xfrm>
                       <a:off x="0" y="0"/>
-                      <a:ext cx="4143375" cy="1743075"/>
+                      <a:ext cx="4143375" cy="2333625"/>
                     </a:xfrm>
                     <a:prstGeom prst="rect">
                       <a:avLst/>
@@ -276,7 +445,7 @@
           <w:szCs w:val="21"/>
           <w:lang w:val="en-US" w:eastAsia="ko-KR"/>
         </w:rPr>
-        <w:t xml:space="preserve">데이터</w:t>
+        <w:t xml:space="preserve">결과</w:t>
       </w:r>
     </w:p>
     <w:p>
@@ -299,7 +468,7 @@
           <w:szCs w:val="21"/>
           <w:lang w:val="en-US" w:eastAsia="ko-KR"/>
         </w:rPr>
-        <w:t xml:space="preserve">합성 데이터(RQ1): 평균 0, 하루 변동 약 2.1%인 일별 수익률 계열입니다. 가격으로 보면 뚜렷한 추세 없이 오르내리는 경로입니다. 기준 상태(L1)는 매일 같은 크기의 정규분포에서 따로따로 뽑은 것으로, 금융 특성이 전혀 없습니다. 여기에 특성 하나씩, 곧 군집(변동이 큰 날이 몰려 옴), 꼬리(가끔 극단적인 날이 옴), 국면 전환의 빈도와 크기(평온기와 격변기가 번갈아 옴)를 실제 10종목에서 측정한 범위 안에서 네 단계(L2~L5, L5가 가장 강한 종목 수준)로 넣어 17개 시나리오를 만들었습니다. 시나리오마다 계열 100개입니다.</w:t>
+        <w:t xml:space="preserve">특성이 없는 데이터(그림 맨 윗줄)에서도 16개 조합의 커버리지가 낮게는 75%(Chronos-T5 한 달·가격), 높게는 88%(TimesFM-2.5 1년·가격)로 달랐고, 절반은 78~82% 밖이었습니다. 같은 TimesFM-2.5도 1년 과거를 가격으로 넣으면 88%, 수익률로 넣으면 79%였습니다.</w:t>
       </w:r>
     </w:p>
     <w:p>
@@ -322,7 +491,7 @@
           <w:szCs w:val="21"/>
           <w:lang w:val="en-US" w:eastAsia="ko-KR"/>
         </w:rPr>
-        <w:t xml:space="preserve">같은 난수: 같은 번호의 계열은 모든 시나리오에서 같은 난수를 씁니다. 따라서 L1과 L5의 차이는 우연이 아니라 그 특성 때문입니다(본문 그림 3-2에 같은 난수로 만든 계열의 모양을 비교).</w:t>
+        <w:t xml:space="preserve">특성을 L5까지 높여도 커버리지는 대부분 3%p 이내로만 변했습니다. 그림의 색은 세로(모델·입력)로 바뀌고 가로(특성)로는 거의 바뀌지 않습니다.</w:t>
       </w:r>
     </w:p>
     <w:p>
@@ -345,7 +514,7 @@
           <w:szCs w:val="21"/>
           <w:lang w:val="en-US" w:eastAsia="ko-KR"/>
         </w:rPr>
-        <w:t xml:space="preserve">실제 주가(RQ2): 미국 5종목, 한국 5종목의 2017~2026년 매 거래일(24,132건)입니다.</w:t>
+        <w:t xml:space="preserve">커버리지를 낮춘 특성은 군집뿐이었고, 2%p 이상 낮아진 것은 2개 조합(−2.0, −2.5%p)이었습니다. 꼬리와 잦은 국면 전환은 오히려 커버리지를 높였습니다. 구간이 상대적으로 넓어졌다는 뜻이지 예측이 좋아졌다는 뜻은 아닙니다.</w:t>
       </w:r>
     </w:p>
     <w:p>
@@ -363,7 +532,7 @@
           <w:szCs w:val="21"/>
           <w:lang w:val="en-US" w:eastAsia="ko-KR"/>
         </w:rPr>
-        <w:t xml:space="preserve">모델과 비교 대상</w:t>
+        <w:t xml:space="preserve">해석</w:t>
       </w:r>
     </w:p>
     <w:p>
@@ -386,13 +555,13 @@
           <w:szCs w:val="21"/>
           <w:lang w:val="en-US" w:eastAsia="ko-KR"/>
         </w:rPr>
-        <w:t xml:space="preserve">TSFM 4종(Chronos-T5, Chronos-2, TimesFM-2.5, Moirai-2.0)을 과거 길이 2가지(21일 '한 달', 252일 '1년') × 입력 형태 2가지(수익률, 가격)로 써서 16개 모델·입력 조합을 평가했습니다. 예를 들어 '한 달·가격'은 과거 21일의 가격을 넣은 경우입니다.</w:t>
+        <w:t xml:space="preserve">꼬리가 두꺼운 분포는 분산이 같으면 중심부에 더 몰리므로 80% 구간에는 더 많이 들어옵니다. 반대로 98% 같은 극단 구간에서는 커버리지가 떨어지며, 극단 분위수를 내는 Chronos-2로 이를 확인했습니다(본문 표 4-3, 4-4).</w:t>
       </w:r>
     </w:p>
     <w:p>
       <w:pPr>
         <w:pStyle w:val="ListParagraph"/>
-        <w:keepNext/>
+        <w:keepNext w:val="false"/>
         <w:keepLines/>
         <w:widowControl/>
         <w:numPr>
@@ -409,7 +578,25 @@
           <w:szCs w:val="21"/>
           <w:lang w:val="en-US" w:eastAsia="ko-KR"/>
         </w:rPr>
-        <w:t xml:space="preserve">RW: 랜덤워크 가정에 따라 과거 같은 기간 수익률의 평균과 표준편차로 내일 수익률의 정규분포를 그리는 가장 단순한 기준입니다. 학습이 전혀 없는 계산이지만, 내일의 분포를 내놓는다는 점에서 비교 대상으로 둔 것입니다.</w:t>
+        <w:t xml:space="preserve">조합마다 왜 다른지는 일부만 밝혔습니다. 실험 중 Chronos-T5의 라이브러리 기본 샘플링 설정이 수익률 구간을 14%로 무너뜨리는 것을 발견해 바로잡았고(부록 A.3), TimesFM-2.5 1년·가격의 과대는 출력 방식이 일부 원인이었으나 나머지는 분리하지 못했습니다.</w:t>
+      </w:r>
+    </w:p>
+    <w:p>
+      <w:pPr>
+        <w:keepNext/>
+        <w:widowControl/>
+        <w:spacing w:after="120" w:before="0" w:line="384"/>
+        <w:ind w:firstLine="210"/>
+        <w:jc w:val="both"/>
+      </w:pPr>
+      <w:r>
+        <w:rPr>
+          <w:rFonts w:ascii="바탕" w:cs="바탕" w:eastAsia="바탕" w:hAnsi="바탕"/>
+          <w:sz w:val="21"/>
+          <w:szCs w:val="21"/>
+          <w:lang w:val="en-US" w:eastAsia="ko-KR"/>
+        </w:rPr>
+        <w:t xml:space="preserve">답</w:t>
       </w:r>
     </w:p>
     <w:p>
@@ -432,7 +619,20 @@
           <w:szCs w:val="21"/>
           <w:lang w:val="en-US" w:eastAsia="ko-KR"/>
         </w:rPr>
-        <w:t xml:space="preserve">GARCH-t: 변동성 군집을 직접 모형화하는 전통적 계량 모형입니다.</w:t>
+        <w:t xml:space="preserve">오차의 대부분은 금융 특성보다 모델과 입력 설정에서 옵니다. 특성 중에서는 군집만 불리했고, 그 효과도 2%p 안팎입니다.</w:t>
+      </w:r>
+    </w:p>
+    <w:p>
+      <w:pPr>
+        <w:pStyle w:val="Heading2"/>
+        <w:keepNext/>
+      </w:pPr>
+      <w:r>
+        <w:rPr>
+          <w:rFonts w:ascii="바탕" w:cs="바탕" w:eastAsia="바탕" w:hAnsi="바탕"/>
+          <w:lang w:val="en-US" w:eastAsia="ko-KR"/>
+        </w:rPr>
+        <w:t xml:space="preserve">5. RQ2 실증: 실제 주가에서도 그런가</w:t>
       </w:r>
     </w:p>
     <w:p>
@@ -450,7 +650,7 @@
           <w:szCs w:val="21"/>
           <w:lang w:val="en-US" w:eastAsia="ko-KR"/>
         </w:rPr>
-        <w:t xml:space="preserve">평가와 판정</w:t>
+        <w:t xml:space="preserve">예상</w:t>
       </w:r>
     </w:p>
     <w:p>
@@ -473,130 +673,7 @@
           <w:szCs w:val="21"/>
           <w:lang w:val="en-US" w:eastAsia="ko-KR"/>
         </w:rPr>
-        <w:t xml:space="preserve">커버리지(목표 80%)와 분위수 손실을 봅니다. 분위수 손실은 구간 양 끝만이 아니라 모델이 낸 분위수 9개 전체가 실제값에 얼마나 맞았는지를 나타내며, 작을수록 분포 전체가 정확합니다.</w:t>
-      </w:r>
-    </w:p>
-    <w:p>
-      <w:pPr>
-        <w:pStyle w:val="ListParagraph"/>
-        <w:keepNext/>
-        <w:keepLines/>
-        <w:widowControl/>
-        <w:numPr>
-          <w:ilvl w:val="0"/>
-          <w:numId w:val="2"/>
-        </w:numPr>
-        <w:spacing w:after="60" w:line="384"/>
-        <w:jc w:val="both"/>
-      </w:pPr>
-      <w:r>
-        <w:rPr>
-          <w:rFonts w:ascii="바탕" w:cs="바탕" w:eastAsia="바탕" w:hAnsi="바탕"/>
-          <w:sz w:val="21"/>
-          <w:szCs w:val="21"/>
-          <w:lang w:val="en-US" w:eastAsia="ko-KR"/>
-        </w:rPr>
-        <w:t xml:space="preserve">가설과 판정 기준은 실험 전에 정해 두었습니다. 차이가 통계적으로 유의해도(Holm 보정 후 p &lt; 0.05) 실질 기준(커버리지 2%p, 손실 2%)보다 작으면 '작은 차이'로 따로 구분했습니다. 2%p는 표본 오차(약 ±1%p)보다 확실히 큰 차이로 정한 값이며, 같은 이유로 커버리지 78~82%(80% ± 2%p)를 목표에 맞는 범위로 봅니다.</w:t>
-      </w:r>
-    </w:p>
-    <w:p>
-      <w:pPr>
-        <w:pStyle w:val="ListParagraph"/>
-        <w:keepNext w:val="false"/>
-        <w:keepLines/>
-        <w:widowControl/>
-        <w:numPr>
-          <w:ilvl w:val="0"/>
-          <w:numId w:val="2"/>
-        </w:numPr>
-        <w:spacing w:after="60" w:line="384"/>
-        <w:jc w:val="both"/>
-      </w:pPr>
-      <w:r>
-        <w:rPr>
-          <w:rFonts w:ascii="바탕" w:cs="바탕" w:eastAsia="바탕" w:hAnsi="바탕"/>
-          <w:sz w:val="21"/>
-          <w:szCs w:val="21"/>
-          <w:lang w:val="en-US" w:eastAsia="ko-KR"/>
-        </w:rPr>
-        <w:t xml:space="preserve">합성 데이터는 참 분포를 알기 때문에, 참 분포의 분위수를 그대로 낸 경우(오라클)로 채점 절차가 맞는지 확인했습니다(17개 시나리오 모두 79.3~80.2%).</w:t>
-      </w:r>
-    </w:p>
-    <w:p>
-      <w:pPr>
-        <w:pStyle w:val="Heading2"/>
-        <w:keepNext/>
-      </w:pPr>
-      <w:r>
-        <w:rPr>
-          <w:rFonts w:ascii="바탕" w:cs="바탕" w:eastAsia="바탕" w:hAnsi="바탕"/>
-          <w:lang w:val="en-US" w:eastAsia="ko-KR"/>
-        </w:rPr>
-        <w:t xml:space="preserve">4. RQ1 진단: 오차는 어디서 오는가</w:t>
-      </w:r>
-    </w:p>
-    <w:p>
-      <w:pPr>
-        <w:keepNext/>
-        <w:widowControl/>
-        <w:spacing w:after="120" w:before="0" w:line="384"/>
-        <w:ind w:firstLine="210"/>
-        <w:jc w:val="both"/>
-      </w:pPr>
-      <w:r>
-        <w:rPr>
-          <w:rFonts w:ascii="바탕" w:cs="바탕" w:eastAsia="바탕" w:hAnsi="바탕"/>
-          <w:sz w:val="21"/>
-          <w:szCs w:val="21"/>
-          <w:lang w:val="en-US" w:eastAsia="ko-KR"/>
-        </w:rPr>
-        <w:t xml:space="preserve">예상</w:t>
-      </w:r>
-    </w:p>
-    <w:p>
-      <w:pPr>
-        <w:pStyle w:val="ListParagraph"/>
-        <w:keepNext/>
-        <w:keepLines/>
-        <w:widowControl/>
-        <w:numPr>
-          <w:ilvl w:val="0"/>
-          <w:numId w:val="2"/>
-        </w:numPr>
-        <w:spacing w:after="60" w:line="384"/>
-        <w:jc w:val="both"/>
-      </w:pPr>
-      <w:r>
-        <w:rPr>
-          <w:rFonts w:ascii="바탕" w:cs="바탕" w:eastAsia="바탕" w:hAnsi="바탕"/>
-          <w:sz w:val="21"/>
-          <w:szCs w:val="21"/>
-          <w:lang w:val="en-US" w:eastAsia="ko-KR"/>
-        </w:rPr>
-        <w:t xml:space="preserve">변동성 군집(H1), 두꺼운 꼬리(H2), 국면 전환의 빈도(H3a)와 크기(H3b)가 강할수록 구간이 상대적으로 좁아져 커버리지가 떨어질 것이다.</w:t>
-      </w:r>
-    </w:p>
-    <w:p>
-      <w:pPr>
-        <w:pStyle w:val="ListParagraph"/>
-        <w:keepNext/>
-        <w:keepLines/>
-        <w:widowControl/>
-        <w:numPr>
-          <w:ilvl w:val="0"/>
-          <w:numId w:val="2"/>
-        </w:numPr>
-        <w:spacing w:after="60" w:line="384"/>
-        <w:jc w:val="both"/>
-      </w:pPr>
-      <w:r>
-        <w:rPr>
-          <w:rFonts w:ascii="바탕" w:cs="바탕" w:eastAsia="바탕" w:hAnsi="바탕"/>
-          <w:sz w:val="21"/>
-          <w:szCs w:val="21"/>
-          <w:lang w:val="en-US" w:eastAsia="ko-KR"/>
-        </w:rPr>
-        <w:t xml:space="preserve">특성을 강하게 했을 때 커버리지가 떨어지는 정도는 특성마다 다를 것이다(H4).</w:t>
+        <w:t xml:space="preserve">TSFM이 RW보다 분포 정확도가 좋을 것이다(H5).</w:t>
       </w:r>
     </w:p>
     <w:p>
@@ -608,7 +685,7 @@
       <w:r>
         <w:drawing>
           <wp:inline distT="0" distB="0" distL="0" distR="0">
-            <wp:extent cx="4143375" cy="2333625"/>
+            <wp:extent cx="4143375" cy="3362325"/>
             <wp:effectExtent t="0" r="0" b="0" l="0"/>
             <wp:docPr id="1" name="" descr="" title=""/>
             <wp:cNvGraphicFramePr>
@@ -633,7 +710,7 @@
                   <pic:spPr bwMode="auto">
                     <a:xfrm>
                       <a:off x="0" y="0"/>
-                      <a:ext cx="4143375" cy="2333625"/>
+                      <a:ext cx="4143375" cy="3362325"/>
                     </a:xfrm>
                     <a:prstGeom prst="rect">
                       <a:avLst/>
@@ -684,13 +761,13 @@
           <w:szCs w:val="21"/>
           <w:lang w:val="en-US" w:eastAsia="ko-KR"/>
         </w:rPr>
-        <w:t xml:space="preserve">특성이 하나도 없는 데이터(그림 맨 윗줄)에서도 16개 모델·입력 조합의 커버리지가 낮게는 75%(Chronos-T5 한 달·가격), 높게는 88%(TimesFM-2.5 1년·가격)로 서로 달랐고, 절반은 78~82% 밖이었습니다.</w:t>
+        <w:t xml:space="preserve">실제 10종목의 커버리지는 76~88%였고, 같은 모델·입력 조합끼리 보면 특성 없는 합성 데이터(L1)의 커버리지와 평균 1.1%p(최대 3.6%p) 차이였습니다(그림의 점이 대각선 근처에 모임).</w:t>
       </w:r>
     </w:p>
     <w:p>
       <w:pPr>
         <w:pStyle w:val="ListParagraph"/>
-        <w:keepNext/>
+        <w:keepNext w:val="false"/>
         <w:keepLines/>
         <w:widowControl/>
         <w:numPr>
@@ -707,7 +784,25 @@
           <w:szCs w:val="21"/>
           <w:lang w:val="en-US" w:eastAsia="ko-KR"/>
         </w:rPr>
-        <w:t xml:space="preserve">같은 모델도 입력에 따라 달랐습니다. TimesFM-2.5는 1년 과거를 가격으로 넣으면 88%, 수익률로 넣으면 79%였습니다.</w:t>
+        <w:t xml:space="preserve">분위수 손실은 16개 조합 중 12개에서 RW보다 컸고, 가장 나은 조합(네 모델의 1년·수익률)에서 RW와 같은 수준이었습니다. GARCH-t보다는 1년 조합 모두 손실이 컸습니다.</w:t>
+      </w:r>
+    </w:p>
+    <w:p>
+      <w:pPr>
+        <w:keepNext/>
+        <w:widowControl/>
+        <w:spacing w:after="120" w:before="0" w:line="384"/>
+        <w:ind w:firstLine="210"/>
+        <w:jc w:val="both"/>
+      </w:pPr>
+      <w:r>
+        <w:rPr>
+          <w:rFonts w:ascii="바탕" w:cs="바탕" w:eastAsia="바탕" w:hAnsi="바탕"/>
+          <w:sz w:val="21"/>
+          <w:szCs w:val="21"/>
+          <w:lang w:val="en-US" w:eastAsia="ko-KR"/>
+        </w:rPr>
+        <w:t xml:space="preserve">해석</w:t>
       </w:r>
     </w:p>
     <w:p>
@@ -730,13 +825,13 @@
           <w:szCs w:val="21"/>
           <w:lang w:val="en-US" w:eastAsia="ko-KR"/>
         </w:rPr>
-        <w:t xml:space="preserve">특성의 강도를 L1에서 L5로 높였을 때 커버리지는 오르든 내리든 대부분 3%p 이내로만 변했습니다. 그림의 색은 세로(모델·입력 조합)로 바뀌고 가로(특성)로는 거의 바뀌지 않습니다. 커버리지 차이의 90%가 모델·입력 조합, 7%가 특성의 차이로 설명됩니다.</w:t>
+        <w:t xml:space="preserve">실제 주가에는 특성이 모두 섞여 있는데도 특성 없는 데이터와 비슷한 커버리지가 나왔으므로, 특성의 영향이 작다는 RQ1의 결론이 실제에서도 성립합니다. 다만 합성이 "모두 80%"라는 짐작보다 실제에 더 가깝다는 점은 통계적으로 확실하지 않고(p = 0.07), 분명한 것은 크게 어긋나는 조합(TimesFM-2.5 1년·가격 88%, 기본 설정 Chronos-T5 14%)이 합성에서 이미 드러났다는 점입니다.</w:t>
       </w:r>
     </w:p>
     <w:p>
       <w:pPr>
         <w:pStyle w:val="ListParagraph"/>
-        <w:keepNext/>
+        <w:keepNext w:val="false"/>
         <w:keepLines/>
         <w:widowControl/>
         <w:numPr>
@@ -753,7 +848,25 @@
           <w:szCs w:val="21"/>
           <w:lang w:val="en-US" w:eastAsia="ko-KR"/>
         </w:rPr>
-        <w:t xml:space="preserve">예상대로 커버리지를 낮춘 특성은 군집뿐이었고, 2%p 이상 유의하게 낮아진 것은 2개 조합(−2.0, −2.5%p)이었습니다. 꼬리와 잦은 국면 전환은 반대로 커버리지를 높였고, 전환 크기는 영향이 없었습니다. 여기서 커버리지가 높아졌다는 것은 구간이 상대적으로 넓어졌다는 뜻이지, 예측이 좋아졌다는 뜻이 아닙니다.</w:t>
+        <w:t xml:space="preserve">일별 수익률은 방향을 거의 예측할 수 없어, 최근 변동 크기만 반영한 RW가 이미 정답에 가깝습니다.</w:t>
+      </w:r>
+    </w:p>
+    <w:p>
+      <w:pPr>
+        <w:keepNext/>
+        <w:widowControl/>
+        <w:spacing w:after="120" w:before="0" w:line="384"/>
+        <w:ind w:firstLine="210"/>
+        <w:jc w:val="both"/>
+      </w:pPr>
+      <w:r>
+        <w:rPr>
+          <w:rFonts w:ascii="바탕" w:cs="바탕" w:eastAsia="바탕" w:hAnsi="바탕"/>
+          <w:sz w:val="21"/>
+          <w:szCs w:val="21"/>
+          <w:lang w:val="en-US" w:eastAsia="ko-KR"/>
+        </w:rPr>
+        <w:t xml:space="preserve">답</w:t>
       </w:r>
     </w:p>
     <w:p>
@@ -776,7 +889,20 @@
           <w:szCs w:val="21"/>
           <w:lang w:val="en-US" w:eastAsia="ko-KR"/>
         </w:rPr>
-        <w:t xml:space="preserve">실험 중에는 Chronos-T5의 라이브러리 기본 샘플링 설정(확률 상위 50칸에서만 다음 값을 뽑음)이 수익률 입력의 커버리지를 14%로 무너뜨리는 것을 발견해 바로잡았습니다(바로잡은 뒤 76~79%). 경위와 바로잡기 전 결과는 부록 A.3에 실었습니다.</w:t>
+        <w:t xml:space="preserve">실제 주가에서도 오차는 모델과 입력 설정에서 오고, 분포 정확도는 RW 수준입니다(H5 미지지).</w:t>
+      </w:r>
+    </w:p>
+    <w:p>
+      <w:pPr>
+        <w:pStyle w:val="Heading2"/>
+        <w:keepNext/>
+      </w:pPr>
+      <w:r>
+        <w:rPr>
+          <w:rFonts w:ascii="바탕" w:cs="바탕" w:eastAsia="바탕" w:hAnsi="바탕"/>
+          <w:lang w:val="en-US" w:eastAsia="ko-KR"/>
+        </w:rPr>
+        <w:t xml:space="preserve">6. RQ3 처방: 재학습 없이 바로잡을 수 있는가</w:t>
       </w:r>
     </w:p>
     <w:p>
@@ -794,7 +920,7 @@
           <w:szCs w:val="21"/>
           <w:lang w:val="en-US" w:eastAsia="ko-KR"/>
         </w:rPr>
-        <w:t xml:space="preserve">해석</w:t>
+        <w:t xml:space="preserve">예상</w:t>
       </w:r>
     </w:p>
     <w:p>
@@ -817,148 +943,7 @@
           <w:szCs w:val="21"/>
           <w:lang w:val="en-US" w:eastAsia="ko-KR"/>
         </w:rPr>
-        <w:t xml:space="preserve">모델·입력 조합마다 왜 다른지는 일부만 밝혔습니다. Chronos-T5의 붕괴는 샘플링 설정 때문이었고, TimesFM-2.5 1년·가격의 과대(88%)는 분위수 출력 방식을 바꾸면 83~84%로 일부 줄었으나 나머지 원인은 분리하지 못했습니다. 평균 0인 합성 데이터에서도 같은 크기로 나타나므로 주가의 상승 추세 때문은 아닙니다. 본 연구가 보인 것은 오차가 금융 특성이 아니라 모델·입력 조합에서 생긴다는 점이며, 모델 내부의 원인은 사례별로만 확인했습니다.</w:t>
-      </w:r>
-    </w:p>
-    <w:p>
-      <w:pPr>
-        <w:pStyle w:val="ListParagraph"/>
-        <w:keepNext w:val="false"/>
-        <w:keepLines/>
-        <w:widowControl/>
-        <w:numPr>
-          <w:ilvl w:val="0"/>
-          <w:numId w:val="2"/>
-        </w:numPr>
-        <w:spacing w:after="60" w:line="384"/>
-        <w:jc w:val="both"/>
-      </w:pPr>
-      <w:r>
-        <w:rPr>
-          <w:rFonts w:ascii="바탕" w:cs="바탕" w:eastAsia="바탕" w:hAnsi="바탕"/>
-          <w:sz w:val="21"/>
-          <w:szCs w:val="21"/>
-          <w:lang w:val="en-US" w:eastAsia="ko-KR"/>
-        </w:rPr>
-        <w:t xml:space="preserve">꼬리와 국면 전환이 커버리지를 높인 것은 80% 구간의 수학적 성질 때문입니다. 분산이 같으면 꼬리가 두꺼운 분포는 중심부에 더 몰리므로 분산 기반 80% 구간에 더 많이 들어옵니다(이론 커버리지 82~87%). 같은 이유로 99% 근처 구간에서는 방향이 반대가 되며, 극단 분위수를 내는 Chronos-2로 확인한 98% 구간에서는 꼬리와 국면 전환이 실제로 커버리지를 낮추었습니다(본문 표 4-3, 4-4). 따라서 이 결과를 극단 위험에 그대로 적용할 수는 없습니다.</w:t>
-      </w:r>
-    </w:p>
-    <w:p>
-      <w:pPr>
-        <w:keepNext/>
-        <w:widowControl/>
-        <w:spacing w:after="120" w:before="0" w:line="384"/>
-        <w:ind w:firstLine="210"/>
-        <w:jc w:val="both"/>
-      </w:pPr>
-      <w:r>
-        <w:rPr>
-          <w:rFonts w:ascii="바탕" w:cs="바탕" w:eastAsia="바탕" w:hAnsi="바탕"/>
-          <w:sz w:val="21"/>
-          <w:szCs w:val="21"/>
-          <w:lang w:val="en-US" w:eastAsia="ko-KR"/>
-        </w:rPr>
-        <w:t xml:space="preserve">답</w:t>
-      </w:r>
-    </w:p>
-    <w:p>
-      <w:pPr>
-        <w:pStyle w:val="ListParagraph"/>
-        <w:keepNext/>
-        <w:keepLines/>
-        <w:widowControl/>
-        <w:numPr>
-          <w:ilvl w:val="0"/>
-          <w:numId w:val="2"/>
-        </w:numPr>
-        <w:spacing w:after="60" w:line="384"/>
-        <w:jc w:val="both"/>
-      </w:pPr>
-      <w:r>
-        <w:rPr>
-          <w:rFonts w:ascii="바탕" w:cs="바탕" w:eastAsia="바탕" w:hAnsi="바탕"/>
-          <w:sz w:val="21"/>
-          <w:szCs w:val="21"/>
-          <w:lang w:val="en-US" w:eastAsia="ko-KR"/>
-        </w:rPr>
-        <w:t xml:space="preserve">오차의 대부분은 금융 특성보다 모델과 입력 설정에서 옵니다.</w:t>
-      </w:r>
-    </w:p>
-    <w:p>
-      <w:pPr>
-        <w:pStyle w:val="ListParagraph"/>
-        <w:keepNext w:val="false"/>
-        <w:keepLines/>
-        <w:widowControl/>
-        <w:numPr>
-          <w:ilvl w:val="0"/>
-          <w:numId w:val="2"/>
-        </w:numPr>
-        <w:spacing w:after="60" w:line="384"/>
-        <w:jc w:val="both"/>
-      </w:pPr>
-      <w:r>
-        <w:rPr>
-          <w:rFonts w:ascii="바탕" w:cs="바탕" w:eastAsia="바탕" w:hAnsi="바탕"/>
-          <w:sz w:val="21"/>
-          <w:szCs w:val="21"/>
-          <w:lang w:val="en-US" w:eastAsia="ko-KR"/>
-        </w:rPr>
-        <w:t xml:space="preserve">특성 중에서는 군집만 불리하게 작용했고, 그 효과도 2%p 안팎입니다.</w:t>
-      </w:r>
-    </w:p>
-    <w:p>
-      <w:pPr>
-        <w:pStyle w:val="Heading2"/>
-        <w:keepNext/>
-      </w:pPr>
-      <w:r>
-        <w:rPr>
-          <w:rFonts w:ascii="바탕" w:cs="바탕" w:eastAsia="바탕" w:hAnsi="바탕"/>
-          <w:lang w:val="en-US" w:eastAsia="ko-KR"/>
-        </w:rPr>
-        <w:t xml:space="preserve">5. RQ2 실증: 실제 주가에서도 그런가, 기준보다 나은가</w:t>
-      </w:r>
-    </w:p>
-    <w:p>
-      <w:pPr>
-        <w:keepNext/>
-        <w:widowControl/>
-        <w:spacing w:after="120" w:before="0" w:line="384"/>
-        <w:ind w:firstLine="210"/>
-        <w:jc w:val="both"/>
-      </w:pPr>
-      <w:r>
-        <w:rPr>
-          <w:rFonts w:ascii="바탕" w:cs="바탕" w:eastAsia="바탕" w:hAnsi="바탕"/>
-          <w:sz w:val="21"/>
-          <w:szCs w:val="21"/>
-          <w:lang w:val="en-US" w:eastAsia="ko-KR"/>
-        </w:rPr>
-        <w:t xml:space="preserve">예상</w:t>
-      </w:r>
-    </w:p>
-    <w:p>
-      <w:pPr>
-        <w:pStyle w:val="ListParagraph"/>
-        <w:keepNext/>
-        <w:keepLines/>
-        <w:widowControl/>
-        <w:numPr>
-          <w:ilvl w:val="0"/>
-          <w:numId w:val="2"/>
-        </w:numPr>
-        <w:spacing w:after="60" w:line="384"/>
-        <w:jc w:val="both"/>
-      </w:pPr>
-      <w:r>
-        <w:rPr>
-          <w:rFonts w:ascii="바탕" w:cs="바탕" w:eastAsia="바탕" w:hAnsi="바탕"/>
-          <w:sz w:val="21"/>
-          <w:szCs w:val="21"/>
-          <w:lang w:val="en-US" w:eastAsia="ko-KR"/>
-        </w:rPr>
-        <w:t xml:space="preserve">TSFM이 RW보다 분포 전체의 정확도가 좋을 것이다, 곧 분위수 손실이 작을 것이다(H5).</w:t>
+        <w:t xml:space="preserve">모델은 그대로 두고 출력 구간만 매일 조정하는 사후보정(ACI-CQR)으로 커버리지가 80%로 돌아올 것이다(H6).</w:t>
       </w:r>
     </w:p>
     <w:p>
@@ -970,7 +955,7 @@
       <w:r>
         <w:drawing>
           <wp:inline distT="0" distB="0" distL="0" distR="0">
-            <wp:extent cx="4143375" cy="3362325"/>
+            <wp:extent cx="4143375" cy="2076450"/>
             <wp:effectExtent t="0" r="0" b="0" l="0"/>
             <wp:docPr id="1" name="" descr="" title=""/>
             <wp:cNvGraphicFramePr>
@@ -995,345 +980,6 @@
                   <pic:spPr bwMode="auto">
                     <a:xfrm>
                       <a:off x="0" y="0"/>
-                      <a:ext cx="4143375" cy="3362325"/>
-                    </a:xfrm>
-                    <a:prstGeom prst="rect">
-                      <a:avLst/>
-                    </a:prstGeom>
-                  </pic:spPr>
-                </pic:pic>
-              </a:graphicData>
-            </a:graphic>
-          </wp:inline>
-        </w:drawing>
-      </w:r>
-    </w:p>
-    <w:p>
-      <w:pPr>
-        <w:keepNext/>
-        <w:widowControl/>
-        <w:spacing w:after="120" w:before="0" w:line="384"/>
-        <w:ind w:firstLine="210"/>
-        <w:jc w:val="both"/>
-      </w:pPr>
-      <w:r>
-        <w:rPr>
-          <w:rFonts w:ascii="바탕" w:cs="바탕" w:eastAsia="바탕" w:hAnsi="바탕"/>
-          <w:sz w:val="21"/>
-          <w:szCs w:val="21"/>
-          <w:lang w:val="en-US" w:eastAsia="ko-KR"/>
-        </w:rPr>
-        <w:t xml:space="preserve">결과</w:t>
-      </w:r>
-    </w:p>
-    <w:p>
-      <w:pPr>
-        <w:pStyle w:val="ListParagraph"/>
-        <w:keepNext/>
-        <w:keepLines/>
-        <w:widowControl/>
-        <w:numPr>
-          <w:ilvl w:val="0"/>
-          <w:numId w:val="2"/>
-        </w:numPr>
-        <w:spacing w:after="60" w:line="384"/>
-        <w:jc w:val="both"/>
-      </w:pPr>
-      <w:r>
-        <w:rPr>
-          <w:rFonts w:ascii="바탕" w:cs="바탕" w:eastAsia="바탕" w:hAnsi="바탕"/>
-          <w:sz w:val="21"/>
-          <w:szCs w:val="21"/>
-          <w:lang w:val="en-US" w:eastAsia="ko-KR"/>
-        </w:rPr>
-        <w:t xml:space="preserve">실제 10종목에서 16개 조합의 커버리지는 76~88%였습니다. 미국과 한국, 종목 간 차이는 모델·입력 조합 간 차이보다 작았습니다.</w:t>
-      </w:r>
-    </w:p>
-    <w:p>
-      <w:pPr>
-        <w:pStyle w:val="ListParagraph"/>
-        <w:keepNext/>
-        <w:keepLines/>
-        <w:widowControl/>
-        <w:numPr>
-          <w:ilvl w:val="0"/>
-          <w:numId w:val="2"/>
-        </w:numPr>
-        <w:spacing w:after="60" w:line="384"/>
-        <w:jc w:val="both"/>
-      </w:pPr>
-      <w:r>
-        <w:rPr>
-          <w:rFonts w:ascii="바탕" w:cs="바탕" w:eastAsia="바탕" w:hAnsi="바탕"/>
-          <w:sz w:val="21"/>
-          <w:szCs w:val="21"/>
-          <w:lang w:val="en-US" w:eastAsia="ko-KR"/>
-        </w:rPr>
-        <w:t xml:space="preserve">실제 주가에는 군집, 꼬리, 국면 전환이 모두 섞여 있습니다. 특성이 커버리지를 크게 바꾼다면, 실제 커버리지는 특성 없는 합성 데이터(L1)의 커버리지와 크게 달라야 합니다. 같은 모델·입력 조합끼리 비교한 결과, 두 값의 차이는 19개(TSFM 16개, 기준 3개) 평균 1.1%p, 최대 3.6%p였습니다(그림의 점이 대각선 근처에 모임).</w:t>
-      </w:r>
-    </w:p>
-    <w:p>
-      <w:pPr>
-        <w:pStyle w:val="ListParagraph"/>
-        <w:keepNext w:val="false"/>
-        <w:keepLines/>
-        <w:widowControl/>
-        <w:numPr>
-          <w:ilvl w:val="0"/>
-          <w:numId w:val="2"/>
-        </w:numPr>
-        <w:spacing w:after="60" w:line="384"/>
-        <w:jc w:val="both"/>
-      </w:pPr>
-      <w:r>
-        <w:rPr>
-          <w:rFonts w:ascii="바탕" w:cs="바탕" w:eastAsia="바탕" w:hAnsi="바탕"/>
-          <w:sz w:val="21"/>
-          <w:szCs w:val="21"/>
-          <w:lang w:val="en-US" w:eastAsia="ko-KR"/>
-        </w:rPr>
-        <w:t xml:space="preserve">분위수 손실은 16개 조합 중 12개에서 RW보다 컸고, 가장 나은 조합(네 모델의 1년·수익률)에서 RW와 같은 수준이었습니다. 같은 과거 1년을 쓰는 GARCH-t보다는 1년 조합 모두 손실이 컸습니다(1년·수익률은 0.4~1.5%로 작은 차이).</w:t>
-      </w:r>
-    </w:p>
-    <w:p>
-      <w:pPr>
-        <w:keepNext/>
-        <w:widowControl/>
-        <w:spacing w:after="120" w:before="0" w:line="384"/>
-        <w:ind w:firstLine="210"/>
-        <w:jc w:val="both"/>
-      </w:pPr>
-      <w:r>
-        <w:rPr>
-          <w:rFonts w:ascii="바탕" w:cs="바탕" w:eastAsia="바탕" w:hAnsi="바탕"/>
-          <w:sz w:val="21"/>
-          <w:szCs w:val="21"/>
-          <w:lang w:val="en-US" w:eastAsia="ko-KR"/>
-        </w:rPr>
-        <w:t xml:space="preserve">해석</w:t>
-      </w:r>
-    </w:p>
-    <w:p>
-      <w:pPr>
-        <w:pStyle w:val="ListParagraph"/>
-        <w:keepNext/>
-        <w:keepLines/>
-        <w:widowControl/>
-        <w:numPr>
-          <w:ilvl w:val="0"/>
-          <w:numId w:val="2"/>
-        </w:numPr>
-        <w:spacing w:after="60" w:line="384"/>
-        <w:jc w:val="both"/>
-      </w:pPr>
-      <w:r>
-        <w:rPr>
-          <w:rFonts w:ascii="바탕" w:cs="바탕" w:eastAsia="바탕" w:hAnsi="바탕"/>
-          <w:sz w:val="21"/>
-          <w:szCs w:val="21"/>
-          <w:lang w:val="en-US" w:eastAsia="ko-KR"/>
-        </w:rPr>
-        <w:t xml:space="preserve">특성이 모두 섞인 실제 주가가 특성 없는 데이터와 비슷한 커버리지를 보였으므로, 특성의 영향이 작다는 RQ1의 결론이 실제에서도 성립합니다.</w:t>
-      </w:r>
-    </w:p>
-    <w:p>
-      <w:pPr>
-        <w:pStyle w:val="ListParagraph"/>
-        <w:keepNext/>
-        <w:keepLines/>
-        <w:widowControl/>
-        <w:numPr>
-          <w:ilvl w:val="0"/>
-          <w:numId w:val="2"/>
-        </w:numPr>
-        <w:spacing w:after="60" w:line="384"/>
-        <w:jc w:val="both"/>
-      </w:pPr>
-      <w:r>
-        <w:rPr>
-          <w:rFonts w:ascii="바탕" w:cs="바탕" w:eastAsia="바탕" w:hAnsi="바탕"/>
-          <w:sz w:val="21"/>
-          <w:szCs w:val="21"/>
-          <w:lang w:val="en-US" w:eastAsia="ko-KR"/>
-        </w:rPr>
-        <w:t xml:space="preserve">다만 모든 조합을 80%로 짐작하는 것보다 합성 데이터가 실제에 더 가깝다는 점은 조합 수가 적어 통계적으로 확실하지 않습니다(19개 중 12개, p = 0.07). 분명한 것은 크게 어긋나는 경우(TimesFM-2.5 1년·가격 88%, 기본 설정 Chronos-T5 14%)가 합성 데이터에서 이미 그대로 드러났다는 점입니다.</w:t>
-      </w:r>
-    </w:p>
-    <w:p>
-      <w:pPr>
-        <w:pStyle w:val="ListParagraph"/>
-        <w:keepNext w:val="false"/>
-        <w:keepLines/>
-        <w:widowControl/>
-        <w:numPr>
-          <w:ilvl w:val="0"/>
-          <w:numId w:val="2"/>
-        </w:numPr>
-        <w:spacing w:after="60" w:line="384"/>
-        <w:jc w:val="both"/>
-      </w:pPr>
-      <w:r>
-        <w:rPr>
-          <w:rFonts w:ascii="바탕" w:cs="바탕" w:eastAsia="바탕" w:hAnsi="바탕"/>
-          <w:sz w:val="21"/>
-          <w:szCs w:val="21"/>
-          <w:lang w:val="en-US" w:eastAsia="ko-KR"/>
-        </w:rPr>
-        <w:t xml:space="preserve">일별 수익률은 방향을 거의 예측할 수 없으므로, 최근 변동 크기만 반영한 RW가 이미 정답에 가깝습니다. 점 예측 연구에서 보고된 한계가 분포 예측에서도 나타난 것입니다.</w:t>
-      </w:r>
-    </w:p>
-    <w:p>
-      <w:pPr>
-        <w:keepNext/>
-        <w:widowControl/>
-        <w:spacing w:after="120" w:before="0" w:line="384"/>
-        <w:ind w:firstLine="210"/>
-        <w:jc w:val="both"/>
-      </w:pPr>
-      <w:r>
-        <w:rPr>
-          <w:rFonts w:ascii="바탕" w:cs="바탕" w:eastAsia="바탕" w:hAnsi="바탕"/>
-          <w:sz w:val="21"/>
-          <w:szCs w:val="21"/>
-          <w:lang w:val="en-US" w:eastAsia="ko-KR"/>
-        </w:rPr>
-        <w:t xml:space="preserve">답</w:t>
-      </w:r>
-    </w:p>
-    <w:p>
-      <w:pPr>
-        <w:pStyle w:val="ListParagraph"/>
-        <w:keepNext/>
-        <w:keepLines/>
-        <w:widowControl/>
-        <w:numPr>
-          <w:ilvl w:val="0"/>
-          <w:numId w:val="2"/>
-        </w:numPr>
-        <w:spacing w:after="60" w:line="384"/>
-        <w:jc w:val="both"/>
-      </w:pPr>
-      <w:r>
-        <w:rPr>
-          <w:rFonts w:ascii="바탕" w:cs="바탕" w:eastAsia="바탕" w:hAnsi="바탕"/>
-          <w:sz w:val="21"/>
-          <w:szCs w:val="21"/>
-          <w:lang w:val="en-US" w:eastAsia="ko-KR"/>
-        </w:rPr>
-        <w:t xml:space="preserve">실제 주가에서도 오차는 모델과 입력 설정에서 옵니다.</w:t>
-      </w:r>
-    </w:p>
-    <w:p>
-      <w:pPr>
-        <w:pStyle w:val="ListParagraph"/>
-        <w:keepNext w:val="false"/>
-        <w:keepLines/>
-        <w:widowControl/>
-        <w:numPr>
-          <w:ilvl w:val="0"/>
-          <w:numId w:val="2"/>
-        </w:numPr>
-        <w:spacing w:after="60" w:line="384"/>
-        <w:jc w:val="both"/>
-      </w:pPr>
-      <w:r>
-        <w:rPr>
-          <w:rFonts w:ascii="바탕" w:cs="바탕" w:eastAsia="바탕" w:hAnsi="바탕"/>
-          <w:sz w:val="21"/>
-          <w:szCs w:val="21"/>
-          <w:lang w:val="en-US" w:eastAsia="ko-KR"/>
-        </w:rPr>
-        <w:t xml:space="preserve">분포 정확도는 RW 수준이며 넘지 못했습니다(H5 미지지).</w:t>
-      </w:r>
-    </w:p>
-    <w:p>
-      <w:pPr>
-        <w:pStyle w:val="Heading2"/>
-        <w:keepNext/>
-      </w:pPr>
-      <w:r>
-        <w:rPr>
-          <w:rFonts w:ascii="바탕" w:cs="바탕" w:eastAsia="바탕" w:hAnsi="바탕"/>
-          <w:lang w:val="en-US" w:eastAsia="ko-KR"/>
-        </w:rPr>
-        <w:t xml:space="preserve">6. RQ3 처방: 재학습 없이 바로잡을 수 있는가</w:t>
-      </w:r>
-    </w:p>
-    <w:p>
-      <w:pPr>
-        <w:keepNext/>
-        <w:widowControl/>
-        <w:spacing w:after="120" w:before="0" w:line="384"/>
-        <w:ind w:firstLine="210"/>
-        <w:jc w:val="both"/>
-      </w:pPr>
-      <w:r>
-        <w:rPr>
-          <w:rFonts w:ascii="바탕" w:cs="바탕" w:eastAsia="바탕" w:hAnsi="바탕"/>
-          <w:sz w:val="21"/>
-          <w:szCs w:val="21"/>
-          <w:lang w:val="en-US" w:eastAsia="ko-KR"/>
-        </w:rPr>
-        <w:t xml:space="preserve">예상</w:t>
-      </w:r>
-    </w:p>
-    <w:p>
-      <w:pPr>
-        <w:pStyle w:val="ListParagraph"/>
-        <w:keepNext/>
-        <w:keepLines/>
-        <w:widowControl/>
-        <w:numPr>
-          <w:ilvl w:val="0"/>
-          <w:numId w:val="2"/>
-        </w:numPr>
-        <w:spacing w:after="60" w:line="384"/>
-        <w:jc w:val="both"/>
-      </w:pPr>
-      <w:r>
-        <w:rPr>
-          <w:rFonts w:ascii="바탕" w:cs="바탕" w:eastAsia="바탕" w:hAnsi="바탕"/>
-          <w:sz w:val="21"/>
-          <w:szCs w:val="21"/>
-          <w:lang w:val="en-US" w:eastAsia="ko-KR"/>
-        </w:rPr>
-        <w:t xml:space="preserve">모델은 그대로 두고 출력 구간만 매일 조정하는 사후보정(ACI-CQR)으로 커버리지가 80%로 돌아올 것이다(H6).</w:t>
-      </w:r>
-    </w:p>
-    <w:p>
-      <w:pPr>
-        <w:keepNext w:val="false"/>
-        <w:spacing w:after="60" w:before="120"/>
-        <w:jc w:val="center"/>
-      </w:pPr>
-      <w:r>
-        <w:drawing>
-          <wp:inline distT="0" distB="0" distL="0" distR="0">
-            <wp:extent cx="4143375" cy="2076450"/>
-            <wp:effectExtent t="0" r="0" b="0" l="0"/>
-            <wp:docPr id="1" name="" descr="" title=""/>
-            <wp:cNvGraphicFramePr>
-              <a:graphicFrameLocks xmlns:a="http://schemas.openxmlformats.org/drawingml/2006/main" noChangeAspect="1"/>
-            </wp:cNvGraphicFramePr>
-            <a:graphic xmlns:a="http://schemas.openxmlformats.org/drawingml/2006/main">
-              <a:graphicData uri="http://schemas.openxmlformats.org/drawingml/2006/picture">
-                <pic:pic xmlns:pic="http://schemas.openxmlformats.org/drawingml/2006/picture">
-                  <pic:nvPicPr>
-                    <pic:cNvPr id="0" name="" descr=""/>
-                    <pic:cNvPicPr>
-                      <a:picLocks noChangeAspect="1" noChangeArrowheads="1"/>
-                    </pic:cNvPicPr>
-                  </pic:nvPicPr>
-                  <pic:blipFill>
-                    <a:blip r:embed="rId11" cstate="none"/>
-                    <a:srcRect/>
-                    <a:stretch>
-                      <a:fillRect/>
-                    </a:stretch>
-                  </pic:blipFill>
-                  <pic:spPr bwMode="auto">
-                    <a:xfrm>
-                      <a:off x="0" y="0"/>
                       <a:ext cx="4143375" cy="2076450"/>
                     </a:xfrm>
                     <a:prstGeom prst="rect">
@@ -1385,7 +1031,7 @@
           <w:szCs w:val="21"/>
           <w:lang w:val="en-US" w:eastAsia="ko-KR"/>
         </w:rPr>
-        <w:t xml:space="preserve">합성 340개, 실제 19개 모델·입력 조합 모두 평균 커버리지가 80%로 돌아왔습니다(보정 후 79.8~80.7%). 너무 좁은 구간은 넓히고, 너무 넓은 구간(TimesFM-2.5 1년·가격 88%)은 좁혔습니다.</w:t>
+        <w:t xml:space="preserve">합성 340개, 실제 19개 모델·입력 조합 모두 평균 커버리지가 80%로 돌아왔습니다(보정 후 79.8~80.7%). 좁은 구간은 넓히고 넓은 구간은 좁혔습니다.</w:t>
       </w:r>
     </w:p>
     <w:p>
@@ -1408,7 +1054,7 @@
           <w:szCs w:val="21"/>
           <w:lang w:val="en-US" w:eastAsia="ko-KR"/>
         </w:rPr>
-        <w:t xml:space="preserve">대가는 구간 폭입니다. 합성 데이터에서는 참 분포를 알기 때문에 80%를 맞추는 가장 좁은 구간(이상적인 구간)을 계산할 수 있습니다. 보정된 구간은 80%를 맞추지만 폭이 이보다 5~48% 넓었습니다(과거 1년 5~24%, 한 달 14~48%). 위험을 그만큼 크게 잡는다는 뜻입니다.</w:t>
+        <w:t xml:space="preserve">대가는 폭입니다. 보정된 구간은 참 분포를 아는 경우의 가장 좁은 80% 구간보다 5~48% 넓었습니다(합성 데이터).</w:t>
       </w:r>
     </w:p>
     <w:p>
@@ -1431,7 +1077,7 @@
           <w:szCs w:val="21"/>
           <w:lang w:val="en-US" w:eastAsia="ko-KR"/>
         </w:rPr>
-        <w:t xml:space="preserve">가설 검정과 별개인 탐색 분석에서, 구간의 하단을 위험 한도(VaR 10%, '10% 확률로만 이보다 더 잃는다')로 쓰면 한도를 넘는 날의 비율이 보정 전 5.5~11.9%로 제각각이었으나 보정 후 8.6~10.8%로 모였습니다. 구간 폭으로 보유 비중을 정하는 변동성 목표 전략에서도 실현 변동이 모든 조합에서 목표의 1.05~1.14배가 되었습니다.</w:t>
+        <w:t xml:space="preserve">탐색 분석에서 구간 하단을 위험 한도(VaR 10%)로 쓰면, 한도를 넘는 날의 비율이 보정 전 5.5~11.9%에서 보정 후 8.6~10.8%로 목표 10% 근처에 모였습니다.</w:t>
       </w:r>
     </w:p>
     <w:p>
@@ -1455,7 +1101,7 @@
     <w:p>
       <w:pPr>
         <w:pStyle w:val="ListParagraph"/>
-        <w:keepNext/>
+        <w:keepNext w:val="false"/>
         <w:keepLines/>
         <w:widowControl/>
         <w:numPr>
@@ -1472,7 +1118,25 @@
           <w:szCs w:val="21"/>
           <w:lang w:val="en-US" w:eastAsia="ko-KR"/>
         </w:rPr>
-        <w:t xml:space="preserve">사후보정은 매일 실제값이 구간 밖으로 나갔는지를 보고 다음 날 구간을 넓히거나 좁힙니다. 그래서 오차의 방향과 상관없이 작동합니다.</w:t>
+        <w:t xml:space="preserve">보정은 매일 실제 가격이 구간 밖으로 나갔는지를 보고 다음 날 구간을 넓히거나 좁히므로, 오차의 방향과 상관없이 작동합니다. 다만 맞추는 것은 평균 커버리지이며, 한도를 넘는 날이 특정 시기에 몰리는 문제는 일부 조합(한 달·가격)에 남았습니다.</w:t>
+      </w:r>
+    </w:p>
+    <w:p>
+      <w:pPr>
+        <w:keepNext/>
+        <w:widowControl/>
+        <w:spacing w:after="120" w:before="0" w:line="384"/>
+        <w:ind w:firstLine="210"/>
+        <w:jc w:val="both"/>
+      </w:pPr>
+      <w:r>
+        <w:rPr>
+          <w:rFonts w:ascii="바탕" w:cs="바탕" w:eastAsia="바탕" w:hAnsi="바탕"/>
+          <w:sz w:val="21"/>
+          <w:szCs w:val="21"/>
+          <w:lang w:val="en-US" w:eastAsia="ko-KR"/>
+        </w:rPr>
+        <w:t xml:space="preserve">답</w:t>
       </w:r>
     </w:p>
     <w:p>
@@ -1495,12 +1159,25 @@
           <w:szCs w:val="21"/>
           <w:lang w:val="en-US" w:eastAsia="ko-KR"/>
         </w:rPr>
-        <w:t xml:space="preserve">다만 맞추는 것은 기간 전체의 평균 커버리지입니다. 한도를 넘는 날이 특정 시기에 몰려 오는 문제는 일부 조합(한 달·가격)에 남았고, 분위수 전체의 정확도를 높이지는 않습니다.</w:t>
-      </w:r>
-    </w:p>
-    <w:p>
-      <w:pPr>
-        <w:keepNext/>
+        <w:t xml:space="preserve">재학습 없는 사후보정으로 모든 경우 평균 커버리지가 80%로 복원되고(H6 지지), 대가는 5~48% 넓은 구간입니다.</w:t>
+      </w:r>
+    </w:p>
+    <w:p>
+      <w:pPr>
+        <w:pStyle w:val="Heading2"/>
+        <w:keepNext/>
+      </w:pPr>
+      <w:r>
+        <w:rPr>
+          <w:rFonts w:ascii="바탕" w:cs="바탕" w:eastAsia="바탕" w:hAnsi="바탕"/>
+          <w:lang w:val="en-US" w:eastAsia="ko-KR"/>
+        </w:rPr>
+        <w:t xml:space="preserve">7. 한계</w:t>
+      </w:r>
+    </w:p>
+    <w:p>
+      <w:pPr>
+        <w:keepNext w:val="false"/>
         <w:widowControl/>
         <w:spacing w:after="120" w:before="0" w:line="384"/>
         <w:ind w:firstLine="210"/>
@@ -1513,84 +1190,7 @@
           <w:szCs w:val="21"/>
           <w:lang w:val="en-US" w:eastAsia="ko-KR"/>
         </w:rPr>
-        <w:t xml:space="preserve">답</w:t>
-      </w:r>
-    </w:p>
-    <w:p>
-      <w:pPr>
-        <w:pStyle w:val="ListParagraph"/>
-        <w:keepNext/>
-        <w:keepLines/>
-        <w:widowControl/>
-        <w:numPr>
-          <w:ilvl w:val="0"/>
-          <w:numId w:val="2"/>
-        </w:numPr>
-        <w:spacing w:after="60" w:line="384"/>
-        <w:jc w:val="both"/>
-      </w:pPr>
-      <w:r>
-        <w:rPr>
-          <w:rFonts w:ascii="바탕" w:cs="바탕" w:eastAsia="바탕" w:hAnsi="바탕"/>
-          <w:sz w:val="21"/>
-          <w:szCs w:val="21"/>
-          <w:lang w:val="en-US" w:eastAsia="ko-KR"/>
-        </w:rPr>
-        <w:t xml:space="preserve">재학습 없는 사후보정으로 모든 경우 평균 커버리지가 80%로 복원됩니다(H6 지지).</w:t>
-      </w:r>
-    </w:p>
-    <w:p>
-      <w:pPr>
-        <w:pStyle w:val="ListParagraph"/>
-        <w:keepNext w:val="false"/>
-        <w:keepLines/>
-        <w:widowControl/>
-        <w:numPr>
-          <w:ilvl w:val="0"/>
-          <w:numId w:val="2"/>
-        </w:numPr>
-        <w:spacing w:after="60" w:line="384"/>
-        <w:jc w:val="both"/>
-      </w:pPr>
-      <w:r>
-        <w:rPr>
-          <w:rFonts w:ascii="바탕" w:cs="바탕" w:eastAsia="바탕" w:hAnsi="바탕"/>
-          <w:sz w:val="21"/>
-          <w:szCs w:val="21"/>
-          <w:lang w:val="en-US" w:eastAsia="ko-KR"/>
-        </w:rPr>
-        <w:t xml:space="preserve">대가는 이상적인 구간보다 5~48% 넓은 구간입니다.</w:t>
-      </w:r>
-    </w:p>
-    <w:p>
-      <w:pPr>
-        <w:pStyle w:val="Heading2"/>
-        <w:keepNext/>
-      </w:pPr>
-      <w:r>
-        <w:rPr>
-          <w:rFonts w:ascii="바탕" w:cs="바탕" w:eastAsia="바탕" w:hAnsi="바탕"/>
-          <w:lang w:val="en-US" w:eastAsia="ko-KR"/>
-        </w:rPr>
-        <w:t xml:space="preserve">7. 한계</w:t>
-      </w:r>
-    </w:p>
-    <w:p>
-      <w:pPr>
-        <w:keepNext w:val="false"/>
-        <w:widowControl/>
-        <w:spacing w:after="120" w:before="0" w:line="384"/>
-        <w:ind w:firstLine="210"/>
-        <w:jc w:val="both"/>
-      </w:pPr>
-      <w:r>
-        <w:rPr>
-          <w:rFonts w:ascii="바탕" w:cs="바탕" w:eastAsia="바탕" w:hAnsi="바탕"/>
-          <w:sz w:val="21"/>
-          <w:szCs w:val="21"/>
-          <w:lang w:val="en-US" w:eastAsia="ko-KR"/>
-        </w:rPr>
-        <w:t xml:space="preserve">주분석은 80% 구간이며(일부 모델이 극단 분위수를 출력하지 않음), 98% 구간은 Chronos-2 한 모델로만 확인하였습니다. 다음 날 예측과 미국·한국 대형주 10종목에 한정됩니다. 입력은 종가에서 얻은 단변량 계열이며 거래량 등 외부 변수는 쓰지 않았습니다(커버리지 오차는 거래량이 없는 합성 데이터에서도 같게 나타남). Chronos-T5는 계산 시간 문제로 base 크기를 사용하였습니다.</w:t>
+        <w:t xml:space="preserve">주분석은 80% 구간이며 98% 구간은 Chronos-2 한 모델로만 확인했습니다. 다음 날 예측과 미국·한국 대형주 10종목에 한정되고, 입력은 종가에서 얻은 단변량 계열입니다(거래량 등 외부 변수는 쓰지 않았으나, 커버리지 오차는 거래량이 없는 합성 데이터에서도 같게 나타남). Chronos-T5는 계산 시간 문제로 base 크기를 사용했습니다.</w:t>
       </w:r>
     </w:p>
     <w:p>

--- a/05_논문작성/v4/석사학위논문_초고_요약_김승민.docx
+++ b/05_논문작성/v4/석사학위논문_초고_요약_김승민.docx
@@ -392,7 +392,7 @@
       <w:r>
         <w:drawing>
           <wp:inline distT="0" distB="0" distL="0" distR="0">
-            <wp:extent cx="4143375" cy="2333625"/>
+            <wp:extent cx="5762625" cy="3457575"/>
             <wp:effectExtent t="0" r="0" b="0" l="0"/>
             <wp:docPr id="1" name="" descr="" title=""/>
             <wp:cNvGraphicFramePr>
@@ -417,7 +417,7 @@
                   <pic:spPr bwMode="auto">
                     <a:xfrm>
                       <a:off x="0" y="0"/>
-                      <a:ext cx="4143375" cy="2333625"/>
+                      <a:ext cx="5762625" cy="3457575"/>
                     </a:xfrm>
                     <a:prstGeom prst="rect">
                       <a:avLst/>
@@ -685,7 +685,7 @@
       <w:r>
         <w:drawing>
           <wp:inline distT="0" distB="0" distL="0" distR="0">
-            <wp:extent cx="4143375" cy="3362325"/>
+            <wp:extent cx="4391025" cy="3571875"/>
             <wp:effectExtent t="0" r="0" b="0" l="0"/>
             <wp:docPr id="1" name="" descr="" title=""/>
             <wp:cNvGraphicFramePr>
@@ -710,7 +710,7 @@
                   <pic:spPr bwMode="auto">
                     <a:xfrm>
                       <a:off x="0" y="0"/>
-                      <a:ext cx="4143375" cy="3362325"/>
+                      <a:ext cx="4391025" cy="3571875"/>
                     </a:xfrm>
                     <a:prstGeom prst="rect">
                       <a:avLst/>
@@ -955,7 +955,7 @@
       <w:r>
         <w:drawing>
           <wp:inline distT="0" distB="0" distL="0" distR="0">
-            <wp:extent cx="4143375" cy="2076450"/>
+            <wp:extent cx="5762625" cy="2838450"/>
             <wp:effectExtent t="0" r="0" b="0" l="0"/>
             <wp:docPr id="1" name="" descr="" title=""/>
             <wp:cNvGraphicFramePr>
@@ -980,7 +980,7 @@
                   <pic:spPr bwMode="auto">
                     <a:xfrm>
                       <a:off x="0" y="0"/>
-                      <a:ext cx="4143375" cy="2076450"/>
+                      <a:ext cx="5762625" cy="2838450"/>
                     </a:xfrm>
                     <a:prstGeom prst="rect">
                       <a:avLst/>

--- a/05_논문작성/v4/석사학위논문_초고_요약_김승민.docx
+++ b/05_논문작성/v4/석사학위논문_초고_요약_김승민.docx
@@ -147,7 +147,7 @@
     </w:p>
     <w:p>
       <w:pPr>
-        <w:keepNext/>
+        <w:keepNext w:val="false"/>
         <w:keepLines/>
         <w:widowControl/>
         <w:spacing w:after="60" w:line="384"/>
@@ -240,7 +240,7 @@
     <w:p>
       <w:pPr>
         <w:pStyle w:val="ListParagraph"/>
-        <w:keepNext/>
+        <w:keepNext w:val="false"/>
         <w:keepLines/>
         <w:widowControl/>
         <w:numPr>
@@ -263,7 +263,7 @@
     <w:p>
       <w:pPr>
         <w:pStyle w:val="ListParagraph"/>
-        <w:keepNext/>
+        <w:keepNext w:val="false"/>
         <w:keepLines/>
         <w:widowControl/>
         <w:numPr>
@@ -286,7 +286,7 @@
     <w:p>
       <w:pPr>
         <w:pStyle w:val="ListParagraph"/>
-        <w:keepNext/>
+        <w:keepNext w:val="false"/>
         <w:keepLines/>
         <w:widowControl/>
         <w:numPr>
@@ -474,7 +474,7 @@
     <w:p>
       <w:pPr>
         <w:pStyle w:val="ListParagraph"/>
-        <w:keepNext/>
+        <w:keepNext w:val="false"/>
         <w:keepLines/>
         <w:widowControl/>
         <w:numPr>
@@ -1037,7 +1037,7 @@
     <w:p>
       <w:pPr>
         <w:pStyle w:val="ListParagraph"/>
-        <w:keepNext/>
+        <w:keepNext w:val="false"/>
         <w:keepLines/>
         <w:widowControl/>
         <w:numPr>

--- a/05_논문작성/v4/석사학위논문_초고_요약_김승민.docx
+++ b/05_논문작성/v4/석사학위논문_초고_요약_김승민.docx
@@ -110,7 +110,7 @@
           <w:szCs w:val="21"/>
           <w:lang w:val="en-US" w:eastAsia="ko-KR"/>
         </w:rPr>
-        <w:t xml:space="preserve">TSFM은 과거 가격이나 수익률만 넣으면 내일 값의 분포를 분위수 9개(10%~90%)로 냅니다. 그 양 끝을 이은 범위가 80% 예측구간입니다. 예를 들어 오늘 100원인 주식에 "내일 97.3~102.7원"이라는 구간을 냈다면, 이런 구간을 매일 낼 때 실제 다음 날 가격이 그 안에 들어오는 날이 80%여야 약속을 지킨 것입니다. 이 비율을 커버리지라고 합니다. 커버리지가 80%보다 낮으면 위험을 작게 본 것이고 높으면 크게 본 것이어서, 어느 쪽이든 이 구간으로 정하는 위험 한도(VaR)나 투자 비중을 틀리게 만듭니다. 그런데 금융 TSFM 연구는 점 예측 정확도만 비교했고, 이 구간이 실제로 80% 맞는지는 검증되지 않았습니다. 그래서 본 연구는 구간이 틀어지는 원인이 금융 데이터의 특성인지 모델과 입력 설정인지(RQ1 진단), 실제 주가에서 가장 단순한 기준(RW)보다 나은지(RQ2 실증), 모델을 재학습하지 않는 사후보정으로 80%로 되돌릴 수 있는지와 그 대가는 무엇인지(RQ3 처방)를 묻습니다.</w:t>
+        <w:t xml:space="preserve">TSFM은 과거 가격이나 수익률을 넣으면 내일 값의 분포를 분위수 9개(10%~90%)로 내고, 그 양 끝이 80% 예측구간입니다. 예를 들어 오늘 100원인 주식에 매일 "내일 97.3~102.7원" 같은 구간을 낸다면, 실제 다음 날 가격이 그 안에 드는 날이 80%여야 하며 이 비율을 커버리지라고 합니다. 80%보다 낮으면 위험을 작게, 높으면 크게 본 것이어서 어느 쪽이든 위험 한도(VaR)나 투자 비중을 틀리게 만듭니다. 그런데 금융 TSFM 연구는 점 예측 정확도만 비교했고 이 구간은 검증되지 않았습니다. 그래서 본 연구는 구간이 틀어지는 원인이 금융 데이터의 특성인지 모델과 입력 설정인지(RQ1 진단), 실제 주가에서 가장 단순한 기준(RW)보다 나은지(RQ2 실증), 재학습 없는 사후보정으로 80%로 되돌릴 수 있는지와 그 대가는 무엇인지(RQ3 처방)를 묻습니다.</w:t>
       </w:r>
     </w:p>
     <w:p>
@@ -198,7 +198,7 @@
           <w:szCs w:val="21"/>
           <w:lang w:val="en-US" w:eastAsia="ko-KR"/>
         </w:rPr>
-        <w:t xml:space="preserve">기여: 크게 어긋나는 모델과 설정을 실제 데이터에 쓰기 전에 가려내는 합성 데이터 점검 절차와, 그 오차를 재학습 없이 바로잡는 사후보정을 합성과 실제 양쪽에서 검증했습니다.</w:t>
+        <w:t xml:space="preserve">기여: 크게 어긋나는 모델과 설정을 미리 가려내는 합성 데이터 점검 절차와, 재학습 없는 사후보정의 효과를 합성과 실제 양쪽에서 검증했습니다.</w:t>
       </w:r>
     </w:p>
     <w:p>

--- a/05_논문작성/v4/석사학위논문_초고_요약_김승민.docx
+++ b/05_논문작성/v4/석사학위논문_초고_요약_김승민.docx
@@ -13,24 +13,6 @@
           <w:lang w:val="en-US" w:eastAsia="ko-KR"/>
         </w:rPr>
         <w:t xml:space="preserve">석사학위논문 초고 요약</w:t>
-      </w:r>
-    </w:p>
-    <w:p>
-      <w:pPr>
-        <w:keepNext w:val="false"/>
-        <w:widowControl/>
-        <w:spacing w:after="120" w:before="0" w:line="384"/>
-        <w:ind w:firstLine="210"/>
-        <w:jc w:val="both"/>
-      </w:pPr>
-      <w:r>
-        <w:rPr>
-          <w:rFonts w:ascii="바탕" w:cs="바탕" w:eastAsia="바탕" w:hAnsi="바탕"/>
-          <w:sz w:val="21"/>
-          <w:szCs w:val="21"/>
-          <w:lang w:val="en-US" w:eastAsia="ko-KR"/>
-        </w:rPr>
-        <w:t xml:space="preserve">인공지능융합학과 김승민 · 2026년 10월</w:t>
       </w:r>
     </w:p>
     <w:p>
